--- a/docs/artifacts/spec-documents/04-software-requirements-specification.docx
+++ b/docs/artifacts/spec-documents/04-software-requirements-specification.docx
@@ -23,7 +23,7 @@
         <w:pStyle w:val="Date"/>
       </w:pPr>
       <w:r>
-        <w:t xml:space="preserve">2026-09-12</w:t>
+        <w:t xml:space="preserve">2026-09-13</w:t>
       </w:r>
     </w:p>
     <w:sdt>
@@ -52,7 +52,7 @@
         </w:p>
       </w:sdtContent>
     </w:sdt>
-    <w:bookmarkStart w:id="43" w:name="Xfe7bed4e53f5e4573dd961ca6e61ce47e865d29"/>
+    <w:bookmarkStart w:id="44" w:name="Xfe7bed4e53f5e4573dd961ca6e61ce47e865d29"/>
     <w:p>
       <w:pPr>
         <w:pStyle w:val="Heading1"/>
@@ -316,7 +316,7 @@
               <w:jc w:val="left"/>
             </w:pPr>
             <w:r>
-              <w:t xml:space="preserve">2026-09-12T01:01:53Z</w:t>
+              <w:t xml:space="preserve">2026-09-13T02:20:37Z</w:t>
             </w:r>
           </w:p>
         </w:tc>
@@ -336,16 +336,998 @@
         <w:pStyle w:val="FirstParagraph"/>
       </w:pPr>
       <w:r>
-        <w:t xml:space="preserve">Software requirements (SWRs and software-facing requirements) of both profiles, grouped under their parent FSR with the allocation rationale quoted.</w:t>
+        <w:t xml:space="preserve">Software requirements of both corpus profiles (SWRs grouped under their parent FSR with allocation rationale) plus software requirements reverse-engineered from the 40 implemented modules and the diagnosis/SOA configuration.</w:t>
       </w:r>
     </w:p>
     <w:bookmarkEnd w:id="20"/>
-    <w:bookmarkStart w:id="30" w:name="profile-as_is"/>
+    <w:bookmarkStart w:id="21" w:name="X6317600dfe579ae0fcb6f3227648ee40ae6e828"/>
     <w:p>
       <w:pPr>
         <w:pStyle w:val="Heading2"/>
       </w:pPr>
       <w:r>
+        <w:t xml:space="preserve">Reverse-Engineered Software Requirements (module-grounded)</w:t>
+      </w:r>
+    </w:p>
+    <w:p>
+      <w:pPr>
+        <w:pStyle w:val="FirstParagraph"/>
+      </w:pPr>
+      <w:r>
+        <w:t xml:space="preserve">The implemented software directly satisfies the following software requirements. Each requirement cites its implementing module(s) with repository anchors; unit-test evidence is listed per module in the Detailed Design and Implementation Mapping documents.</w:t>
+      </w:r>
+    </w:p>
+    <w:tbl>
+      <w:tblPr>
+        <w:tblStyle w:val="Table"/>
+        <w:tblW w:type="pct" w:w="5000"/>
+        <w:jc w:val="left"/>
+        <w:tblLayout w:type="fixed"/>
+        <w:tblLook w:firstRow="1" w:lastRow="0" w:firstColumn="0" w:lastColumn="0" w:noHBand="0" w:noVBand="0" w:val="0020"/>
+      </w:tblPr>
+      <w:tblGrid>
+        <w:gridCol w:w="2640"/>
+        <w:gridCol w:w="2640"/>
+        <w:gridCol w:w="2640"/>
+      </w:tblGrid>
+      <w:tr>
+        <w:trPr>
+          <w:tblHeader w:val="on"/>
+        </w:trPr>
+        <w:tc>
+          <w:tcPr/>
+          <w:p>
+            <w:pPr>
+              <w:pStyle w:val="Compact"/>
+              <w:jc w:val="left"/>
+            </w:pPr>
+            <w:r>
+              <w:t xml:space="preserve">ID</w:t>
+            </w:r>
+          </w:p>
+        </w:tc>
+        <w:tc>
+          <w:tcPr/>
+          <w:p>
+            <w:pPr>
+              <w:pStyle w:val="Compact"/>
+              <w:jc w:val="left"/>
+            </w:pPr>
+            <w:r>
+              <w:t xml:space="preserve">Requirement</w:t>
+            </w:r>
+          </w:p>
+        </w:tc>
+        <w:tc>
+          <w:tcPr/>
+          <w:p>
+            <w:pPr>
+              <w:pStyle w:val="Compact"/>
+              <w:jc w:val="left"/>
+            </w:pPr>
+            <w:r>
+              <w:t xml:space="preserve">Implementing modules (anchors)</w:t>
+            </w:r>
+          </w:p>
+        </w:tc>
+      </w:tr>
+      <w:tr>
+        <w:tc>
+          <w:tcPr/>
+          <w:p>
+            <w:pPr>
+              <w:pStyle w:val="Compact"/>
+              <w:jc w:val="left"/>
+            </w:pPr>
+            <w:r>
+              <w:rPr>
+                <w:rStyle w:val="VerbatimChar"/>
+              </w:rPr>
+              <w:t xml:space="preserve">SWR-RE-01</w:t>
+            </w:r>
+          </w:p>
+        </w:tc>
+        <w:tc>
+          <w:tcPr/>
+          <w:p>
+            <w:pPr>
+              <w:pStyle w:val="Compact"/>
+              <w:jc w:val="left"/>
+            </w:pPr>
+            <w:r>
+              <w:t xml:space="preserve">The software shall acquire cell voltages and cell temperatures via the AFE daisy-chain and validate them (plausibility, redundancy).</w:t>
+            </w:r>
+          </w:p>
+        </w:tc>
+        <w:tc>
+          <w:tcPr/>
+          <w:p>
+            <w:pPr>
+              <w:pStyle w:val="Compact"/>
+              <w:jc w:val="left"/>
+            </w:pPr>
+            <w:r>
+              <w:rPr>
+                <w:rStyle w:val="VerbatimChar"/>
+              </w:rPr>
+              <w:t xml:space="preserve">src/app/driver/afe/*</w:t>
+            </w:r>
+            <w:r>
+              <w:t xml:space="preserve"> </w:t>
+            </w:r>
+            <w:r>
+              <w:t xml:space="preserve">(8 AFE drivers),</w:t>
+            </w:r>
+            <w:r>
+              <w:t xml:space="preserve"> </w:t>
+            </w:r>
+            <w:r>
+              <w:rPr>
+                <w:rStyle w:val="VerbatimChar"/>
+              </w:rPr>
+              <w:t xml:space="preserve">src/app/driver/meas/</w:t>
+            </w:r>
+            <w:r>
+              <w:t xml:space="preserve">,</w:t>
+            </w:r>
+            <w:r>
+              <w:t xml:space="preserve"> </w:t>
+            </w:r>
+            <w:r>
+              <w:rPr>
+                <w:rStyle w:val="VerbatimChar"/>
+              </w:rPr>
+              <w:t xml:space="preserve">src/app/application/plausibility/</w:t>
+            </w:r>
+            <w:r>
+              <w:t xml:space="preserve">,</w:t>
+            </w:r>
+            <w:r>
+              <w:t xml:space="preserve"> </w:t>
+            </w:r>
+            <w:r>
+              <w:rPr>
+                <w:rStyle w:val="VerbatimChar"/>
+              </w:rPr>
+              <w:t xml:space="preserve">src/app/application/redundancy/</w:t>
+            </w:r>
+          </w:p>
+        </w:tc>
+      </w:tr>
+      <w:tr>
+        <w:tc>
+          <w:tcPr/>
+          <w:p>
+            <w:pPr>
+              <w:pStyle w:val="Compact"/>
+              <w:jc w:val="left"/>
+            </w:pPr>
+            <w:r>
+              <w:rPr>
+                <w:rStyle w:val="VerbatimChar"/>
+              </w:rPr>
+              <w:t xml:space="preserve">SWR-RE-02</w:t>
+            </w:r>
+          </w:p>
+        </w:tc>
+        <w:tc>
+          <w:tcPr/>
+          <w:p>
+            <w:pPr>
+              <w:pStyle w:val="Compact"/>
+              <w:jc w:val="left"/>
+            </w:pPr>
+            <w:r>
+              <w:t xml:space="preserve">The software shall evaluate the safe operating area (cell voltage, cell temperature, cell/pack current) against MOL/RSL/MSL limits.</w:t>
+            </w:r>
+          </w:p>
+        </w:tc>
+        <w:tc>
+          <w:tcPr/>
+          <w:p>
+            <w:pPr>
+              <w:pStyle w:val="Compact"/>
+              <w:jc w:val="left"/>
+            </w:pPr>
+            <w:r>
+              <w:rPr>
+                <w:rStyle w:val="VerbatimChar"/>
+              </w:rPr>
+              <w:t xml:space="preserve">src/app/application/soa/soa.c</w:t>
+            </w:r>
+            <w:r>
+              <w:t xml:space="preserve"> </w:t>
+            </w:r>
+            <w:r>
+              <w:t xml:space="preserve">(</w:t>
+            </w:r>
+            <w:r>
+              <w:rPr>
+                <w:rStyle w:val="VerbatimChar"/>
+              </w:rPr>
+              <w:t xml:space="preserve">SOA_*</w:t>
+            </w:r>
+            <w:r>
+              <w:t xml:space="preserve">), config</w:t>
+            </w:r>
+            <w:r>
+              <w:t xml:space="preserve"> </w:t>
+            </w:r>
+            <w:r>
+              <w:rPr>
+                <w:rStyle w:val="VerbatimChar"/>
+              </w:rPr>
+              <w:t xml:space="preserve">battery_cell_cfg.h</w:t>
+            </w:r>
+          </w:p>
+        </w:tc>
+      </w:tr>
+      <w:tr>
+        <w:tc>
+          <w:tcPr/>
+          <w:p>
+            <w:pPr>
+              <w:pStyle w:val="Compact"/>
+              <w:jc w:val="left"/>
+            </w:pPr>
+            <w:r>
+              <w:rPr>
+                <w:rStyle w:val="VerbatimChar"/>
+              </w:rPr>
+              <w:t xml:space="preserve">SWR-RE-03</w:t>
+            </w:r>
+          </w:p>
+        </w:tc>
+        <w:tc>
+          <w:tcPr/>
+          <w:p>
+            <w:pPr>
+              <w:pStyle w:val="Compact"/>
+              <w:jc w:val="left"/>
+            </w:pPr>
+            <w:r>
+              <w:t xml:space="preserve">The software shall detect and classify 85 diagnosis events with configurable severity, latency and occurrence counters.</w:t>
+            </w:r>
+          </w:p>
+        </w:tc>
+        <w:tc>
+          <w:tcPr/>
+          <w:p>
+            <w:pPr>
+              <w:pStyle w:val="Compact"/>
+              <w:jc w:val="left"/>
+            </w:pPr>
+            <w:r>
+              <w:rPr>
+                <w:rStyle w:val="VerbatimChar"/>
+              </w:rPr>
+              <w:t xml:space="preserve">src/app/engine/diag/</w:t>
+            </w:r>
+            <w:r>
+              <w:t xml:space="preserve">,</w:t>
+            </w:r>
+            <w:r>
+              <w:t xml:space="preserve"> </w:t>
+            </w:r>
+            <w:r>
+              <w:rPr>
+                <w:rStyle w:val="VerbatimChar"/>
+              </w:rPr>
+              <w:t xml:space="preserve">src/app/engine/config/diag_cfg.c</w:t>
+            </w:r>
+          </w:p>
+        </w:tc>
+      </w:tr>
+      <w:tr>
+        <w:tc>
+          <w:tcPr/>
+          <w:p>
+            <w:pPr>
+              <w:pStyle w:val="Compact"/>
+              <w:jc w:val="left"/>
+            </w:pPr>
+            <w:r>
+              <w:rPr>
+                <w:rStyle w:val="VerbatimChar"/>
+              </w:rPr>
+              <w:t xml:space="preserve">SWR-RE-04</w:t>
+            </w:r>
+          </w:p>
+        </w:tc>
+        <w:tc>
+          <w:tcPr/>
+          <w:p>
+            <w:pPr>
+              <w:pStyle w:val="Compact"/>
+              <w:jc w:val="left"/>
+            </w:pPr>
+            <w:r>
+              <w:t xml:space="preserve">The software shall run the BMS state machine (13 states, 34 substates) in the 10 ms task context and reach the safe state (contactors open) on fatal errors.</w:t>
+            </w:r>
+          </w:p>
+        </w:tc>
+        <w:tc>
+          <w:tcPr/>
+          <w:p>
+            <w:pPr>
+              <w:pStyle w:val="Compact"/>
+              <w:jc w:val="left"/>
+            </w:pPr>
+            <w:r>
+              <w:rPr>
+                <w:rStyle w:val="VerbatimChar"/>
+              </w:rPr>
+              <w:t xml:space="preserve">src/app/application/bms/</w:t>
+            </w:r>
+            <w:r>
+              <w:t xml:space="preserve">,</w:t>
+            </w:r>
+            <w:r>
+              <w:t xml:space="preserve"> </w:t>
+            </w:r>
+            <w:r>
+              <w:rPr>
+                <w:rStyle w:val="VerbatimChar"/>
+              </w:rPr>
+              <w:t xml:space="preserve">src/app/application/config/bms_cfg.h</w:t>
+            </w:r>
+          </w:p>
+        </w:tc>
+      </w:tr>
+      <w:tr>
+        <w:tc>
+          <w:tcPr/>
+          <w:p>
+            <w:pPr>
+              <w:pStyle w:val="Compact"/>
+              <w:jc w:val="left"/>
+            </w:pPr>
+            <w:r>
+              <w:rPr>
+                <w:rStyle w:val="VerbatimChar"/>
+              </w:rPr>
+              <w:t xml:space="preserve">SWR-RE-05</w:t>
+            </w:r>
+          </w:p>
+        </w:tc>
+        <w:tc>
+          <w:tcPr/>
+          <w:p>
+            <w:pPr>
+              <w:pStyle w:val="Compact"/>
+              <w:jc w:val="left"/>
+            </w:pPr>
+            <w:r>
+              <w:t xml:space="preserve">The software shall control string-minus, string-plus and precharge contactors through smart power switches with feedback supervision.</w:t>
+            </w:r>
+          </w:p>
+        </w:tc>
+        <w:tc>
+          <w:tcPr/>
+          <w:p>
+            <w:pPr>
+              <w:pStyle w:val="Compact"/>
+              <w:jc w:val="left"/>
+            </w:pPr>
+            <w:r>
+              <w:rPr>
+                <w:rStyle w:val="VerbatimChar"/>
+              </w:rPr>
+              <w:t xml:space="preserve">src/app/driver/contactor/</w:t>
+            </w:r>
+            <w:r>
+              <w:t xml:space="preserve">,</w:t>
+            </w:r>
+            <w:r>
+              <w:t xml:space="preserve"> </w:t>
+            </w:r>
+            <w:r>
+              <w:rPr>
+                <w:rStyle w:val="VerbatimChar"/>
+              </w:rPr>
+              <w:t xml:space="preserve">src/app/driver/sps/</w:t>
+            </w:r>
+          </w:p>
+        </w:tc>
+      </w:tr>
+      <w:tr>
+        <w:tc>
+          <w:tcPr/>
+          <w:p>
+            <w:pPr>
+              <w:pStyle w:val="Compact"/>
+              <w:jc w:val="left"/>
+            </w:pPr>
+            <w:r>
+              <w:rPr>
+                <w:rStyle w:val="VerbatimChar"/>
+              </w:rPr>
+              <w:t xml:space="preserve">SWR-RE-06</w:t>
+            </w:r>
+          </w:p>
+        </w:tc>
+        <w:tc>
+          <w:tcPr/>
+          <w:p>
+            <w:pPr>
+              <w:pStyle w:val="Compact"/>
+              <w:jc w:val="left"/>
+            </w:pPr>
+            <w:r>
+              <w:t xml:space="preserve">The software shall supervise the interlock line and open the contactors on interlock faults.</w:t>
+            </w:r>
+          </w:p>
+        </w:tc>
+        <w:tc>
+          <w:tcPr/>
+          <w:p>
+            <w:pPr>
+              <w:pStyle w:val="Compact"/>
+              <w:jc w:val="left"/>
+            </w:pPr>
+            <w:r>
+              <w:rPr>
+                <w:rStyle w:val="VerbatimChar"/>
+              </w:rPr>
+              <w:t xml:space="preserve">src/app/driver/interlock/</w:t>
+            </w:r>
+            <w:r>
+              <w:t xml:space="preserve"> </w:t>
+            </w:r>
+            <w:r>
+              <w:t xml:space="preserve">(ILCK)</w:t>
+            </w:r>
+          </w:p>
+        </w:tc>
+      </w:tr>
+      <w:tr>
+        <w:tc>
+          <w:tcPr/>
+          <w:p>
+            <w:pPr>
+              <w:pStyle w:val="Compact"/>
+              <w:jc w:val="left"/>
+            </w:pPr>
+            <w:r>
+              <w:rPr>
+                <w:rStyle w:val="VerbatimChar"/>
+              </w:rPr>
+              <w:t xml:space="preserve">SWR-RE-07</w:t>
+            </w:r>
+          </w:p>
+        </w:tc>
+        <w:tc>
+          <w:tcPr/>
+          <w:p>
+            <w:pPr>
+              <w:pStyle w:val="Compact"/>
+              <w:jc w:val="left"/>
+            </w:pPr>
+            <w:r>
+              <w:t xml:space="preserve">The software shall balance cells passively (reference strategy: voltage-based).</w:t>
+            </w:r>
+          </w:p>
+        </w:tc>
+        <w:tc>
+          <w:tcPr/>
+          <w:p>
+            <w:pPr>
+              <w:pStyle w:val="Compact"/>
+              <w:jc w:val="left"/>
+            </w:pPr>
+            <w:r>
+              <w:rPr>
+                <w:rStyle w:val="VerbatimChar"/>
+              </w:rPr>
+              <w:t xml:space="preserve">src/app/application/bal/</w:t>
+            </w:r>
+            <w:r>
+              <w:t xml:space="preserve"> </w:t>
+            </w:r>
+            <w:r>
+              <w:t xml:space="preserve">(strategies:</w:t>
+            </w:r>
+            <w:r>
+              <w:t xml:space="preserve"> </w:t>
+            </w:r>
+            <w:r>
+              <w:rPr>
+                <w:rStyle w:val="VerbatimChar"/>
+              </w:rPr>
+              <w:t xml:space="preserve">none</w:t>
+            </w:r>
+            <w:r>
+              <w:t xml:space="preserve">,</w:t>
+            </w:r>
+            <w:r>
+              <w:t xml:space="preserve"> </w:t>
+            </w:r>
+            <w:r>
+              <w:rPr>
+                <w:rStyle w:val="VerbatimChar"/>
+              </w:rPr>
+              <w:t xml:space="preserve">voltage</w:t>
+            </w:r>
+            <w:r>
+              <w:t xml:space="preserve">)</w:t>
+            </w:r>
+          </w:p>
+        </w:tc>
+      </w:tr>
+      <w:tr>
+        <w:tc>
+          <w:tcPr/>
+          <w:p>
+            <w:pPr>
+              <w:pStyle w:val="Compact"/>
+              <w:jc w:val="left"/>
+            </w:pPr>
+            <w:r>
+              <w:rPr>
+                <w:rStyle w:val="VerbatimChar"/>
+              </w:rPr>
+              <w:t xml:space="preserve">SWR-RE-08</w:t>
+            </w:r>
+          </w:p>
+        </w:tc>
+        <w:tc>
+          <w:tcPr/>
+          <w:p>
+            <w:pPr>
+              <w:pStyle w:val="Compact"/>
+              <w:jc w:val="left"/>
+            </w:pPr>
+            <w:r>
+              <w:t xml:space="preserve">The software shall estimate SOC/SOE/SOF/SOH (reference: coulomb/energy counting, trapezoid SOF).</w:t>
+            </w:r>
+          </w:p>
+        </w:tc>
+        <w:tc>
+          <w:tcPr/>
+          <w:p>
+            <w:pPr>
+              <w:pStyle w:val="Compact"/>
+              <w:jc w:val="left"/>
+            </w:pPr>
+            <w:r>
+              <w:rPr>
+                <w:rStyle w:val="VerbatimChar"/>
+              </w:rPr>
+              <w:t xml:space="preserve">src/app/application/algorithm/state_estimation/</w:t>
+            </w:r>
+            <w:r>
+              <w:t xml:space="preserve">,</w:t>
+            </w:r>
+            <w:r>
+              <w:t xml:space="preserve"> </w:t>
+            </w:r>
+            <w:r>
+              <w:rPr>
+                <w:rStyle w:val="VerbatimChar"/>
+              </w:rPr>
+              <w:t xml:space="preserve">algorithm.c</w:t>
+            </w:r>
+          </w:p>
+        </w:tc>
+      </w:tr>
+      <w:tr>
+        <w:tc>
+          <w:tcPr/>
+          <w:p>
+            <w:pPr>
+              <w:pStyle w:val="Compact"/>
+              <w:jc w:val="left"/>
+            </w:pPr>
+            <w:r>
+              <w:rPr>
+                <w:rStyle w:val="VerbatimChar"/>
+              </w:rPr>
+              <w:t xml:space="preserve">SWR-RE-09</w:t>
+            </w:r>
+          </w:p>
+        </w:tc>
+        <w:tc>
+          <w:tcPr/>
+          <w:p>
+            <w:pPr>
+              <w:pStyle w:val="Compact"/>
+              <w:jc w:val="left"/>
+            </w:pPr>
+            <w:r>
+              <w:t xml:space="preserve">The software shall exchange data asynchronously between tasks via the database (single producer, multiple consumers).</w:t>
+            </w:r>
+          </w:p>
+        </w:tc>
+        <w:tc>
+          <w:tcPr/>
+          <w:p>
+            <w:pPr>
+              <w:pStyle w:val="Compact"/>
+              <w:jc w:val="left"/>
+            </w:pPr>
+            <w:r>
+              <w:rPr>
+                <w:rStyle w:val="VerbatimChar"/>
+              </w:rPr>
+              <w:t xml:space="preserve">src/app/engine/database/</w:t>
+            </w:r>
+          </w:p>
+        </w:tc>
+      </w:tr>
+      <w:tr>
+        <w:tc>
+          <w:tcPr/>
+          <w:p>
+            <w:pPr>
+              <w:pStyle w:val="Compact"/>
+              <w:jc w:val="left"/>
+            </w:pPr>
+            <w:r>
+              <w:rPr>
+                <w:rStyle w:val="VerbatimChar"/>
+              </w:rPr>
+              <w:t xml:space="preserve">SWR-RE-10</w:t>
+            </w:r>
+          </w:p>
+        </w:tc>
+        <w:tc>
+          <w:tcPr/>
+          <w:p>
+            <w:pPr>
+              <w:pStyle w:val="Compact"/>
+              <w:jc w:val="left"/>
+            </w:pPr>
+            <w:r>
+              <w:t xml:space="preserve">The software shall monitor task execution times and supply voltages (system monitoring, FRAM-persisted).</w:t>
+            </w:r>
+          </w:p>
+        </w:tc>
+        <w:tc>
+          <w:tcPr/>
+          <w:p>
+            <w:pPr>
+              <w:pStyle w:val="Compact"/>
+              <w:jc w:val="left"/>
+            </w:pPr>
+            <w:r>
+              <w:rPr>
+                <w:rStyle w:val="VerbatimChar"/>
+              </w:rPr>
+              <w:t xml:space="preserve">src/app/engine/sys_mon/</w:t>
+            </w:r>
+            <w:r>
+              <w:t xml:space="preserve">,</w:t>
+            </w:r>
+            <w:r>
+              <w:t xml:space="preserve"> </w:t>
+            </w:r>
+            <w:r>
+              <w:rPr>
+                <w:rStyle w:val="VerbatimChar"/>
+              </w:rPr>
+              <w:t xml:space="preserve">src/app/engine/hw_info/</w:t>
+            </w:r>
+            <w:r>
+              <w:t xml:space="preserve">,</w:t>
+            </w:r>
+            <w:r>
+              <w:t xml:space="preserve"> </w:t>
+            </w:r>
+            <w:r>
+              <w:rPr>
+                <w:rStyle w:val="VerbatimChar"/>
+              </w:rPr>
+              <w:t xml:space="preserve">src/app/driver/fram/</w:t>
+            </w:r>
+          </w:p>
+        </w:tc>
+      </w:tr>
+      <w:tr>
+        <w:tc>
+          <w:tcPr/>
+          <w:p>
+            <w:pPr>
+              <w:pStyle w:val="Compact"/>
+              <w:jc w:val="left"/>
+            </w:pPr>
+            <w:r>
+              <w:rPr>
+                <w:rStyle w:val="VerbatimChar"/>
+              </w:rPr>
+              <w:t xml:space="preserve">SWR-RE-11</w:t>
+            </w:r>
+          </w:p>
+        </w:tc>
+        <w:tc>
+          <w:tcPr/>
+          <w:p>
+            <w:pPr>
+              <w:pStyle w:val="Compact"/>
+              <w:jc w:val="left"/>
+            </w:pPr>
+            <w:r>
+              <w:t xml:space="preserve">The software shall communicate on CAN (41 messages) and provide an Ethernet TCP/IP interface for user applications.</w:t>
+            </w:r>
+          </w:p>
+        </w:tc>
+        <w:tc>
+          <w:tcPr/>
+          <w:p>
+            <w:pPr>
+              <w:pStyle w:val="Compact"/>
+              <w:jc w:val="left"/>
+            </w:pPr>
+            <w:r>
+              <w:rPr>
+                <w:rStyle w:val="VerbatimChar"/>
+              </w:rPr>
+              <w:t xml:space="preserve">src/app/driver/can/</w:t>
+            </w:r>
+            <w:r>
+              <w:t xml:space="preserve">,</w:t>
+            </w:r>
+            <w:r>
+              <w:t xml:space="preserve"> </w:t>
+            </w:r>
+            <w:r>
+              <w:rPr>
+                <w:rStyle w:val="VerbatimChar"/>
+              </w:rPr>
+              <w:t xml:space="preserve">src/app/application/ethernet/</w:t>
+            </w:r>
+            <w:r>
+              <w:t xml:space="preserve">,</w:t>
+            </w:r>
+            <w:r>
+              <w:t xml:space="preserve"> </w:t>
+            </w:r>
+            <w:r>
+              <w:rPr>
+                <w:rStyle w:val="VerbatimChar"/>
+              </w:rPr>
+              <w:t xml:space="preserve">tools/dbc/foxbms.dbc</w:t>
+            </w:r>
+          </w:p>
+        </w:tc>
+      </w:tr>
+      <w:tr>
+        <w:tc>
+          <w:tcPr/>
+          <w:p>
+            <w:pPr>
+              <w:pStyle w:val="Compact"/>
+              <w:jc w:val="left"/>
+            </w:pPr>
+            <w:r>
+              <w:rPr>
+                <w:rStyle w:val="VerbatimChar"/>
+              </w:rPr>
+              <w:t xml:space="preserve">SWR-RE-12</w:t>
+            </w:r>
+          </w:p>
+        </w:tc>
+        <w:tc>
+          <w:tcPr/>
+          <w:p>
+            <w:pPr>
+              <w:pStyle w:val="Compact"/>
+              <w:jc w:val="left"/>
+            </w:pPr>
+            <w:r>
+              <w:t xml:space="preserve">The software shall supervise the system basis chip (SBC) and react to FIN/RSTB errors.</w:t>
+            </w:r>
+          </w:p>
+        </w:tc>
+        <w:tc>
+          <w:tcPr/>
+          <w:p>
+            <w:pPr>
+              <w:pStyle w:val="Compact"/>
+              <w:jc w:val="left"/>
+            </w:pPr>
+            <w:r>
+              <w:rPr>
+                <w:rStyle w:val="VerbatimChar"/>
+              </w:rPr>
+              <w:t xml:space="preserve">src/app/driver/sbc/</w:t>
+            </w:r>
+            <w:r>
+              <w:t xml:space="preserve"> </w:t>
+            </w:r>
+            <w:r>
+              <w:t xml:space="preserve">(NXP FS85)</w:t>
+            </w:r>
+          </w:p>
+        </w:tc>
+      </w:tr>
+      <w:tr>
+        <w:tc>
+          <w:tcPr/>
+          <w:p>
+            <w:pPr>
+              <w:pStyle w:val="Compact"/>
+              <w:jc w:val="left"/>
+            </w:pPr>
+            <w:r>
+              <w:rPr>
+                <w:rStyle w:val="VerbatimChar"/>
+              </w:rPr>
+              <w:t xml:space="preserve">SWR-RE-13</w:t>
+            </w:r>
+          </w:p>
+        </w:tc>
+        <w:tc>
+          <w:tcPr/>
+          <w:p>
+            <w:pPr>
+              <w:pStyle w:val="Compact"/>
+              <w:jc w:val="left"/>
+            </w:pPr>
+            <w:r>
+              <w:t xml:space="preserve">The software shall provide timekeeping (RTC), port expansion (PEX), humidity/temperature sensing (HTSEN) and debug LEDs on the continuous I2C task.</w:t>
+            </w:r>
+          </w:p>
+        </w:tc>
+        <w:tc>
+          <w:tcPr/>
+          <w:p>
+            <w:pPr>
+              <w:pStyle w:val="Compact"/>
+              <w:jc w:val="left"/>
+            </w:pPr>
+            <w:r>
+              <w:rPr>
+                <w:rStyle w:val="VerbatimChar"/>
+              </w:rPr>
+              <w:t xml:space="preserve">src/app/driver/rtc/</w:t>
+            </w:r>
+            <w:r>
+              <w:t xml:space="preserve">,</w:t>
+            </w:r>
+            <w:r>
+              <w:t xml:space="preserve"> </w:t>
+            </w:r>
+            <w:r>
+              <w:rPr>
+                <w:rStyle w:val="VerbatimChar"/>
+              </w:rPr>
+              <w:t xml:space="preserve">pex/</w:t>
+            </w:r>
+            <w:r>
+              <w:t xml:space="preserve">,</w:t>
+            </w:r>
+            <w:r>
+              <w:t xml:space="preserve"> </w:t>
+            </w:r>
+            <w:r>
+              <w:rPr>
+                <w:rStyle w:val="VerbatimChar"/>
+              </w:rPr>
+              <w:t xml:space="preserve">htsensor/</w:t>
+            </w:r>
+            <w:r>
+              <w:t xml:space="preserve">,</w:t>
+            </w:r>
+            <w:r>
+              <w:t xml:space="preserve"> </w:t>
+            </w:r>
+            <w:r>
+              <w:rPr>
+                <w:rStyle w:val="VerbatimChar"/>
+              </w:rPr>
+              <w:t xml:space="preserve">led/</w:t>
+            </w:r>
+          </w:p>
+        </w:tc>
+      </w:tr>
+      <w:tr>
+        <w:tc>
+          <w:tcPr/>
+          <w:p>
+            <w:pPr>
+              <w:pStyle w:val="Compact"/>
+              <w:jc w:val="left"/>
+            </w:pPr>
+            <w:r>
+              <w:rPr>
+                <w:rStyle w:val="VerbatimChar"/>
+              </w:rPr>
+              <w:t xml:space="preserve">SWR-RE-14</w:t>
+            </w:r>
+          </w:p>
+        </w:tc>
+        <w:tc>
+          <w:tcPr/>
+          <w:p>
+            <w:pPr>
+              <w:pStyle w:val="Compact"/>
+              <w:jc w:val="left"/>
+            </w:pPr>
+            <w:r>
+              <w:t xml:space="preserve">The software shall support optional insulation monitoring (IMD).</w:t>
+            </w:r>
+          </w:p>
+        </w:tc>
+        <w:tc>
+          <w:tcPr/>
+          <w:p>
+            <w:pPr>
+              <w:pStyle w:val="Compact"/>
+              <w:jc w:val="left"/>
+            </w:pPr>
+            <w:r>
+              <w:rPr>
+                <w:rStyle w:val="VerbatimChar"/>
+              </w:rPr>
+              <w:t xml:space="preserve">src/app/driver/imd/</w:t>
+            </w:r>
+          </w:p>
+        </w:tc>
+      </w:tr>
+      <w:tr>
+        <w:tc>
+          <w:tcPr/>
+          <w:p>
+            <w:pPr>
+              <w:pStyle w:val="Compact"/>
+              <w:jc w:val="left"/>
+            </w:pPr>
+            <w:r>
+              <w:rPr>
+                <w:rStyle w:val="VerbatimChar"/>
+              </w:rPr>
+              <w:t xml:space="preserve">SWR-RE-15</w:t>
+            </w:r>
+          </w:p>
+        </w:tc>
+        <w:tc>
+          <w:tcPr/>
+          <w:p>
+            <w:pPr>
+              <w:pStyle w:val="Compact"/>
+              <w:jc w:val="left"/>
+            </w:pPr>
+            <w:r>
+              <w:t xml:space="preserve">The software shall be unit-testable: 313 C unit tests run in CI with 100% line/branch coverage policy.</w:t>
+            </w:r>
+          </w:p>
+        </w:tc>
+        <w:tc>
+          <w:tcPr/>
+          <w:p>
+            <w:pPr>
+              <w:pStyle w:val="Compact"/>
+              <w:jc w:val="left"/>
+            </w:pPr>
+            <w:r>
+              <w:rPr>
+                <w:rStyle w:val="VerbatimChar"/>
+              </w:rPr>
+              <w:t xml:space="preserve">tests/unit/app/**/test_*.c</w:t>
+            </w:r>
+            <w:r>
+              <w:t xml:space="preserve">,</w:t>
+            </w:r>
+            <w:r>
+              <w:t xml:space="preserve"> </w:t>
+            </w:r>
+            <w:r>
+              <w:rPr>
+                <w:rStyle w:val="VerbatimChar"/>
+              </w:rPr>
+              <w:t xml:space="preserve">docs/developer-manual/software/software-testing.rst</w:t>
+            </w:r>
+          </w:p>
+        </w:tc>
+      </w:tr>
+    </w:tbl>
+    <w:bookmarkEnd w:id="21"/>
+    <w:bookmarkStart w:id="31" w:name="profile-as_is"/>
+    <w:p>
+      <w:pPr>
+        <w:pStyle w:val="Heading2"/>
+      </w:pPr>
+      <w:r>
         <w:t xml:space="preserve">Profile:</w:t>
       </w:r>
       <w:r>
@@ -358,7 +1340,7 @@
         <w:t xml:space="preserve">as_is</w:t>
       </w:r>
     </w:p>
-    <w:bookmarkStart w:id="24" w:name="parent-fsr-fb2-saf-fsr-000001"/>
+    <w:bookmarkStart w:id="25" w:name="parent-fsr-fb2-saf-fsr-000001"/>
     <w:p>
       <w:pPr>
         <w:pStyle w:val="Heading3"/>
@@ -376,7 +1358,7 @@
         <w:t xml:space="preserve">FB2-SAF-FSR-000001</w:t>
       </w:r>
     </w:p>
-    <w:bookmarkStart w:id="21" w:name="X36acb27f133485f772f0bf1f0ea7c82440a7ced"/>
+    <w:bookmarkStart w:id="22" w:name="X36acb27f133485f772f0bf1f0ea7c82440a7ced"/>
     <w:p>
       <w:pPr>
         <w:pStyle w:val="Heading4"/>
@@ -672,8 +1654,8 @@
         <w:t xml:space="preserve">FB2-ASM-007</w:t>
       </w:r>
     </w:p>
-    <w:bookmarkEnd w:id="21"/>
-    <w:bookmarkStart w:id="22" w:name="X8ec073acabe5dea54c346595f3a1a17c4084685"/>
+    <w:bookmarkEnd w:id="22"/>
+    <w:bookmarkStart w:id="23" w:name="X8ec073acabe5dea54c346595f3a1a17c4084685"/>
     <w:p>
       <w:pPr>
         <w:pStyle w:val="Heading4"/>
@@ -981,8 +1963,8 @@
         <w:t xml:space="preserve">FB2-ASM-008</w:t>
       </w:r>
     </w:p>
-    <w:bookmarkEnd w:id="22"/>
-    <w:bookmarkStart w:id="23" w:name="Xa9189893a5e974e8f7c6b24542c8eed4fa851d0"/>
+    <w:bookmarkEnd w:id="23"/>
+    <w:bookmarkStart w:id="24" w:name="Xa9189893a5e974e8f7c6b24542c8eed4fa851d0"/>
     <w:p>
       <w:pPr>
         <w:pStyle w:val="Heading4"/>
@@ -1302,9 +2284,9 @@
         <w:t xml:space="preserve">FB2-ASM-010</w:t>
       </w:r>
     </w:p>
-    <w:bookmarkEnd w:id="23"/>
     <w:bookmarkEnd w:id="24"/>
-    <w:bookmarkStart w:id="26" w:name="parent-fsr-fb2-saf-fsr-000002"/>
+    <w:bookmarkEnd w:id="25"/>
+    <w:bookmarkStart w:id="27" w:name="parent-fsr-fb2-saf-fsr-000002"/>
     <w:p>
       <w:pPr>
         <w:pStyle w:val="Heading3"/>
@@ -1322,7 +2304,7 @@
         <w:t xml:space="preserve">FB2-SAF-FSR-000002</w:t>
       </w:r>
     </w:p>
-    <w:bookmarkStart w:id="25" w:name="Xe52e109dfc566de15d580cb068f75bfcd0f4908"/>
+    <w:bookmarkStart w:id="26" w:name="Xe52e109dfc566de15d580cb068f75bfcd0f4908"/>
     <w:p>
       <w:pPr>
         <w:pStyle w:val="Heading4"/>
@@ -1630,9 +2612,9 @@
         <w:t xml:space="preserve">FB2-ASM-011</w:t>
       </w:r>
     </w:p>
-    <w:bookmarkEnd w:id="25"/>
     <w:bookmarkEnd w:id="26"/>
-    <w:bookmarkStart w:id="29" w:name="parent-fsr-fb2-saf-fsr-000003"/>
+    <w:bookmarkEnd w:id="27"/>
+    <w:bookmarkStart w:id="30" w:name="parent-fsr-fb2-saf-fsr-000003"/>
     <w:p>
       <w:pPr>
         <w:pStyle w:val="Heading3"/>
@@ -1650,7 +2632,7 @@
         <w:t xml:space="preserve">FB2-SAF-FSR-000003</w:t>
       </w:r>
     </w:p>
-    <w:bookmarkStart w:id="27" w:name="Xd310bafbc9be2066d183f6fe2840dded077cc08"/>
+    <w:bookmarkStart w:id="28" w:name="Xd310bafbc9be2066d183f6fe2840dded077cc08"/>
     <w:p>
       <w:pPr>
         <w:pStyle w:val="Heading4"/>
@@ -1970,8 +2952,8 @@
         <w:t xml:space="preserve">FB2-ASM-009</w:t>
       </w:r>
     </w:p>
-    <w:bookmarkEnd w:id="27"/>
-    <w:bookmarkStart w:id="28" w:name="Xdaff8bb06108fdfef4cbb58e34fce528affddd4"/>
+    <w:bookmarkEnd w:id="28"/>
+    <w:bookmarkStart w:id="29" w:name="Xdaff8bb06108fdfef4cbb58e34fce528affddd4"/>
     <w:p>
       <w:pPr>
         <w:pStyle w:val="Heading4"/>
@@ -2291,10 +3273,10 @@
         <w:t xml:space="preserve">FB2-ASM-012</w:t>
       </w:r>
     </w:p>
-    <w:bookmarkEnd w:id="28"/>
     <w:bookmarkEnd w:id="29"/>
     <w:bookmarkEnd w:id="30"/>
-    <w:bookmarkStart w:id="42" w:name="profile-synthetic_reference"/>
+    <w:bookmarkEnd w:id="31"/>
+    <w:bookmarkStart w:id="43" w:name="profile-synthetic_reference"/>
     <w:p>
       <w:pPr>
         <w:pStyle w:val="Heading2"/>
@@ -2312,7 +3294,7 @@
         <w:t xml:space="preserve">synthetic_reference</w:t>
       </w:r>
     </w:p>
-    <w:bookmarkStart w:id="34" w:name="parent-fsr-fb2-saf-fsr-000001-1"/>
+    <w:bookmarkStart w:id="35" w:name="parent-fsr-fb2-saf-fsr-000001-1"/>
     <w:p>
       <w:pPr>
         <w:pStyle w:val="Heading3"/>
@@ -2330,7 +3312,7 @@
         <w:t xml:space="preserve">FB2-SAF-FSR-000001</w:t>
       </w:r>
     </w:p>
-    <w:bookmarkStart w:id="31" w:name="Xe64e4e0f1b32f11fc46219021901ae70043a329"/>
+    <w:bookmarkStart w:id="32" w:name="Xe64e4e0f1b32f11fc46219021901ae70043a329"/>
     <w:p>
       <w:pPr>
         <w:pStyle w:val="Heading4"/>
@@ -2626,8 +3608,8 @@
         <w:t xml:space="preserve">FB2-ASM-007</w:t>
       </w:r>
     </w:p>
-    <w:bookmarkEnd w:id="31"/>
-    <w:bookmarkStart w:id="32" w:name="Xbc70feb0eb1681c6e275f2a7ab056cdc01456d5"/>
+    <w:bookmarkEnd w:id="32"/>
+    <w:bookmarkStart w:id="33" w:name="Xbc70feb0eb1681c6e275f2a7ab056cdc01456d5"/>
     <w:p>
       <w:pPr>
         <w:pStyle w:val="Heading4"/>
@@ -2935,8 +3917,8 @@
         <w:t xml:space="preserve">FB2-ASM-008</w:t>
       </w:r>
     </w:p>
-    <w:bookmarkEnd w:id="32"/>
-    <w:bookmarkStart w:id="33" w:name="Xcc999876cd39e96bf21d12864f25ede8a276e25"/>
+    <w:bookmarkEnd w:id="33"/>
+    <w:bookmarkStart w:id="34" w:name="Xcc999876cd39e96bf21d12864f25ede8a276e25"/>
     <w:p>
       <w:pPr>
         <w:pStyle w:val="Heading4"/>
@@ -3256,9 +4238,9 @@
         <w:t xml:space="preserve">FB2-ASM-010</w:t>
       </w:r>
     </w:p>
-    <w:bookmarkEnd w:id="33"/>
     <w:bookmarkEnd w:id="34"/>
-    <w:bookmarkStart w:id="36" w:name="parent-fsr-fb2-saf-fsr-000002-1"/>
+    <w:bookmarkEnd w:id="35"/>
+    <w:bookmarkStart w:id="37" w:name="parent-fsr-fb2-saf-fsr-000002-1"/>
     <w:p>
       <w:pPr>
         <w:pStyle w:val="Heading3"/>
@@ -3276,7 +4258,7 @@
         <w:t xml:space="preserve">FB2-SAF-FSR-000002</w:t>
       </w:r>
     </w:p>
-    <w:bookmarkStart w:id="35" w:name="Xf81c887a44912b68bdef6c94decbd98a3cc54d0"/>
+    <w:bookmarkStart w:id="36" w:name="Xf81c887a44912b68bdef6c94decbd98a3cc54d0"/>
     <w:p>
       <w:pPr>
         <w:pStyle w:val="Heading4"/>
@@ -3620,9 +4602,9 @@
         <w:t xml:space="preserve">FB2-ASM-006</w:t>
       </w:r>
     </w:p>
-    <w:bookmarkEnd w:id="35"/>
     <w:bookmarkEnd w:id="36"/>
-    <w:bookmarkStart w:id="39" w:name="parent-fsr-fb2-saf-fsr-000003-1"/>
+    <w:bookmarkEnd w:id="37"/>
+    <w:bookmarkStart w:id="40" w:name="parent-fsr-fb2-saf-fsr-000003-1"/>
     <w:p>
       <w:pPr>
         <w:pStyle w:val="Heading3"/>
@@ -3640,7 +4622,7 @@
         <w:t xml:space="preserve">FB2-SAF-FSR-000003</w:t>
       </w:r>
     </w:p>
-    <w:bookmarkStart w:id="37" w:name="Xa2b1213ed28311afe05a39c97fbf4594296e28b"/>
+    <w:bookmarkStart w:id="38" w:name="Xa2b1213ed28311afe05a39c97fbf4594296e28b"/>
     <w:p>
       <w:pPr>
         <w:pStyle w:val="Heading4"/>
@@ -3960,8 +4942,8 @@
         <w:t xml:space="preserve">FB2-ASM-009</w:t>
       </w:r>
     </w:p>
-    <w:bookmarkEnd w:id="37"/>
-    <w:bookmarkStart w:id="38" w:name="X40ca07af6c195e3ccd5e76efc375660f636d2b7"/>
+    <w:bookmarkEnd w:id="38"/>
+    <w:bookmarkStart w:id="39" w:name="X40ca07af6c195e3ccd5e76efc375660f636d2b7"/>
     <w:p>
       <w:pPr>
         <w:pStyle w:val="Heading4"/>
@@ -4281,9 +5263,9 @@
         <w:t xml:space="preserve">FB2-ASM-012</w:t>
       </w:r>
     </w:p>
-    <w:bookmarkEnd w:id="38"/>
     <w:bookmarkEnd w:id="39"/>
-    <w:bookmarkStart w:id="41" w:name="X2d267b6394db0e3b3a7e8bdbd05de8a02bc579a"/>
+    <w:bookmarkEnd w:id="40"/>
+    <w:bookmarkStart w:id="42" w:name="X2d267b6394db0e3b3a7e8bdbd05de8a02bc579a"/>
     <w:p>
       <w:pPr>
         <w:pStyle w:val="Heading3"/>
@@ -4292,7 +5274,7 @@
         <w:t xml:space="preserve">Software Requirements Without Parent FSR Link</w:t>
       </w:r>
     </w:p>
-    <w:bookmarkStart w:id="40" w:name="X1086518f1b29501d8c6c8a0637ce1d975122977"/>
+    <w:bookmarkStart w:id="41" w:name="X1086518f1b29501d8c6c8a0637ce1d975122977"/>
     <w:p>
       <w:pPr>
         <w:pStyle w:val="Heading4"/>
@@ -4435,7 +5417,7 @@
           <w:i/>
           <w:iCs/>
         </w:rPr>
-        <w:t xml:space="preserve">Generated: 2026-09-12T01:01:53Z — auto-generated from the machine-verifiable corpus. Regenerate with</w:t>
+        <w:t xml:space="preserve">Generated: 2026-09-13T02:20:37Z — auto-generated from the machine-verifiable corpus. Regenerate with</w:t>
       </w:r>
       <w:r>
         <w:rPr>
@@ -4460,10 +5442,10 @@
         <w:t xml:space="preserve">.</w:t>
       </w:r>
     </w:p>
-    <w:bookmarkEnd w:id="40"/>
     <w:bookmarkEnd w:id="41"/>
     <w:bookmarkEnd w:id="42"/>
     <w:bookmarkEnd w:id="43"/>
+    <w:bookmarkEnd w:id="44"/>
     <w:sectPr/>
   </w:body>
 </w:document>

--- a/docs/artifacts/spec-documents/04-software-requirements-specification.docx
+++ b/docs/artifacts/spec-documents/04-software-requirements-specification.docx
@@ -316,7 +316,7 @@
               <w:jc w:val="left"/>
             </w:pPr>
             <w:r>
-              <w:t xml:space="preserve">2026-09-13T02:20:37Z</w:t>
+              <w:t xml:space="preserve">2026-09-13T04:11:53Z</w:t>
             </w:r>
           </w:p>
         </w:tc>
@@ -5417,7 +5417,7 @@
           <w:i/>
           <w:iCs/>
         </w:rPr>
-        <w:t xml:space="preserve">Generated: 2026-09-13T02:20:37Z — auto-generated from the machine-verifiable corpus. Regenerate with</w:t>
+        <w:t xml:space="preserve">Generated: 2026-09-13T04:11:53Z — auto-generated from the machine-verifiable corpus. Regenerate with</w:t>
       </w:r>
       <w:r>
         <w:rPr>

--- a/docs/artifacts/spec-documents/04-software-requirements-specification.docx
+++ b/docs/artifacts/spec-documents/04-software-requirements-specification.docx
@@ -316,7 +316,7 @@
               <w:jc w:val="left"/>
             </w:pPr>
             <w:r>
-              <w:t xml:space="preserve">2026-09-13T04:11:53Z</w:t>
+              <w:t xml:space="preserve">2026-09-13T15:17:46Z</w:t>
             </w:r>
           </w:p>
         </w:tc>
@@ -5417,7 +5417,7 @@
           <w:i/>
           <w:iCs/>
         </w:rPr>
-        <w:t xml:space="preserve">Generated: 2026-09-13T04:11:53Z — auto-generated from the machine-verifiable corpus. Regenerate with</w:t>
+        <w:t xml:space="preserve">Generated: 2026-09-13T15:17:46Z — auto-generated from the machine-verifiable corpus. Regenerate with</w:t>
       </w:r>
       <w:r>
         <w:rPr>

--- a/docs/artifacts/spec-documents/04-software-requirements-specification.docx
+++ b/docs/artifacts/spec-documents/04-software-requirements-specification.docx
@@ -23,7 +23,7 @@
         <w:pStyle w:val="Date"/>
       </w:pPr>
       <w:r>
-        <w:t xml:space="preserve">2026-09-13</w:t>
+        <w:t xml:space="preserve">2026-09-18</w:t>
       </w:r>
     </w:p>
     <w:sdt>
@@ -52,7 +52,7 @@
         </w:p>
       </w:sdtContent>
     </w:sdt>
-    <w:bookmarkStart w:id="44" w:name="Xfe7bed4e53f5e4573dd961ca6e61ce47e865d29"/>
+    <w:bookmarkStart w:id="52" w:name="Xfe7bed4e53f5e4573dd961ca6e61ce47e865d29"/>
     <w:p>
       <w:pPr>
         <w:pStyle w:val="Heading1"/>
@@ -3276,7 +3276,7 @@
     <w:bookmarkEnd w:id="29"/>
     <w:bookmarkEnd w:id="30"/>
     <w:bookmarkEnd w:id="31"/>
-    <w:bookmarkStart w:id="43" w:name="profile-synthetic_reference"/>
+    <w:bookmarkStart w:id="46" w:name="profile-synthetic_reference"/>
     <w:p>
       <w:pPr>
         <w:pStyle w:val="Heading2"/>
@@ -5265,16 +5265,648 @@
     </w:p>
     <w:bookmarkEnd w:id="39"/>
     <w:bookmarkEnd w:id="40"/>
-    <w:bookmarkStart w:id="42" w:name="X2d267b6394db0e3b3a7e8bdbd05de8a02bc579a"/>
+    <w:bookmarkStart w:id="43" w:name="X052d68f92a1e4ff2484b00dfd7fa751e9e64896"/>
     <w:p>
       <w:pPr>
         <w:pStyle w:val="Heading3"/>
       </w:pPr>
       <w:r>
+        <w:t xml:space="preserve">Parent FSR:</w:t>
+      </w:r>
+      <w:r>
+        <w:t xml:space="preserve"> </w:t>
+      </w:r>
+      <w:r>
+        <w:rPr>
+          <w:rStyle w:val="VerbatimChar"/>
+        </w:rPr>
+        <w:t xml:space="preserve">FB2-SAF-FSR-000004</w:t>
+      </w:r>
+      <w:r>
+        <w:t xml:space="preserve"> </w:t>
+      </w:r>
+      <w:r>
+        <w:t xml:space="preserve">(</w:t>
+      </w:r>
+      <w:r>
+        <w:rPr>
+          <w:rStyle w:val="VerbatimChar"/>
+        </w:rPr>
+        <w:t xml:space="preserve">synthetic_reference</w:t>
+      </w:r>
+      <w:r>
+        <w:t xml:space="preserve"> </w:t>
+      </w:r>
+      <w:r>
+        <w:t xml:space="preserve">only — no</w:t>
+      </w:r>
+      <w:r>
+        <w:t xml:space="preserve"> </w:t>
+      </w:r>
+      <w:r>
+        <w:rPr>
+          <w:rStyle w:val="VerbatimChar"/>
+        </w:rPr>
+        <w:t xml:space="preserve">as_is</w:t>
+      </w:r>
+      <w:r>
+        <w:t xml:space="preserve"> </w:t>
+      </w:r>
+      <w:r>
+        <w:t xml:space="preserve">record)</w:t>
+      </w:r>
+    </w:p>
+    <w:bookmarkStart w:id="41" w:name="X1e068cba80621b3927f829aa568058ba8a41039"/>
+    <w:p>
+      <w:pPr>
+        <w:pStyle w:val="Heading4"/>
+      </w:pPr>
+      <w:r>
+        <w:rPr>
+          <w:rStyle w:val="VerbatimChar"/>
+        </w:rPr>
+        <w:t xml:space="preserve">FB2-SAF-FSR-000004</w:t>
+      </w:r>
+      <w:r>
+        <w:t xml:space="preserve"> </w:t>
+      </w:r>
+      <w:r>
+        <w:t xml:space="preserve">— FSR: Independent Hardware Voltage Monitor</w:t>
+      </w:r>
+    </w:p>
+    <w:p>
+      <w:pPr>
+        <w:pStyle w:val="Compact"/>
+        <w:numPr>
+          <w:ilvl w:val="0"/>
+          <w:numId w:val="1025"/>
+        </w:numPr>
+      </w:pPr>
+      <w:r>
+        <w:rPr>
+          <w:b/>
+          <w:bCs/>
+        </w:rPr>
+        <w:t xml:space="preserve">Refines</w:t>
+      </w:r>
+      <w:r>
+        <w:t xml:space="preserve">:</w:t>
+      </w:r>
+      <w:r>
+        <w:t xml:space="preserve"> </w:t>
+      </w:r>
+      <w:r>
+        <w:rPr>
+          <w:rStyle w:val="VerbatimChar"/>
+        </w:rPr>
+        <w:t xml:space="preserve">FB2-SAF-SGO-000001</w:t>
+      </w:r>
+      <w:r>
+        <w:t xml:space="preserve"> </w:t>
+      </w:r>
+      <w:r>
+        <w:t xml:space="preserve">(link</w:t>
+      </w:r>
+      <w:r>
+        <w:t xml:space="preserve"> </w:t>
+      </w:r>
+      <w:r>
+        <w:rPr>
+          <w:rStyle w:val="VerbatimChar"/>
+        </w:rPr>
+        <w:t xml:space="preserve">FB2-LNK-SAF-000021</w:t>
+      </w:r>
+      <w:r>
+        <w:t xml:space="preserve">, rationale:</w:t>
+      </w:r>
+      <w:r>
+        <w:t xml:space="preserve"> </w:t>
+      </w:r>
+      <w:r>
+        <w:t xml:space="preserve">“</w:t>
+      </w:r>
+      <w:r>
+        <w:t xml:space="preserve">FSR refines safety goal into functional requirement</w:t>
+      </w:r>
+      <w:r>
+        <w:t xml:space="preserve">”</w:t>
+      </w:r>
+      <w:r>
+        <w:t xml:space="preserve">)</w:t>
+      </w:r>
+    </w:p>
+    <w:p>
+      <w:pPr>
+        <w:pStyle w:val="Compact"/>
+        <w:numPr>
+          <w:ilvl w:val="0"/>
+          <w:numId w:val="1025"/>
+        </w:numPr>
+      </w:pPr>
+      <w:r>
+        <w:rPr>
+          <w:b/>
+          <w:bCs/>
+        </w:rPr>
+        <w:t xml:space="preserve">Statement</w:t>
+      </w:r>
+      <w:r>
+        <w:t xml:space="preserve">: The BMS shall include an independent hardware voltage monitor (ASIL B) that continuously monitors cell voltages and can open HV contactors independently of the main MCU within 50 ms of overvoltage detection.</w:t>
+      </w:r>
+    </w:p>
+    <w:p>
+      <w:pPr>
+        <w:pStyle w:val="Compact"/>
+        <w:numPr>
+          <w:ilvl w:val="0"/>
+          <w:numId w:val="1025"/>
+        </w:numPr>
+      </w:pPr>
+      <w:r>
+        <w:rPr>
+          <w:b/>
+          <w:bCs/>
+        </w:rPr>
+        <w:t xml:space="preserve">Rationale</w:t>
+      </w:r>
+      <w:r>
+        <w:t xml:space="preserve">: Provides freedom from interference for ASIL D safety goal; addresses timing budget violation in main path (115 ms &gt; 100 ms FTTI) by providing parallel safety channel</w:t>
+      </w:r>
+    </w:p>
+    <w:p>
+      <w:pPr>
+        <w:pStyle w:val="Compact"/>
+        <w:numPr>
+          <w:ilvl w:val="0"/>
+          <w:numId w:val="1025"/>
+        </w:numPr>
+      </w:pPr>
+      <w:r>
+        <w:rPr>
+          <w:b/>
+          <w:bCs/>
+        </w:rPr>
+        <w:t xml:space="preserve">Classification</w:t>
+      </w:r>
+      <w:r>
+        <w:t xml:space="preserve">:</w:t>
+      </w:r>
+      <w:r>
+        <w:t xml:space="preserve"> </w:t>
+      </w:r>
+      <w:r>
+        <w:rPr>
+          <w:rStyle w:val="VerbatimChar"/>
+        </w:rPr>
+        <w:t xml:space="preserve">safety</w:t>
+      </w:r>
+    </w:p>
+    <w:p>
+      <w:pPr>
+        <w:pStyle w:val="Compact"/>
+        <w:numPr>
+          <w:ilvl w:val="0"/>
+          <w:numId w:val="1025"/>
+        </w:numPr>
+      </w:pPr>
+      <w:r>
+        <w:rPr>
+          <w:b/>
+          <w:bCs/>
+        </w:rPr>
+        <w:t xml:space="preserve">ASIL</w:t>
+      </w:r>
+      <w:r>
+        <w:t xml:space="preserve">:</w:t>
+      </w:r>
+      <w:r>
+        <w:t xml:space="preserve"> </w:t>
+      </w:r>
+      <w:r>
+        <w:rPr>
+          <w:rStyle w:val="VerbatimChar"/>
+        </w:rPr>
+        <w:t xml:space="preserve">ASIL_B</w:t>
+      </w:r>
+    </w:p>
+    <w:p>
+      <w:pPr>
+        <w:pStyle w:val="Compact"/>
+        <w:numPr>
+          <w:ilvl w:val="0"/>
+          <w:numId w:val="1025"/>
+        </w:numPr>
+      </w:pPr>
+      <w:r>
+        <w:rPr>
+          <w:b/>
+          <w:bCs/>
+        </w:rPr>
+        <w:t xml:space="preserve">Acceptance criteria</w:t>
+      </w:r>
+      <w:r>
+        <w:t xml:space="preserve">:</w:t>
+      </w:r>
+    </w:p>
+    <w:p>
+      <w:pPr>
+        <w:pStyle w:val="Compact"/>
+        <w:numPr>
+          <w:ilvl w:val="1"/>
+          <w:numId w:val="1026"/>
+        </w:numPr>
+      </w:pPr>
+      <w:r>
+        <w:t xml:space="preserve">Independent detection latency: Time from overvoltage to contactor command ≤ 50 ms</w:t>
+      </w:r>
+    </w:p>
+    <w:p>
+      <w:pPr>
+        <w:pStyle w:val="Compact"/>
+        <w:numPr>
+          <w:ilvl w:val="1"/>
+          <w:numId w:val="1026"/>
+        </w:numPr>
+      </w:pPr>
+      <w:r>
+        <w:t xml:space="preserve">Independence: No shared MCU, power supply, or communication with main path ≤ 100% %</w:t>
+      </w:r>
+    </w:p>
+    <w:p>
+      <w:pPr>
+        <w:pStyle w:val="Compact"/>
+        <w:numPr>
+          <w:ilvl w:val="1"/>
+          <w:numId w:val="1026"/>
+        </w:numPr>
+      </w:pPr>
+      <w:r>
+        <w:t xml:space="preserve">Monitoring coverage: Cells monitored ≤ All cells (or representative subset &gt;= 50%) %</w:t>
+      </w:r>
+    </w:p>
+    <w:p>
+      <w:pPr>
+        <w:pStyle w:val="Compact"/>
+        <w:numPr>
+          <w:ilvl w:val="1"/>
+          <w:numId w:val="1026"/>
+        </w:numPr>
+      </w:pPr>
+      <w:r>
+        <w:t xml:space="preserve">Threshold accuracy: Overvoltage threshold accuracy ≤ 50 mV</w:t>
+      </w:r>
+    </w:p>
+    <w:p>
+      <w:pPr>
+        <w:pStyle w:val="Compact"/>
+        <w:numPr>
+          <w:ilvl w:val="0"/>
+          <w:numId w:val="1025"/>
+        </w:numPr>
+      </w:pPr>
+      <w:r>
+        <w:rPr>
+          <w:b/>
+          <w:bCs/>
+        </w:rPr>
+        <w:t xml:space="preserve">Assumption references</w:t>
+      </w:r>
+      <w:r>
+        <w:t xml:space="preserve">:</w:t>
+      </w:r>
+      <w:r>
+        <w:t xml:space="preserve"> </w:t>
+      </w:r>
+      <w:r>
+        <w:rPr>
+          <w:rStyle w:val="VerbatimChar"/>
+        </w:rPr>
+        <w:t xml:space="preserve">FB2-ASM-008</w:t>
+      </w:r>
+    </w:p>
+    <w:bookmarkEnd w:id="41"/>
+    <w:bookmarkStart w:id="42" w:name="Xabc5344f6eada92d16d76050362aecd62a4caff"/>
+    <w:p>
+      <w:pPr>
+        <w:pStyle w:val="Heading4"/>
+      </w:pPr>
+      <w:r>
+        <w:rPr>
+          <w:rStyle w:val="VerbatimChar"/>
+        </w:rPr>
+        <w:t xml:space="preserve">FB2-HW-TSR-000004</w:t>
+      </w:r>
+      <w:r>
+        <w:t xml:space="preserve"> </w:t>
+      </w:r>
+      <w:r>
+        <w:t xml:space="preserve">— TSR: Independent Hardware Voltage Monitor</w:t>
+      </w:r>
+    </w:p>
+    <w:p>
+      <w:pPr>
+        <w:pStyle w:val="Compact"/>
+        <w:numPr>
+          <w:ilvl w:val="0"/>
+          <w:numId w:val="1027"/>
+        </w:numPr>
+      </w:pPr>
+      <w:r>
+        <w:rPr>
+          <w:b/>
+          <w:bCs/>
+        </w:rPr>
+        <w:t xml:space="preserve">Statement</w:t>
+      </w:r>
+      <w:r>
+        <w:t xml:space="preserve">: The BMS shall include an independent hardware voltage monitor (ASIL B) that continuously monitors cell voltages and can open HV contactors independently of the main MCU within 50 ms of overvoltage detection.</w:t>
+      </w:r>
+    </w:p>
+    <w:p>
+      <w:pPr>
+        <w:pStyle w:val="Compact"/>
+        <w:numPr>
+          <w:ilvl w:val="0"/>
+          <w:numId w:val="1027"/>
+        </w:numPr>
+      </w:pPr>
+      <w:r>
+        <w:rPr>
+          <w:b/>
+          <w:bCs/>
+        </w:rPr>
+        <w:t xml:space="preserve">Rationale</w:t>
+      </w:r>
+      <w:r>
+        <w:t xml:space="preserve">: Provides freedom from interference for ASIL D safety goal; addresses timing budget violation in main path (115 ms &gt; 100 ms FTTI) by providing parallel safety channel</w:t>
+      </w:r>
+    </w:p>
+    <w:p>
+      <w:pPr>
+        <w:pStyle w:val="Compact"/>
+        <w:numPr>
+          <w:ilvl w:val="0"/>
+          <w:numId w:val="1027"/>
+        </w:numPr>
+      </w:pPr>
+      <w:r>
+        <w:rPr>
+          <w:b/>
+          <w:bCs/>
+        </w:rPr>
+        <w:t xml:space="preserve">Classification</w:t>
+      </w:r>
+      <w:r>
+        <w:t xml:space="preserve">:</w:t>
+      </w:r>
+      <w:r>
+        <w:t xml:space="preserve"> </w:t>
+      </w:r>
+      <w:r>
+        <w:rPr>
+          <w:rStyle w:val="VerbatimChar"/>
+        </w:rPr>
+        <w:t xml:space="preserve">safety</w:t>
+      </w:r>
+    </w:p>
+    <w:p>
+      <w:pPr>
+        <w:pStyle w:val="Compact"/>
+        <w:numPr>
+          <w:ilvl w:val="0"/>
+          <w:numId w:val="1027"/>
+        </w:numPr>
+      </w:pPr>
+      <w:r>
+        <w:rPr>
+          <w:b/>
+          <w:bCs/>
+        </w:rPr>
+        <w:t xml:space="preserve">ASIL</w:t>
+      </w:r>
+      <w:r>
+        <w:t xml:space="preserve">:</w:t>
+      </w:r>
+      <w:r>
+        <w:t xml:space="preserve"> </w:t>
+      </w:r>
+      <w:r>
+        <w:rPr>
+          <w:rStyle w:val="VerbatimChar"/>
+        </w:rPr>
+        <w:t xml:space="preserve">ASIL_B</w:t>
+      </w:r>
+    </w:p>
+    <w:p>
+      <w:pPr>
+        <w:pStyle w:val="Compact"/>
+        <w:numPr>
+          <w:ilvl w:val="0"/>
+          <w:numId w:val="1027"/>
+        </w:numPr>
+      </w:pPr>
+      <w:r>
+        <w:rPr>
+          <w:b/>
+          <w:bCs/>
+        </w:rPr>
+        <w:t xml:space="preserve">Acceptance criteria</w:t>
+      </w:r>
+      <w:r>
+        <w:t xml:space="preserve">:</w:t>
+      </w:r>
+    </w:p>
+    <w:p>
+      <w:pPr>
+        <w:pStyle w:val="Compact"/>
+        <w:numPr>
+          <w:ilvl w:val="1"/>
+          <w:numId w:val="1028"/>
+        </w:numPr>
+      </w:pPr>
+      <w:r>
+        <w:t xml:space="preserve">Independent detection latency: Time from overvoltage to contactor command ≤ 50 ms</w:t>
+      </w:r>
+    </w:p>
+    <w:p>
+      <w:pPr>
+        <w:pStyle w:val="Compact"/>
+        <w:numPr>
+          <w:ilvl w:val="1"/>
+          <w:numId w:val="1028"/>
+        </w:numPr>
+      </w:pPr>
+      <w:r>
+        <w:t xml:space="preserve">Independence: No shared MCU, power supply, or communication with main path ≤ 100% %</w:t>
+      </w:r>
+    </w:p>
+    <w:p>
+      <w:pPr>
+        <w:pStyle w:val="Compact"/>
+        <w:numPr>
+          <w:ilvl w:val="1"/>
+          <w:numId w:val="1028"/>
+        </w:numPr>
+      </w:pPr>
+      <w:r>
+        <w:t xml:space="preserve">Monitoring coverage: Cells monitored ≤ All cells (or representative subset &gt;= 50%) %</w:t>
+      </w:r>
+    </w:p>
+    <w:p>
+      <w:pPr>
+        <w:pStyle w:val="Compact"/>
+        <w:numPr>
+          <w:ilvl w:val="1"/>
+          <w:numId w:val="1028"/>
+        </w:numPr>
+      </w:pPr>
+      <w:r>
+        <w:t xml:space="preserve">Threshold accuracy: Overvoltage threshold accuracy ≤ 50 mV</w:t>
+      </w:r>
+    </w:p>
+    <w:p>
+      <w:pPr>
+        <w:pStyle w:val="Compact"/>
+        <w:numPr>
+          <w:ilvl w:val="0"/>
+          <w:numId w:val="1027"/>
+        </w:numPr>
+      </w:pPr>
+      <w:r>
+        <w:rPr>
+          <w:b/>
+          <w:bCs/>
+        </w:rPr>
+        <w:t xml:space="preserve">Assumption references</w:t>
+      </w:r>
+      <w:r>
+        <w:t xml:space="preserve">:</w:t>
+      </w:r>
+      <w:r>
+        <w:t xml:space="preserve"> </w:t>
+      </w:r>
+      <w:r>
+        <w:rPr>
+          <w:rStyle w:val="VerbatimChar"/>
+        </w:rPr>
+        <w:t xml:space="preserve">FB2-ASM-008</w:t>
+      </w:r>
+    </w:p>
+    <w:p>
+      <w:pPr>
+        <w:pStyle w:val="Compact"/>
+        <w:numPr>
+          <w:ilvl w:val="0"/>
+          <w:numId w:val="1027"/>
+        </w:numPr>
+      </w:pPr>
+      <w:r>
+        <w:rPr>
+          <w:b/>
+          <w:bCs/>
+        </w:rPr>
+        <w:t xml:space="preserve">Note</w:t>
+      </w:r>
+      <w:r>
+        <w:t xml:space="preserve">: no</w:t>
+      </w:r>
+      <w:r>
+        <w:t xml:space="preserve"> </w:t>
+      </w:r>
+      <w:r>
+        <w:rPr>
+          <w:rStyle w:val="VerbatimChar"/>
+        </w:rPr>
+        <w:t xml:space="preserve">allocated_to</w:t>
+      </w:r>
+      <w:r>
+        <w:t xml:space="preserve"> </w:t>
+      </w:r>
+      <w:r>
+        <w:t xml:space="preserve">link from</w:t>
+      </w:r>
+      <w:r>
+        <w:t xml:space="preserve"> </w:t>
+      </w:r>
+      <w:r>
+        <w:rPr>
+          <w:rStyle w:val="VerbatimChar"/>
+        </w:rPr>
+        <w:t xml:space="preserve">FB2-HW-TSR-000004</w:t>
+      </w:r>
+      <w:r>
+        <w:t xml:space="preserve"> </w:t>
+      </w:r>
+      <w:r>
+        <w:t xml:space="preserve">to</w:t>
+      </w:r>
+      <w:r>
+        <w:t xml:space="preserve"> </w:t>
+      </w:r>
+      <w:r>
+        <w:rPr>
+          <w:rStyle w:val="VerbatimChar"/>
+        </w:rPr>
+        <w:t xml:space="preserve">FB2-SAF-FSR-000004</w:t>
+      </w:r>
+      <w:r>
+        <w:t xml:space="preserve"> </w:t>
+      </w:r>
+      <w:r>
+        <w:t xml:space="preserve">exists in the link registry; both are verified by</w:t>
+      </w:r>
+      <w:r>
+        <w:t xml:space="preserve"> </w:t>
+      </w:r>
+      <w:r>
+        <w:rPr>
+          <w:rStyle w:val="VerbatimChar"/>
+        </w:rPr>
+        <w:t xml:space="preserve">FB2-VER-TMS-000004</w:t>
+      </w:r>
+      <w:r>
+        <w:t xml:space="preserve"> </w:t>
+      </w:r>
+      <w:r>
+        <w:t xml:space="preserve">(links</w:t>
+      </w:r>
+      <w:r>
+        <w:t xml:space="preserve"> </w:t>
+      </w:r>
+      <w:r>
+        <w:rPr>
+          <w:rStyle w:val="VerbatimChar"/>
+        </w:rPr>
+        <w:t xml:space="preserve">FB2-LNK-SAF-000029</w:t>
+      </w:r>
+      <w:r>
+        <w:t xml:space="preserve">,</w:t>
+      </w:r>
+      <w:r>
+        <w:t xml:space="preserve"> </w:t>
+      </w:r>
+      <w:r>
+        <w:rPr>
+          <w:rStyle w:val="VerbatimChar"/>
+        </w:rPr>
+        <w:t xml:space="preserve">FB2-LNK-SAF-000030</w:t>
+      </w:r>
+      <w:r>
+        <w:t xml:space="preserve">).</w:t>
+      </w:r>
+    </w:p>
+    <w:bookmarkEnd w:id="42"/>
+    <w:bookmarkEnd w:id="43"/>
+    <w:bookmarkStart w:id="45" w:name="X2d267b6394db0e3b3a7e8bdbd05de8a02bc579a"/>
+    <w:p>
+      <w:pPr>
+        <w:pStyle w:val="Heading3"/>
+      </w:pPr>
+      <w:r>
         <w:t xml:space="preserve">Software Requirements Without Parent FSR Link</w:t>
       </w:r>
     </w:p>
-    <w:bookmarkStart w:id="41" w:name="X1086518f1b29501d8c6c8a0637ce1d975122977"/>
+    <w:bookmarkStart w:id="44" w:name="X1086518f1b29501d8c6c8a0637ce1d975122977"/>
     <w:p>
       <w:pPr>
         <w:pStyle w:val="Heading4"/>
@@ -5297,7 +5929,7 @@
         <w:pStyle w:val="Compact"/>
         <w:numPr>
           <w:ilvl w:val="0"/>
-          <w:numId w:val="1025"/>
+          <w:numId w:val="1029"/>
         </w:numPr>
       </w:pPr>
       <w:r>
@@ -5316,7 +5948,7 @@
         <w:pStyle w:val="Compact"/>
         <w:numPr>
           <w:ilvl w:val="0"/>
-          <w:numId w:val="1025"/>
+          <w:numId w:val="1029"/>
         </w:numPr>
       </w:pPr>
       <w:r>
@@ -5372,7 +6004,7 @@
         <w:pStyle w:val="Compact"/>
         <w:numPr>
           <w:ilvl w:val="0"/>
-          <w:numId w:val="1025"/>
+          <w:numId w:val="1029"/>
         </w:numPr>
       </w:pPr>
       <w:r>
@@ -5399,6 +6031,2491 @@
       </w:r>
       <w:r>
         <w:t xml:space="preserve">link to a parent FSR in this profile’s registry.</w:t>
+      </w:r>
+    </w:p>
+    <w:bookmarkEnd w:id="44"/>
+    <w:bookmarkEnd w:id="45"/>
+    <w:bookmarkEnd w:id="46"/>
+    <w:bookmarkStart w:id="47" w:name="upstream-traceability"/>
+    <w:p>
+      <w:pPr>
+        <w:pStyle w:val="Heading2"/>
+      </w:pPr>
+      <w:r>
+        <w:t xml:space="preserve">Upstream Traceability</w:t>
+      </w:r>
+    </w:p>
+    <w:p>
+      <w:pPr>
+        <w:pStyle w:val="FirstParagraph"/>
+      </w:pPr>
+      <w:r>
+        <w:t xml:space="preserve">Full chain hazard → safety goal → FSR. Link IDs identical in both profiles except</w:t>
+      </w:r>
+      <w:r>
+        <w:t xml:space="preserve"> </w:t>
+      </w:r>
+      <w:r>
+        <w:rPr>
+          <w:rStyle w:val="VerbatimChar"/>
+        </w:rPr>
+        <w:t xml:space="preserve">FB2-SAF-FSR-000004</w:t>
+      </w:r>
+      <w:r>
+        <w:t xml:space="preserve"> </w:t>
+      </w:r>
+      <w:r>
+        <w:t xml:space="preserve">(</w:t>
+      </w:r>
+      <w:r>
+        <w:rPr>
+          <w:rStyle w:val="VerbatimChar"/>
+        </w:rPr>
+        <w:t xml:space="preserve">synthetic_reference</w:t>
+      </w:r>
+      <w:r>
+        <w:t xml:space="preserve"> </w:t>
+      </w:r>
+      <w:r>
+        <w:t xml:space="preserve">only).</w:t>
+      </w:r>
+    </w:p>
+    <w:tbl>
+      <w:tblPr>
+        <w:tblStyle w:val="Table"/>
+        <w:tblW w:type="pct" w:w="5000"/>
+        <w:jc w:val="left"/>
+        <w:tblLayout w:type="fixed"/>
+        <w:tblLook w:firstRow="1" w:lastRow="0" w:firstColumn="0" w:lastColumn="0" w:noHBand="0" w:noVBand="0" w:val="0020"/>
+      </w:tblPr>
+      <w:tblGrid>
+        <w:gridCol w:w="2640"/>
+        <w:gridCol w:w="2640"/>
+        <w:gridCol w:w="2640"/>
+      </w:tblGrid>
+      <w:tr>
+        <w:trPr>
+          <w:tblHeader w:val="on"/>
+        </w:trPr>
+        <w:tc>
+          <w:tcPr/>
+          <w:p>
+            <w:pPr>
+              <w:pStyle w:val="Compact"/>
+              <w:jc w:val="left"/>
+            </w:pPr>
+            <w:r>
+              <w:t xml:space="preserve">Child</w:t>
+            </w:r>
+          </w:p>
+        </w:tc>
+        <w:tc>
+          <w:tcPr/>
+          <w:p>
+            <w:pPr>
+              <w:pStyle w:val="Compact"/>
+              <w:jc w:val="left"/>
+            </w:pPr>
+            <w:r>
+              <w:t xml:space="preserve">Relation</w:t>
+            </w:r>
+          </w:p>
+        </w:tc>
+        <w:tc>
+          <w:tcPr/>
+          <w:p>
+            <w:pPr>
+              <w:pStyle w:val="Compact"/>
+              <w:jc w:val="left"/>
+            </w:pPr>
+            <w:r>
+              <w:t xml:space="preserve">Parent</w:t>
+            </w:r>
+          </w:p>
+        </w:tc>
+      </w:tr>
+      <w:tr>
+        <w:tc>
+          <w:tcPr/>
+          <w:p>
+            <w:pPr>
+              <w:pStyle w:val="Compact"/>
+              <w:jc w:val="left"/>
+            </w:pPr>
+            <w:r>
+              <w:rPr>
+                <w:rStyle w:val="VerbatimChar"/>
+              </w:rPr>
+              <w:t xml:space="preserve">FB2-SAF-SGO-000001</w:t>
+            </w:r>
+          </w:p>
+        </w:tc>
+        <w:tc>
+          <w:tcPr/>
+          <w:p>
+            <w:pPr>
+              <w:pStyle w:val="Compact"/>
+              <w:jc w:val="left"/>
+            </w:pPr>
+            <w:r>
+              <w:rPr>
+                <w:rStyle w:val="VerbatimChar"/>
+              </w:rPr>
+              <w:t xml:space="preserve">mitigates</w:t>
+            </w:r>
+            <w:r>
+              <w:t xml:space="preserve"> </w:t>
+            </w:r>
+            <w:r>
+              <w:rPr>
+                <w:rStyle w:val="VerbatimChar"/>
+              </w:rPr>
+              <w:t xml:space="preserve">FB2-SAF-HAZ-000001</w:t>
+            </w:r>
+            <w:r>
+              <w:t xml:space="preserve"> </w:t>
+            </w:r>
+            <w:r>
+              <w:t xml:space="preserve">(</w:t>
+            </w:r>
+            <w:r>
+              <w:rPr>
+                <w:rStyle w:val="VerbatimChar"/>
+              </w:rPr>
+              <w:t xml:space="preserve">FB2-LNK-SAF-000001</w:t>
+            </w:r>
+            <w:r>
+              <w:t xml:space="preserve">)</w:t>
+            </w:r>
+          </w:p>
+        </w:tc>
+        <w:tc>
+          <w:tcPr/>
+          <w:p>
+            <w:pPr>
+              <w:pStyle w:val="Compact"/>
+              <w:jc w:val="left"/>
+            </w:pPr>
+            <w:r>
+              <w:rPr>
+                <w:rStyle w:val="VerbatimChar"/>
+              </w:rPr>
+              <w:t xml:space="preserve">FB2-SAF-HAZ-000001</w:t>
+            </w:r>
+          </w:p>
+        </w:tc>
+      </w:tr>
+      <w:tr>
+        <w:tc>
+          <w:tcPr/>
+          <w:p>
+            <w:pPr>
+              <w:pStyle w:val="Compact"/>
+              <w:jc w:val="left"/>
+            </w:pPr>
+            <w:r>
+              <w:rPr>
+                <w:rStyle w:val="VerbatimChar"/>
+              </w:rPr>
+              <w:t xml:space="preserve">FB2-SAF-FSR-000001</w:t>
+            </w:r>
+          </w:p>
+        </w:tc>
+        <w:tc>
+          <w:tcPr/>
+          <w:p>
+            <w:pPr>
+              <w:pStyle w:val="Compact"/>
+              <w:jc w:val="left"/>
+            </w:pPr>
+            <w:r>
+              <w:rPr>
+                <w:rStyle w:val="VerbatimChar"/>
+              </w:rPr>
+              <w:t xml:space="preserve">refines</w:t>
+            </w:r>
+            <w:r>
+              <w:t xml:space="preserve"> </w:t>
+            </w:r>
+            <w:r>
+              <w:t xml:space="preserve">(</w:t>
+            </w:r>
+            <w:r>
+              <w:rPr>
+                <w:rStyle w:val="VerbatimChar"/>
+              </w:rPr>
+              <w:t xml:space="preserve">FB2-LNK-SAF-000002</w:t>
+            </w:r>
+            <w:r>
+              <w:t xml:space="preserve">)</w:t>
+            </w:r>
+          </w:p>
+        </w:tc>
+        <w:tc>
+          <w:tcPr/>
+          <w:p>
+            <w:pPr>
+              <w:pStyle w:val="Compact"/>
+              <w:jc w:val="left"/>
+            </w:pPr>
+            <w:r>
+              <w:rPr>
+                <w:rStyle w:val="VerbatimChar"/>
+              </w:rPr>
+              <w:t xml:space="preserve">FB2-SAF-SGO-000001</w:t>
+            </w:r>
+          </w:p>
+        </w:tc>
+      </w:tr>
+      <w:tr>
+        <w:tc>
+          <w:tcPr/>
+          <w:p>
+            <w:pPr>
+              <w:pStyle w:val="Compact"/>
+              <w:jc w:val="left"/>
+            </w:pPr>
+            <w:r>
+              <w:rPr>
+                <w:rStyle w:val="VerbatimChar"/>
+              </w:rPr>
+              <w:t xml:space="preserve">FB2-SAF-FSR-000002</w:t>
+            </w:r>
+          </w:p>
+        </w:tc>
+        <w:tc>
+          <w:tcPr/>
+          <w:p>
+            <w:pPr>
+              <w:pStyle w:val="Compact"/>
+              <w:jc w:val="left"/>
+            </w:pPr>
+            <w:r>
+              <w:rPr>
+                <w:rStyle w:val="VerbatimChar"/>
+              </w:rPr>
+              <w:t xml:space="preserve">refines</w:t>
+            </w:r>
+            <w:r>
+              <w:t xml:space="preserve"> </w:t>
+            </w:r>
+            <w:r>
+              <w:t xml:space="preserve">(</w:t>
+            </w:r>
+            <w:r>
+              <w:rPr>
+                <w:rStyle w:val="VerbatimChar"/>
+              </w:rPr>
+              <w:t xml:space="preserve">FB2-LNK-SAF-000003</w:t>
+            </w:r>
+            <w:r>
+              <w:t xml:space="preserve">)</w:t>
+            </w:r>
+          </w:p>
+        </w:tc>
+        <w:tc>
+          <w:tcPr/>
+          <w:p>
+            <w:pPr>
+              <w:pStyle w:val="Compact"/>
+              <w:jc w:val="left"/>
+            </w:pPr>
+            <w:r>
+              <w:rPr>
+                <w:rStyle w:val="VerbatimChar"/>
+              </w:rPr>
+              <w:t xml:space="preserve">FB2-SAF-SGO-000001</w:t>
+            </w:r>
+          </w:p>
+        </w:tc>
+      </w:tr>
+      <w:tr>
+        <w:tc>
+          <w:tcPr/>
+          <w:p>
+            <w:pPr>
+              <w:pStyle w:val="Compact"/>
+              <w:jc w:val="left"/>
+            </w:pPr>
+            <w:r>
+              <w:rPr>
+                <w:rStyle w:val="VerbatimChar"/>
+              </w:rPr>
+              <w:t xml:space="preserve">FB2-SAF-FSR-000003</w:t>
+            </w:r>
+          </w:p>
+        </w:tc>
+        <w:tc>
+          <w:tcPr/>
+          <w:p>
+            <w:pPr>
+              <w:pStyle w:val="Compact"/>
+              <w:jc w:val="left"/>
+            </w:pPr>
+            <w:r>
+              <w:rPr>
+                <w:rStyle w:val="VerbatimChar"/>
+              </w:rPr>
+              <w:t xml:space="preserve">refines</w:t>
+            </w:r>
+            <w:r>
+              <w:t xml:space="preserve"> </w:t>
+            </w:r>
+            <w:r>
+              <w:t xml:space="preserve">(</w:t>
+            </w:r>
+            <w:r>
+              <w:rPr>
+                <w:rStyle w:val="VerbatimChar"/>
+              </w:rPr>
+              <w:t xml:space="preserve">FB2-LNK-SAF-000004</w:t>
+            </w:r>
+            <w:r>
+              <w:t xml:space="preserve">)</w:t>
+            </w:r>
+          </w:p>
+        </w:tc>
+        <w:tc>
+          <w:tcPr/>
+          <w:p>
+            <w:pPr>
+              <w:pStyle w:val="Compact"/>
+              <w:jc w:val="left"/>
+            </w:pPr>
+            <w:r>
+              <w:rPr>
+                <w:rStyle w:val="VerbatimChar"/>
+              </w:rPr>
+              <w:t xml:space="preserve">FB2-SAF-SGO-000001</w:t>
+            </w:r>
+          </w:p>
+        </w:tc>
+      </w:tr>
+      <w:tr>
+        <w:tc>
+          <w:tcPr/>
+          <w:p>
+            <w:pPr>
+              <w:pStyle w:val="Compact"/>
+              <w:jc w:val="left"/>
+            </w:pPr>
+            <w:r>
+              <w:rPr>
+                <w:rStyle w:val="VerbatimChar"/>
+              </w:rPr>
+              <w:t xml:space="preserve">FB2-SAF-FSR-000004</w:t>
+            </w:r>
+            <w:r>
+              <w:t xml:space="preserve"> </w:t>
+            </w:r>
+            <w:r>
+              <w:t xml:space="preserve">(</w:t>
+            </w:r>
+            <w:r>
+              <w:rPr>
+                <w:rStyle w:val="VerbatimChar"/>
+              </w:rPr>
+              <w:t xml:space="preserve">synthetic_reference</w:t>
+            </w:r>
+            <w:r>
+              <w:t xml:space="preserve"> </w:t>
+            </w:r>
+            <w:r>
+              <w:t xml:space="preserve">only)</w:t>
+            </w:r>
+          </w:p>
+        </w:tc>
+        <w:tc>
+          <w:tcPr/>
+          <w:p>
+            <w:pPr>
+              <w:pStyle w:val="Compact"/>
+              <w:jc w:val="left"/>
+            </w:pPr>
+            <w:r>
+              <w:rPr>
+                <w:rStyle w:val="VerbatimChar"/>
+              </w:rPr>
+              <w:t xml:space="preserve">refines</w:t>
+            </w:r>
+            <w:r>
+              <w:t xml:space="preserve"> </w:t>
+            </w:r>
+            <w:r>
+              <w:t xml:space="preserve">(</w:t>
+            </w:r>
+            <w:r>
+              <w:rPr>
+                <w:rStyle w:val="VerbatimChar"/>
+              </w:rPr>
+              <w:t xml:space="preserve">FB2-LNK-SAF-000021</w:t>
+            </w:r>
+            <w:r>
+              <w:t xml:space="preserve">)</w:t>
+            </w:r>
+          </w:p>
+        </w:tc>
+        <w:tc>
+          <w:tcPr/>
+          <w:p>
+            <w:pPr>
+              <w:pStyle w:val="Compact"/>
+              <w:jc w:val="left"/>
+            </w:pPr>
+            <w:r>
+              <w:rPr>
+                <w:rStyle w:val="VerbatimChar"/>
+              </w:rPr>
+              <w:t xml:space="preserve">FB2-SAF-SGO-000001</w:t>
+            </w:r>
+          </w:p>
+        </w:tc>
+      </w:tr>
+    </w:tbl>
+    <w:p>
+      <w:pPr>
+        <w:pStyle w:val="BodyText"/>
+      </w:pPr>
+      <w:r>
+        <w:t xml:space="preserve">Review coverage (</w:t>
+      </w:r>
+      <w:r>
+        <w:rPr>
+          <w:rStyle w:val="VerbatimChar"/>
+        </w:rPr>
+        <w:t xml:space="preserve">as_is</w:t>
+      </w:r>
+      <w:r>
+        <w:t xml:space="preserve"> </w:t>
+      </w:r>
+      <w:r>
+        <w:t xml:space="preserve">only, no review links recorded in</w:t>
+      </w:r>
+      <w:r>
+        <w:t xml:space="preserve"> </w:t>
+      </w:r>
+      <w:r>
+        <w:rPr>
+          <w:rStyle w:val="VerbatimChar"/>
+        </w:rPr>
+        <w:t xml:space="preserve">synthetic_reference</w:t>
+      </w:r>
+      <w:r>
+        <w:t xml:space="preserve">):</w:t>
+      </w:r>
+      <w:r>
+        <w:t xml:space="preserve"> </w:t>
+      </w:r>
+      <w:r>
+        <w:rPr>
+          <w:rStyle w:val="VerbatimChar"/>
+        </w:rPr>
+        <w:t xml:space="preserve">FB2-REV-000001</w:t>
+      </w:r>
+      <w:r>
+        <w:t xml:space="preserve"> </w:t>
+      </w:r>
+      <w:r>
+        <w:rPr>
+          <w:rStyle w:val="VerbatimChar"/>
+        </w:rPr>
+        <w:t xml:space="preserve">reviewed_by</w:t>
+      </w:r>
+      <w:r>
+        <w:t xml:space="preserve"> </w:t>
+      </w:r>
+      <w:r>
+        <w:rPr>
+          <w:rStyle w:val="VerbatimChar"/>
+        </w:rPr>
+        <w:t xml:space="preserve">FB2-SAF-HAZ-000001</w:t>
+      </w:r>
+      <w:r>
+        <w:t xml:space="preserve"> </w:t>
+      </w:r>
+      <w:r>
+        <w:t xml:space="preserve">(</w:t>
+      </w:r>
+      <w:r>
+        <w:rPr>
+          <w:rStyle w:val="VerbatimChar"/>
+        </w:rPr>
+        <w:t xml:space="preserve">FB2-LNK-SAF-000019</w:t>
+      </w:r>
+      <w:r>
+        <w:t xml:space="preserve">) and</w:t>
+      </w:r>
+      <w:r>
+        <w:t xml:space="preserve"> </w:t>
+      </w:r>
+      <w:r>
+        <w:rPr>
+          <w:rStyle w:val="VerbatimChar"/>
+        </w:rPr>
+        <w:t xml:space="preserve">FB2-SAF-FSR-000001</w:t>
+      </w:r>
+      <w:r>
+        <w:t xml:space="preserve"> </w:t>
+      </w:r>
+      <w:r>
+        <w:t xml:space="preserve">(</w:t>
+      </w:r>
+      <w:r>
+        <w:rPr>
+          <w:rStyle w:val="VerbatimChar"/>
+        </w:rPr>
+        <w:t xml:space="preserve">FB2-LNK-SAF-000020</w:t>
+      </w:r>
+      <w:r>
+        <w:t xml:space="preserve">).</w:t>
+      </w:r>
+    </w:p>
+    <w:bookmarkEnd w:id="47"/>
+    <w:bookmarkStart w:id="51" w:name="requirements-verification-traceability"/>
+    <w:p>
+      <w:pPr>
+        <w:pStyle w:val="Heading2"/>
+      </w:pPr>
+      <w:r>
+        <w:t xml:space="preserve">Requirements Verification Traceability</w:t>
+      </w:r>
+    </w:p>
+    <w:p>
+      <w:pPr>
+        <w:pStyle w:val="FirstParagraph"/>
+      </w:pPr>
+      <w:r>
+        <w:t xml:space="preserve">Test-measure (</w:t>
+      </w:r>
+      <w:r>
+        <w:rPr>
+          <w:rStyle w:val="VerbatimChar"/>
+        </w:rPr>
+        <w:t xml:space="preserve">verifies</w:t>
+      </w:r>
+      <w:r>
+        <w:t xml:space="preserve">) and execution (</w:t>
+      </w:r>
+      <w:r>
+        <w:rPr>
+          <w:rStyle w:val="VerbatimChar"/>
+        </w:rPr>
+        <w:t xml:space="preserve">result_of</w:t>
+      </w:r>
+      <w:r>
+        <w:t xml:space="preserve">) links per profile. A linked test measure records verification intent; only an execution record with retained, checkable evidence confers execution credit.</w:t>
+      </w:r>
+    </w:p>
+    <w:bookmarkStart w:id="48" w:name="X0074f109bec7b1d99187a7c249db14985dae0c1"/>
+    <w:p>
+      <w:pPr>
+        <w:pStyle w:val="Heading3"/>
+      </w:pPr>
+      <w:r>
+        <w:t xml:space="preserve">Profile:</w:t>
+      </w:r>
+      <w:r>
+        <w:t xml:space="preserve"> </w:t>
+      </w:r>
+      <w:r>
+        <w:rPr>
+          <w:rStyle w:val="VerbatimChar"/>
+        </w:rPr>
+        <w:t xml:space="preserve">as_is</w:t>
+      </w:r>
+      <w:r>
+        <w:t xml:space="preserve"> </w:t>
+      </w:r>
+      <w:r>
+        <w:t xml:space="preserve">(test measures</w:t>
+      </w:r>
+      <w:r>
+        <w:t xml:space="preserve"> </w:t>
+      </w:r>
+      <w:r>
+        <w:rPr>
+          <w:rStyle w:val="VerbatimChar"/>
+        </w:rPr>
+        <w:t xml:space="preserve">source_grounded</w:t>
+      </w:r>
+      <w:r>
+        <w:t xml:space="preserve">)</w:t>
+      </w:r>
+    </w:p>
+    <w:tbl>
+      <w:tblPr>
+        <w:tblStyle w:val="Table"/>
+        <w:tblW w:type="pct" w:w="5000"/>
+        <w:jc w:val="left"/>
+        <w:tblLayout w:type="fixed"/>
+        <w:tblLook w:firstRow="1" w:lastRow="0" w:firstColumn="0" w:lastColumn="0" w:noHBand="0" w:noVBand="0" w:val="0020"/>
+      </w:tblPr>
+      <w:tblGrid>
+        <w:gridCol w:w="1980"/>
+        <w:gridCol w:w="1980"/>
+        <w:gridCol w:w="1980"/>
+        <w:gridCol w:w="1980"/>
+      </w:tblGrid>
+      <w:tr>
+        <w:trPr>
+          <w:tblHeader w:val="on"/>
+        </w:trPr>
+        <w:tc>
+          <w:tcPr/>
+          <w:p>
+            <w:pPr>
+              <w:pStyle w:val="Compact"/>
+              <w:jc w:val="left"/>
+            </w:pPr>
+            <w:r>
+              <w:t xml:space="preserve">SWR / TSR</w:t>
+            </w:r>
+          </w:p>
+        </w:tc>
+        <w:tc>
+          <w:tcPr/>
+          <w:p>
+            <w:pPr>
+              <w:pStyle w:val="Compact"/>
+              <w:jc w:val="left"/>
+            </w:pPr>
+            <w:r>
+              <w:t xml:space="preserve">Allocated to</w:t>
+            </w:r>
+          </w:p>
+        </w:tc>
+        <w:tc>
+          <w:tcPr/>
+          <w:p>
+            <w:pPr>
+              <w:pStyle w:val="Compact"/>
+              <w:jc w:val="left"/>
+            </w:pPr>
+            <w:r>
+              <w:t xml:space="preserve">Test measure (</w:t>
+            </w:r>
+            <w:r>
+              <w:rPr>
+                <w:rStyle w:val="VerbatimChar"/>
+              </w:rPr>
+              <w:t xml:space="preserve">verifies</w:t>
+            </w:r>
+            <w:r>
+              <w:t xml:space="preserve"> </w:t>
+            </w:r>
+            <w:r>
+              <w:t xml:space="preserve">links)</w:t>
+            </w:r>
+          </w:p>
+        </w:tc>
+        <w:tc>
+          <w:tcPr/>
+          <w:p>
+            <w:pPr>
+              <w:pStyle w:val="Compact"/>
+              <w:jc w:val="left"/>
+            </w:pPr>
+            <w:r>
+              <w:t xml:space="preserve">Execution record</w:t>
+            </w:r>
+          </w:p>
+        </w:tc>
+      </w:tr>
+      <w:tr>
+        <w:tc>
+          <w:tcPr/>
+          <w:p>
+            <w:pPr>
+              <w:pStyle w:val="Compact"/>
+              <w:jc w:val="left"/>
+            </w:pPr>
+            <w:r>
+              <w:rPr>
+                <w:rStyle w:val="VerbatimChar"/>
+              </w:rPr>
+              <w:t xml:space="preserve">FB2-SW-SWR-000001</w:t>
+            </w:r>
+          </w:p>
+        </w:tc>
+        <w:tc>
+          <w:tcPr/>
+          <w:p>
+            <w:pPr>
+              <w:pStyle w:val="Compact"/>
+              <w:jc w:val="left"/>
+            </w:pPr>
+            <w:r>
+              <w:rPr>
+                <w:rStyle w:val="VerbatimChar"/>
+              </w:rPr>
+              <w:t xml:space="preserve">FB2-SAF-FSR-000001</w:t>
+            </w:r>
+            <w:r>
+              <w:t xml:space="preserve"> </w:t>
+            </w:r>
+            <w:r>
+              <w:t xml:space="preserve">(</w:t>
+            </w:r>
+            <w:r>
+              <w:rPr>
+                <w:rStyle w:val="VerbatimChar"/>
+              </w:rPr>
+              <w:t xml:space="preserve">FB2-LNK-SAF-000008</w:t>
+            </w:r>
+            <w:r>
+              <w:t xml:space="preserve">)</w:t>
+            </w:r>
+          </w:p>
+        </w:tc>
+        <w:tc>
+          <w:tcPr/>
+          <w:p>
+            <w:pPr>
+              <w:pStyle w:val="Compact"/>
+              <w:jc w:val="left"/>
+            </w:pPr>
+            <w:r>
+              <w:rPr>
+                <w:rStyle w:val="VerbatimChar"/>
+              </w:rPr>
+              <w:t xml:space="preserve">FB2-VER-TMS-000003</w:t>
+            </w:r>
+            <w:r>
+              <w:t xml:space="preserve"> </w:t>
+            </w:r>
+            <w:r>
+              <w:t xml:space="preserve">(</w:t>
+            </w:r>
+            <w:r>
+              <w:rPr>
+                <w:rStyle w:val="VerbatimChar"/>
+              </w:rPr>
+              <w:t xml:space="preserve">FB2-LNK-SAF-000021</w:t>
+            </w:r>
+            <w:r>
+              <w:t xml:space="preserve">,</w:t>
+            </w:r>
+            <w:r>
+              <w:t xml:space="preserve"> </w:t>
+            </w:r>
+            <w:r>
+              <w:rPr>
+                <w:rStyle w:val="VerbatimChar"/>
+              </w:rPr>
+              <w:t xml:space="preserve">FB2-LNK-SAF-000022</w:t>
+            </w:r>
+            <w:r>
+              <w:t xml:space="preserve">)</w:t>
+            </w:r>
+          </w:p>
+        </w:tc>
+        <w:tc>
+          <w:tcPr/>
+          <w:p>
+            <w:pPr>
+              <w:pStyle w:val="Compact"/>
+              <w:jc w:val="left"/>
+            </w:pPr>
+            <w:r>
+              <w:t xml:space="preserve">none recorded</w:t>
+            </w:r>
+          </w:p>
+        </w:tc>
+      </w:tr>
+      <w:tr>
+        <w:tc>
+          <w:tcPr/>
+          <w:p>
+            <w:pPr>
+              <w:pStyle w:val="Compact"/>
+              <w:jc w:val="left"/>
+            </w:pPr>
+            <w:r>
+              <w:rPr>
+                <w:rStyle w:val="VerbatimChar"/>
+              </w:rPr>
+              <w:t xml:space="preserve">FB2-SW-SWR-000002</w:t>
+            </w:r>
+          </w:p>
+        </w:tc>
+        <w:tc>
+          <w:tcPr/>
+          <w:p>
+            <w:pPr>
+              <w:pStyle w:val="Compact"/>
+              <w:jc w:val="left"/>
+            </w:pPr>
+            <w:r>
+              <w:rPr>
+                <w:rStyle w:val="VerbatimChar"/>
+              </w:rPr>
+              <w:t xml:space="preserve">FB2-SAF-FSR-000002</w:t>
+            </w:r>
+            <w:r>
+              <w:t xml:space="preserve"> </w:t>
+            </w:r>
+            <w:r>
+              <w:t xml:space="preserve">(</w:t>
+            </w:r>
+            <w:r>
+              <w:rPr>
+                <w:rStyle w:val="VerbatimChar"/>
+              </w:rPr>
+              <w:t xml:space="preserve">FB2-LNK-SAF-000009</w:t>
+            </w:r>
+            <w:r>
+              <w:t xml:space="preserve">)</w:t>
+            </w:r>
+          </w:p>
+        </w:tc>
+        <w:tc>
+          <w:tcPr/>
+          <w:p>
+            <w:pPr>
+              <w:pStyle w:val="Compact"/>
+              <w:jc w:val="left"/>
+            </w:pPr>
+            <w:r>
+              <w:rPr>
+                <w:rStyle w:val="VerbatimChar"/>
+              </w:rPr>
+              <w:t xml:space="preserve">FB2-VER-TMS-000001</w:t>
+            </w:r>
+            <w:r>
+              <w:t xml:space="preserve"> </w:t>
+            </w:r>
+            <w:r>
+              <w:t xml:space="preserve">(</w:t>
+            </w:r>
+            <w:r>
+              <w:rPr>
+                <w:rStyle w:val="VerbatimChar"/>
+              </w:rPr>
+              <w:t xml:space="preserve">FB2-LNK-SAF-000014</w:t>
+            </w:r>
+            <w:r>
+              <w:t xml:space="preserve">,</w:t>
+            </w:r>
+            <w:r>
+              <w:t xml:space="preserve"> </w:t>
+            </w:r>
+            <w:r>
+              <w:rPr>
+                <w:rStyle w:val="VerbatimChar"/>
+              </w:rPr>
+              <w:t xml:space="preserve">FB2-LNK-SAF-000015</w:t>
+            </w:r>
+            <w:r>
+              <w:t xml:space="preserve">)</w:t>
+            </w:r>
+          </w:p>
+        </w:tc>
+        <w:tc>
+          <w:tcPr/>
+          <w:p>
+            <w:pPr>
+              <w:pStyle w:val="Compact"/>
+              <w:jc w:val="left"/>
+            </w:pPr>
+            <w:r>
+              <w:rPr>
+                <w:rStyle w:val="VerbatimChar"/>
+              </w:rPr>
+              <w:t xml:space="preserve">FB2-VER-EXE-000001</w:t>
+            </w:r>
+            <w:r>
+              <w:t xml:space="preserve"> </w:t>
+            </w:r>
+            <w:r>
+              <w:t xml:space="preserve">(</w:t>
+            </w:r>
+            <w:r>
+              <w:rPr>
+                <w:rStyle w:val="VerbatimChar"/>
+              </w:rPr>
+              <w:t xml:space="preserve">FB2-LNK-SAF-000018</w:t>
+            </w:r>
+            <w:r>
+              <w:t xml:space="preserve">),</w:t>
+            </w:r>
+            <w:r>
+              <w:t xml:space="preserve"> </w:t>
+            </w:r>
+            <w:r>
+              <w:rPr>
+                <w:rStyle w:val="VerbatimChar"/>
+              </w:rPr>
+              <w:t xml:space="preserve">actual_host_run</w:t>
+            </w:r>
+            <w:r>
+              <w:t xml:space="preserve">,</w:t>
+            </w:r>
+            <w:r>
+              <w:t xml:space="preserve"> </w:t>
+            </w:r>
+            <w:r>
+              <w:rPr>
+                <w:rStyle w:val="VerbatimChar"/>
+              </w:rPr>
+              <w:t xml:space="preserve">pass</w:t>
+            </w:r>
+            <w:r>
+              <w:t xml:space="preserve"> </w:t>
+            </w:r>
+            <w:r>
+              <w:t xml:space="preserve">— log/coverage hashes are</w:t>
+            </w:r>
+            <w:r>
+              <w:t xml:space="preserve"> </w:t>
+            </w:r>
+            <w:r>
+              <w:rPr>
+                <w:rStyle w:val="VerbatimChar"/>
+              </w:rPr>
+              <w:t xml:space="preserve">sha256:placeholder</w:t>
+            </w:r>
+            <w:r>
+              <w:t xml:space="preserve">,</w:t>
+            </w:r>
+            <w:r>
+              <w:t xml:space="preserve"> </w:t>
+            </w:r>
+            <w:r>
+              <w:rPr>
+                <w:rStyle w:val="VerbatimChar"/>
+              </w:rPr>
+              <w:t xml:space="preserve">output_hashes</w:t>
+            </w:r>
+            <w:r>
+              <w:t xml:space="preserve"> </w:t>
+            </w:r>
+            <w:r>
+              <w:t xml:space="preserve">empty, per-run logs not retained</w:t>
+            </w:r>
+          </w:p>
+        </w:tc>
+      </w:tr>
+      <w:tr>
+        <w:tc>
+          <w:tcPr/>
+          <w:p>
+            <w:pPr>
+              <w:pStyle w:val="Compact"/>
+              <w:jc w:val="left"/>
+            </w:pPr>
+            <w:r>
+              <w:rPr>
+                <w:rStyle w:val="VerbatimChar"/>
+              </w:rPr>
+              <w:t xml:space="preserve">FB2-SW-SWR-000003</w:t>
+            </w:r>
+          </w:p>
+        </w:tc>
+        <w:tc>
+          <w:tcPr/>
+          <w:p>
+            <w:pPr>
+              <w:pStyle w:val="Compact"/>
+              <w:jc w:val="left"/>
+            </w:pPr>
+            <w:r>
+              <w:rPr>
+                <w:rStyle w:val="VerbatimChar"/>
+              </w:rPr>
+              <w:t xml:space="preserve">FB2-SAF-FSR-000003</w:t>
+            </w:r>
+            <w:r>
+              <w:t xml:space="preserve"> </w:t>
+            </w:r>
+            <w:r>
+              <w:t xml:space="preserve">(</w:t>
+            </w:r>
+            <w:r>
+              <w:rPr>
+                <w:rStyle w:val="VerbatimChar"/>
+              </w:rPr>
+              <w:t xml:space="preserve">FB2-LNK-SAF-000010</w:t>
+            </w:r>
+            <w:r>
+              <w:t xml:space="preserve">)</w:t>
+            </w:r>
+          </w:p>
+        </w:tc>
+        <w:tc>
+          <w:tcPr/>
+          <w:p>
+            <w:pPr>
+              <w:pStyle w:val="Compact"/>
+              <w:jc w:val="left"/>
+            </w:pPr>
+            <w:r>
+              <w:rPr>
+                <w:rStyle w:val="VerbatimChar"/>
+              </w:rPr>
+              <w:t xml:space="preserve">FB2-VER-TMS-000002</w:t>
+            </w:r>
+            <w:r>
+              <w:t xml:space="preserve"> </w:t>
+            </w:r>
+            <w:r>
+              <w:t xml:space="preserve">(</w:t>
+            </w:r>
+            <w:r>
+              <w:rPr>
+                <w:rStyle w:val="VerbatimChar"/>
+              </w:rPr>
+              <w:t xml:space="preserve">FB2-LNK-SAF-000016</w:t>
+            </w:r>
+            <w:r>
+              <w:t xml:space="preserve">,</w:t>
+            </w:r>
+            <w:r>
+              <w:t xml:space="preserve"> </w:t>
+            </w:r>
+            <w:r>
+              <w:rPr>
+                <w:rStyle w:val="VerbatimChar"/>
+              </w:rPr>
+              <w:t xml:space="preserve">FB2-LNK-SAF-000017</w:t>
+            </w:r>
+            <w:r>
+              <w:t xml:space="preserve">)</w:t>
+            </w:r>
+          </w:p>
+        </w:tc>
+        <w:tc>
+          <w:tcPr/>
+          <w:p>
+            <w:pPr>
+              <w:pStyle w:val="Compact"/>
+              <w:jc w:val="left"/>
+            </w:pPr>
+            <w:r>
+              <w:t xml:space="preserve">none recorded</w:t>
+            </w:r>
+          </w:p>
+        </w:tc>
+      </w:tr>
+      <w:tr>
+        <w:tc>
+          <w:tcPr/>
+          <w:p>
+            <w:pPr>
+              <w:pStyle w:val="Compact"/>
+              <w:jc w:val="left"/>
+            </w:pPr>
+            <w:r>
+              <w:rPr>
+                <w:rStyle w:val="VerbatimChar"/>
+              </w:rPr>
+              <w:t xml:space="preserve">FB2-HW-TSR-000001</w:t>
+            </w:r>
+            <w:r>
+              <w:t xml:space="preserve"> </w:t>
+            </w:r>
+            <w:r>
+              <w:t xml:space="preserve">/</w:t>
+            </w:r>
+            <w:r>
+              <w:t xml:space="preserve"> </w:t>
+            </w:r>
+            <w:r>
+              <w:rPr>
+                <w:rStyle w:val="VerbatimChar"/>
+              </w:rPr>
+              <w:t xml:space="preserve">FB2-HW-TSR-000002</w:t>
+            </w:r>
+          </w:p>
+        </w:tc>
+        <w:tc>
+          <w:tcPr/>
+          <w:p>
+            <w:pPr>
+              <w:pStyle w:val="Compact"/>
+              <w:jc w:val="left"/>
+            </w:pPr>
+            <w:r>
+              <w:rPr>
+                <w:rStyle w:val="VerbatimChar"/>
+              </w:rPr>
+              <w:t xml:space="preserve">FB2-SAF-FSR-000001</w:t>
+            </w:r>
+            <w:r>
+              <w:t xml:space="preserve"> </w:t>
+            </w:r>
+            <w:r>
+              <w:t xml:space="preserve">(</w:t>
+            </w:r>
+            <w:r>
+              <w:rPr>
+                <w:rStyle w:val="VerbatimChar"/>
+              </w:rPr>
+              <w:t xml:space="preserve">FB2-LNK-SAF-000005</w:t>
+            </w:r>
+            <w:r>
+              <w:t xml:space="preserve">,</w:t>
+            </w:r>
+            <w:r>
+              <w:t xml:space="preserve"> </w:t>
+            </w:r>
+            <w:r>
+              <w:rPr>
+                <w:rStyle w:val="VerbatimChar"/>
+              </w:rPr>
+              <w:t xml:space="preserve">FB2-LNK-SAF-000006</w:t>
+            </w:r>
+            <w:r>
+              <w:t xml:space="preserve">)</w:t>
+            </w:r>
+          </w:p>
+        </w:tc>
+        <w:tc>
+          <w:tcPr/>
+          <w:p>
+            <w:pPr>
+              <w:pStyle w:val="Compact"/>
+              <w:jc w:val="left"/>
+            </w:pPr>
+            <w:r>
+              <w:rPr>
+                <w:rStyle w:val="VerbatimChar"/>
+              </w:rPr>
+              <w:t xml:space="preserve">FB2-VER-TMS-000004</w:t>
+            </w:r>
+            <w:r>
+              <w:t xml:space="preserve"> </w:t>
+            </w:r>
+            <w:r>
+              <w:t xml:space="preserve">(</w:t>
+            </w:r>
+            <w:r>
+              <w:rPr>
+                <w:rStyle w:val="VerbatimChar"/>
+              </w:rPr>
+              <w:t xml:space="preserve">FB2-LNK-SAF-000023</w:t>
+            </w:r>
+            <w:r>
+              <w:t xml:space="preserve">,</w:t>
+            </w:r>
+            <w:r>
+              <w:t xml:space="preserve"> </w:t>
+            </w:r>
+            <w:r>
+              <w:rPr>
+                <w:rStyle w:val="VerbatimChar"/>
+              </w:rPr>
+              <w:t xml:space="preserve">FB2-LNK-SAF-000024</w:t>
+            </w:r>
+            <w:r>
+              <w:t xml:space="preserve">)</w:t>
+            </w:r>
+          </w:p>
+        </w:tc>
+        <w:tc>
+          <w:tcPr/>
+          <w:p>
+            <w:pPr>
+              <w:pStyle w:val="Compact"/>
+              <w:jc w:val="left"/>
+            </w:pPr>
+            <w:r>
+              <w:t xml:space="preserve">none recorded</w:t>
+            </w:r>
+          </w:p>
+        </w:tc>
+      </w:tr>
+      <w:tr>
+        <w:tc>
+          <w:tcPr/>
+          <w:p>
+            <w:pPr>
+              <w:pStyle w:val="Compact"/>
+              <w:jc w:val="left"/>
+            </w:pPr>
+            <w:r>
+              <w:rPr>
+                <w:rStyle w:val="VerbatimChar"/>
+              </w:rPr>
+              <w:t xml:space="preserve">FB2-HW-TSR-000003</w:t>
+            </w:r>
+          </w:p>
+        </w:tc>
+        <w:tc>
+          <w:tcPr/>
+          <w:p>
+            <w:pPr>
+              <w:pStyle w:val="Compact"/>
+              <w:jc w:val="left"/>
+            </w:pPr>
+            <w:r>
+              <w:rPr>
+                <w:rStyle w:val="VerbatimChar"/>
+              </w:rPr>
+              <w:t xml:space="preserve">FB2-SAF-FSR-000003</w:t>
+            </w:r>
+            <w:r>
+              <w:t xml:space="preserve"> </w:t>
+            </w:r>
+            <w:r>
+              <w:t xml:space="preserve">(</w:t>
+            </w:r>
+            <w:r>
+              <w:rPr>
+                <w:rStyle w:val="VerbatimChar"/>
+              </w:rPr>
+              <w:t xml:space="preserve">FB2-LNK-SAF-000007</w:t>
+            </w:r>
+            <w:r>
+              <w:t xml:space="preserve">)</w:t>
+            </w:r>
+          </w:p>
+        </w:tc>
+        <w:tc>
+          <w:tcPr/>
+          <w:p>
+            <w:pPr>
+              <w:pStyle w:val="Compact"/>
+              <w:jc w:val="left"/>
+            </w:pPr>
+            <w:r>
+              <w:rPr>
+                <w:rStyle w:val="VerbatimChar"/>
+              </w:rPr>
+              <w:t xml:space="preserve">FB2-VER-TMS-000005</w:t>
+            </w:r>
+            <w:r>
+              <w:t xml:space="preserve"> </w:t>
+            </w:r>
+            <w:r>
+              <w:t xml:space="preserve">(</w:t>
+            </w:r>
+            <w:r>
+              <w:rPr>
+                <w:rStyle w:val="VerbatimChar"/>
+              </w:rPr>
+              <w:t xml:space="preserve">FB2-LNK-SAF-000025</w:t>
+            </w:r>
+            <w:r>
+              <w:t xml:space="preserve">)</w:t>
+            </w:r>
+          </w:p>
+        </w:tc>
+        <w:tc>
+          <w:tcPr/>
+          <w:p>
+            <w:pPr>
+              <w:pStyle w:val="Compact"/>
+              <w:jc w:val="left"/>
+            </w:pPr>
+            <w:r>
+              <w:t xml:space="preserve">none recorded</w:t>
+            </w:r>
+          </w:p>
+        </w:tc>
+      </w:tr>
+    </w:tbl>
+    <w:bookmarkEnd w:id="48"/>
+    <w:bookmarkStart w:id="49" w:name="X7f7c1dc136b53ebff937497e3642b8ed21ce4e8"/>
+    <w:p>
+      <w:pPr>
+        <w:pStyle w:val="Heading3"/>
+      </w:pPr>
+      <w:r>
+        <w:t xml:space="preserve">Profile:</w:t>
+      </w:r>
+      <w:r>
+        <w:t xml:space="preserve"> </w:t>
+      </w:r>
+      <w:r>
+        <w:rPr>
+          <w:rStyle w:val="VerbatimChar"/>
+        </w:rPr>
+        <w:t xml:space="preserve">synthetic_reference</w:t>
+      </w:r>
+      <w:r>
+        <w:t xml:space="preserve"> </w:t>
+      </w:r>
+      <w:r>
+        <w:t xml:space="preserve">(test measures</w:t>
+      </w:r>
+      <w:r>
+        <w:t xml:space="preserve"> </w:t>
+      </w:r>
+      <w:r>
+        <w:rPr>
+          <w:rStyle w:val="VerbatimChar"/>
+        </w:rPr>
+        <w:t xml:space="preserve">synthetic_assumption</w:t>
+      </w:r>
+      <w:r>
+        <w:t xml:space="preserve">, executions</w:t>
+      </w:r>
+      <w:r>
+        <w:t xml:space="preserve"> </w:t>
+      </w:r>
+      <w:r>
+        <w:rPr>
+          <w:rStyle w:val="VerbatimChar"/>
+        </w:rPr>
+        <w:t xml:space="preserve">synthetic_fixture</w:t>
+      </w:r>
+      <w:r>
+        <w:t xml:space="preserve">)</w:t>
+      </w:r>
+    </w:p>
+    <w:tbl>
+      <w:tblPr>
+        <w:tblStyle w:val="Table"/>
+        <w:tblW w:type="pct" w:w="5000"/>
+        <w:jc w:val="left"/>
+        <w:tblLayout w:type="fixed"/>
+        <w:tblLook w:firstRow="1" w:lastRow="0" w:firstColumn="0" w:lastColumn="0" w:noHBand="0" w:noVBand="0" w:val="0020"/>
+      </w:tblPr>
+      <w:tblGrid>
+        <w:gridCol w:w="1980"/>
+        <w:gridCol w:w="1980"/>
+        <w:gridCol w:w="1980"/>
+        <w:gridCol w:w="1980"/>
+      </w:tblGrid>
+      <w:tr>
+        <w:trPr>
+          <w:tblHeader w:val="on"/>
+        </w:trPr>
+        <w:tc>
+          <w:tcPr/>
+          <w:p>
+            <w:pPr>
+              <w:pStyle w:val="Compact"/>
+              <w:jc w:val="left"/>
+            </w:pPr>
+            <w:r>
+              <w:t xml:space="preserve">SWR / TSR</w:t>
+            </w:r>
+          </w:p>
+        </w:tc>
+        <w:tc>
+          <w:tcPr/>
+          <w:p>
+            <w:pPr>
+              <w:pStyle w:val="Compact"/>
+              <w:jc w:val="left"/>
+            </w:pPr>
+            <w:r>
+              <w:t xml:space="preserve">Allocated to</w:t>
+            </w:r>
+          </w:p>
+        </w:tc>
+        <w:tc>
+          <w:tcPr/>
+          <w:p>
+            <w:pPr>
+              <w:pStyle w:val="Compact"/>
+              <w:jc w:val="left"/>
+            </w:pPr>
+            <w:r>
+              <w:t xml:space="preserve">Test measure (</w:t>
+            </w:r>
+            <w:r>
+              <w:rPr>
+                <w:rStyle w:val="VerbatimChar"/>
+              </w:rPr>
+              <w:t xml:space="preserve">verifies</w:t>
+            </w:r>
+            <w:r>
+              <w:t xml:space="preserve"> </w:t>
+            </w:r>
+            <w:r>
+              <w:t xml:space="preserve">links)</w:t>
+            </w:r>
+          </w:p>
+        </w:tc>
+        <w:tc>
+          <w:tcPr/>
+          <w:p>
+            <w:pPr>
+              <w:pStyle w:val="Compact"/>
+              <w:jc w:val="left"/>
+            </w:pPr>
+            <w:r>
+              <w:t xml:space="preserve">Execution record</w:t>
+            </w:r>
+          </w:p>
+        </w:tc>
+      </w:tr>
+      <w:tr>
+        <w:tc>
+          <w:tcPr/>
+          <w:p>
+            <w:pPr>
+              <w:pStyle w:val="Compact"/>
+              <w:jc w:val="left"/>
+            </w:pPr>
+            <w:r>
+              <w:rPr>
+                <w:rStyle w:val="VerbatimChar"/>
+              </w:rPr>
+              <w:t xml:space="preserve">FB2-SW-SWR-000001</w:t>
+            </w:r>
+          </w:p>
+        </w:tc>
+        <w:tc>
+          <w:tcPr/>
+          <w:p>
+            <w:pPr>
+              <w:pStyle w:val="Compact"/>
+              <w:jc w:val="left"/>
+            </w:pPr>
+            <w:r>
+              <w:rPr>
+                <w:rStyle w:val="VerbatimChar"/>
+              </w:rPr>
+              <w:t xml:space="preserve">FB2-SAF-FSR-000001</w:t>
+            </w:r>
+            <w:r>
+              <w:t xml:space="preserve"> </w:t>
+            </w:r>
+            <w:r>
+              <w:t xml:space="preserve">(</w:t>
+            </w:r>
+            <w:r>
+              <w:rPr>
+                <w:rStyle w:val="VerbatimChar"/>
+              </w:rPr>
+              <w:t xml:space="preserve">FB2-LNK-SAF-000008</w:t>
+            </w:r>
+            <w:r>
+              <w:t xml:space="preserve">)</w:t>
+            </w:r>
+          </w:p>
+        </w:tc>
+        <w:tc>
+          <w:tcPr/>
+          <w:p>
+            <w:pPr>
+              <w:pStyle w:val="Compact"/>
+              <w:jc w:val="left"/>
+            </w:pPr>
+            <w:r>
+              <w:rPr>
+                <w:rStyle w:val="VerbatimChar"/>
+              </w:rPr>
+              <w:t xml:space="preserve">FB2-VER-TMS-000003</w:t>
+            </w:r>
+            <w:r>
+              <w:t xml:space="preserve"> </w:t>
+            </w:r>
+            <w:r>
+              <w:t xml:space="preserve">(</w:t>
+            </w:r>
+            <w:r>
+              <w:rPr>
+                <w:rStyle w:val="VerbatimChar"/>
+              </w:rPr>
+              <w:t xml:space="preserve">FB2-LNK-SAF-000026</w:t>
+            </w:r>
+            <w:r>
+              <w:t xml:space="preserve">,</w:t>
+            </w:r>
+            <w:r>
+              <w:t xml:space="preserve"> </w:t>
+            </w:r>
+            <w:r>
+              <w:rPr>
+                <w:rStyle w:val="VerbatimChar"/>
+              </w:rPr>
+              <w:t xml:space="preserve">FB2-LNK-SAF-000027</w:t>
+            </w:r>
+            <w:r>
+              <w:t xml:space="preserve">, also</w:t>
+            </w:r>
+            <w:r>
+              <w:t xml:space="preserve"> </w:t>
+            </w:r>
+            <w:r>
+              <w:rPr>
+                <w:rStyle w:val="VerbatimChar"/>
+              </w:rPr>
+              <w:t xml:space="preserve">FB2-HW-TSR-000001</w:t>
+            </w:r>
+            <w:r>
+              <w:t xml:space="preserve"> </w:t>
+            </w:r>
+            <w:r>
+              <w:t xml:space="preserve">via</w:t>
+            </w:r>
+            <w:r>
+              <w:t xml:space="preserve"> </w:t>
+            </w:r>
+            <w:r>
+              <w:rPr>
+                <w:rStyle w:val="VerbatimChar"/>
+              </w:rPr>
+              <w:t xml:space="preserve">FB2-LNK-SAF-000028</w:t>
+            </w:r>
+            <w:r>
+              <w:t xml:space="preserve">)</w:t>
+            </w:r>
+          </w:p>
+        </w:tc>
+        <w:tc>
+          <w:tcPr/>
+          <w:p>
+            <w:pPr>
+              <w:pStyle w:val="Compact"/>
+              <w:jc w:val="left"/>
+            </w:pPr>
+            <w:r>
+              <w:rPr>
+                <w:rStyle w:val="VerbatimChar"/>
+              </w:rPr>
+              <w:t xml:space="preserve">FB2-VER-EXE-000003</w:t>
+            </w:r>
+            <w:r>
+              <w:t xml:space="preserve"> </w:t>
+            </w:r>
+            <w:r>
+              <w:t xml:space="preserve">(</w:t>
+            </w:r>
+            <w:r>
+              <w:rPr>
+                <w:rStyle w:val="VerbatimChar"/>
+              </w:rPr>
+              <w:t xml:space="preserve">FB2-LNK-SAF-000035</w:t>
+            </w:r>
+            <w:r>
+              <w:t xml:space="preserve">),</w:t>
+            </w:r>
+            <w:r>
+              <w:t xml:space="preserve"> </w:t>
+            </w:r>
+            <w:r>
+              <w:rPr>
+                <w:rStyle w:val="VerbatimChar"/>
+              </w:rPr>
+              <w:t xml:space="preserve">synthetic_fixture</w:t>
+            </w:r>
+            <w:r>
+              <w:t xml:space="preserve">,</w:t>
+            </w:r>
+            <w:r>
+              <w:t xml:space="preserve"> </w:t>
+            </w:r>
+            <w:r>
+              <w:rPr>
+                <w:rStyle w:val="VerbatimChar"/>
+              </w:rPr>
+              <w:t xml:space="preserve">pass</w:t>
+            </w:r>
+          </w:p>
+        </w:tc>
+      </w:tr>
+      <w:tr>
+        <w:tc>
+          <w:tcPr/>
+          <w:p>
+            <w:pPr>
+              <w:pStyle w:val="Compact"/>
+              <w:jc w:val="left"/>
+            </w:pPr>
+            <w:r>
+              <w:rPr>
+                <w:rStyle w:val="VerbatimChar"/>
+              </w:rPr>
+              <w:t xml:space="preserve">FB2-SW-SWR-000002</w:t>
+            </w:r>
+          </w:p>
+        </w:tc>
+        <w:tc>
+          <w:tcPr/>
+          <w:p>
+            <w:pPr>
+              <w:pStyle w:val="Compact"/>
+              <w:jc w:val="left"/>
+            </w:pPr>
+            <w:r>
+              <w:rPr>
+                <w:rStyle w:val="VerbatimChar"/>
+              </w:rPr>
+              <w:t xml:space="preserve">FB2-SAF-FSR-000002</w:t>
+            </w:r>
+            <w:r>
+              <w:t xml:space="preserve"> </w:t>
+            </w:r>
+            <w:r>
+              <w:t xml:space="preserve">(</w:t>
+            </w:r>
+            <w:r>
+              <w:rPr>
+                <w:rStyle w:val="VerbatimChar"/>
+              </w:rPr>
+              <w:t xml:space="preserve">FB2-LNK-SAF-000009</w:t>
+            </w:r>
+            <w:r>
+              <w:t xml:space="preserve">)</w:t>
+            </w:r>
+          </w:p>
+        </w:tc>
+        <w:tc>
+          <w:tcPr/>
+          <w:p>
+            <w:pPr>
+              <w:pStyle w:val="Compact"/>
+              <w:jc w:val="left"/>
+            </w:pPr>
+            <w:r>
+              <w:rPr>
+                <w:rStyle w:val="VerbatimChar"/>
+              </w:rPr>
+              <w:t xml:space="preserve">FB2-VER-TMS-000001</w:t>
+            </w:r>
+            <w:r>
+              <w:t xml:space="preserve"> </w:t>
+            </w:r>
+            <w:r>
+              <w:t xml:space="preserve">(</w:t>
+            </w:r>
+            <w:r>
+              <w:rPr>
+                <w:rStyle w:val="VerbatimChar"/>
+              </w:rPr>
+              <w:t xml:space="preserve">FB2-LNK-SAF-000022</w:t>
+            </w:r>
+            <w:r>
+              <w:t xml:space="preserve">,</w:t>
+            </w:r>
+            <w:r>
+              <w:t xml:space="preserve"> </w:t>
+            </w:r>
+            <w:r>
+              <w:rPr>
+                <w:rStyle w:val="VerbatimChar"/>
+              </w:rPr>
+              <w:t xml:space="preserve">FB2-LNK-SAF-000023</w:t>
+            </w:r>
+            <w:r>
+              <w:t xml:space="preserve">)</w:t>
+            </w:r>
+          </w:p>
+        </w:tc>
+        <w:tc>
+          <w:tcPr/>
+          <w:p>
+            <w:pPr>
+              <w:pStyle w:val="Compact"/>
+              <w:jc w:val="left"/>
+            </w:pPr>
+            <w:r>
+              <w:rPr>
+                <w:rStyle w:val="VerbatimChar"/>
+              </w:rPr>
+              <w:t xml:space="preserve">FB2-VER-EXE-000001</w:t>
+            </w:r>
+            <w:r>
+              <w:t xml:space="preserve"> </w:t>
+            </w:r>
+            <w:r>
+              <w:t xml:space="preserve">(</w:t>
+            </w:r>
+            <w:r>
+              <w:rPr>
+                <w:rStyle w:val="VerbatimChar"/>
+              </w:rPr>
+              <w:t xml:space="preserve">FB2-LNK-SAF-000033</w:t>
+            </w:r>
+            <w:r>
+              <w:t xml:space="preserve">),</w:t>
+            </w:r>
+            <w:r>
+              <w:t xml:space="preserve"> </w:t>
+            </w:r>
+            <w:r>
+              <w:rPr>
+                <w:rStyle w:val="VerbatimChar"/>
+              </w:rPr>
+              <w:t xml:space="preserve">synthetic_fixture</w:t>
+            </w:r>
+            <w:r>
+              <w:t xml:space="preserve">,</w:t>
+            </w:r>
+            <w:r>
+              <w:t xml:space="preserve"> </w:t>
+            </w:r>
+            <w:r>
+              <w:rPr>
+                <w:rStyle w:val="VerbatimChar"/>
+              </w:rPr>
+              <w:t xml:space="preserve">pass</w:t>
+            </w:r>
+          </w:p>
+        </w:tc>
+      </w:tr>
+      <w:tr>
+        <w:tc>
+          <w:tcPr/>
+          <w:p>
+            <w:pPr>
+              <w:pStyle w:val="Compact"/>
+              <w:jc w:val="left"/>
+            </w:pPr>
+            <w:r>
+              <w:rPr>
+                <w:rStyle w:val="VerbatimChar"/>
+              </w:rPr>
+              <w:t xml:space="preserve">FB2-SW-SWR-000003</w:t>
+            </w:r>
+          </w:p>
+        </w:tc>
+        <w:tc>
+          <w:tcPr/>
+          <w:p>
+            <w:pPr>
+              <w:pStyle w:val="Compact"/>
+              <w:jc w:val="left"/>
+            </w:pPr>
+            <w:r>
+              <w:rPr>
+                <w:rStyle w:val="VerbatimChar"/>
+              </w:rPr>
+              <w:t xml:space="preserve">FB2-SAF-FSR-000003</w:t>
+            </w:r>
+            <w:r>
+              <w:t xml:space="preserve"> </w:t>
+            </w:r>
+            <w:r>
+              <w:t xml:space="preserve">(</w:t>
+            </w:r>
+            <w:r>
+              <w:rPr>
+                <w:rStyle w:val="VerbatimChar"/>
+              </w:rPr>
+              <w:t xml:space="preserve">FB2-LNK-SAF-000010</w:t>
+            </w:r>
+            <w:r>
+              <w:t xml:space="preserve">)</w:t>
+            </w:r>
+          </w:p>
+        </w:tc>
+        <w:tc>
+          <w:tcPr/>
+          <w:p>
+            <w:pPr>
+              <w:pStyle w:val="Compact"/>
+              <w:jc w:val="left"/>
+            </w:pPr>
+            <w:r>
+              <w:rPr>
+                <w:rStyle w:val="VerbatimChar"/>
+              </w:rPr>
+              <w:t xml:space="preserve">FB2-VER-TMS-000002</w:t>
+            </w:r>
+            <w:r>
+              <w:t xml:space="preserve"> </w:t>
+            </w:r>
+            <w:r>
+              <w:t xml:space="preserve">(</w:t>
+            </w:r>
+            <w:r>
+              <w:rPr>
+                <w:rStyle w:val="VerbatimChar"/>
+              </w:rPr>
+              <w:t xml:space="preserve">FB2-LNK-SAF-000024</w:t>
+            </w:r>
+            <w:r>
+              <w:t xml:space="preserve">,</w:t>
+            </w:r>
+            <w:r>
+              <w:t xml:space="preserve"> </w:t>
+            </w:r>
+            <w:r>
+              <w:rPr>
+                <w:rStyle w:val="VerbatimChar"/>
+              </w:rPr>
+              <w:t xml:space="preserve">FB2-LNK-SAF-000025</w:t>
+            </w:r>
+            <w:r>
+              <w:t xml:space="preserve">)</w:t>
+            </w:r>
+          </w:p>
+        </w:tc>
+        <w:tc>
+          <w:tcPr/>
+          <w:p>
+            <w:pPr>
+              <w:pStyle w:val="Compact"/>
+              <w:jc w:val="left"/>
+            </w:pPr>
+            <w:r>
+              <w:rPr>
+                <w:rStyle w:val="VerbatimChar"/>
+              </w:rPr>
+              <w:t xml:space="preserve">FB2-VER-EXE-000002</w:t>
+            </w:r>
+            <w:r>
+              <w:t xml:space="preserve"> </w:t>
+            </w:r>
+            <w:r>
+              <w:t xml:space="preserve">(</w:t>
+            </w:r>
+            <w:r>
+              <w:rPr>
+                <w:rStyle w:val="VerbatimChar"/>
+              </w:rPr>
+              <w:t xml:space="preserve">FB2-LNK-SAF-000034</w:t>
+            </w:r>
+            <w:r>
+              <w:t xml:space="preserve">),</w:t>
+            </w:r>
+            <w:r>
+              <w:t xml:space="preserve"> </w:t>
+            </w:r>
+            <w:r>
+              <w:rPr>
+                <w:rStyle w:val="VerbatimChar"/>
+              </w:rPr>
+              <w:t xml:space="preserve">synthetic_fixture</w:t>
+            </w:r>
+            <w:r>
+              <w:t xml:space="preserve">,</w:t>
+            </w:r>
+            <w:r>
+              <w:t xml:space="preserve"> </w:t>
+            </w:r>
+            <w:r>
+              <w:rPr>
+                <w:rStyle w:val="VerbatimChar"/>
+              </w:rPr>
+              <w:t xml:space="preserve">pass</w:t>
+            </w:r>
+          </w:p>
+        </w:tc>
+      </w:tr>
+      <w:tr>
+        <w:tc>
+          <w:tcPr/>
+          <w:p>
+            <w:pPr>
+              <w:pStyle w:val="Compact"/>
+              <w:jc w:val="left"/>
+            </w:pPr>
+            <w:r>
+              <w:rPr>
+                <w:rStyle w:val="VerbatimChar"/>
+              </w:rPr>
+              <w:t xml:space="preserve">FB2-HW-TSR-000002</w:t>
+            </w:r>
+          </w:p>
+        </w:tc>
+        <w:tc>
+          <w:tcPr/>
+          <w:p>
+            <w:pPr>
+              <w:pStyle w:val="Compact"/>
+              <w:jc w:val="left"/>
+            </w:pPr>
+            <w:r>
+              <w:rPr>
+                <w:rStyle w:val="VerbatimChar"/>
+              </w:rPr>
+              <w:t xml:space="preserve">FB2-SAF-FSR-000001</w:t>
+            </w:r>
+            <w:r>
+              <w:t xml:space="preserve"> </w:t>
+            </w:r>
+            <w:r>
+              <w:t xml:space="preserve">(</w:t>
+            </w:r>
+            <w:r>
+              <w:rPr>
+                <w:rStyle w:val="VerbatimChar"/>
+              </w:rPr>
+              <w:t xml:space="preserve">FB2-LNK-SAF-000006</w:t>
+            </w:r>
+            <w:r>
+              <w:t xml:space="preserve">)</w:t>
+            </w:r>
+          </w:p>
+        </w:tc>
+        <w:tc>
+          <w:tcPr/>
+          <w:p>
+            <w:pPr>
+              <w:pStyle w:val="Compact"/>
+              <w:jc w:val="left"/>
+            </w:pPr>
+            <w:r>
+              <w:rPr>
+                <w:rStyle w:val="VerbatimChar"/>
+              </w:rPr>
+              <w:t xml:space="preserve">FB2-VER-TMS-000005</w:t>
+            </w:r>
+            <w:r>
+              <w:t xml:space="preserve"> </w:t>
+            </w:r>
+            <w:r>
+              <w:t xml:space="preserve">(</w:t>
+            </w:r>
+            <w:r>
+              <w:rPr>
+                <w:rStyle w:val="VerbatimChar"/>
+              </w:rPr>
+              <w:t xml:space="preserve">FB2-LNK-SAF-000031</w:t>
+            </w:r>
+            <w:r>
+              <w:t xml:space="preserve">)</w:t>
+            </w:r>
+          </w:p>
+        </w:tc>
+        <w:tc>
+          <w:tcPr/>
+          <w:p>
+            <w:pPr>
+              <w:pStyle w:val="Compact"/>
+              <w:jc w:val="left"/>
+            </w:pPr>
+            <w:r>
+              <w:rPr>
+                <w:rStyle w:val="VerbatimChar"/>
+              </w:rPr>
+              <w:t xml:space="preserve">FB2-VER-EXE-000005</w:t>
+            </w:r>
+            <w:r>
+              <w:t xml:space="preserve"> </w:t>
+            </w:r>
+            <w:r>
+              <w:t xml:space="preserve">(</w:t>
+            </w:r>
+            <w:r>
+              <w:rPr>
+                <w:rStyle w:val="VerbatimChar"/>
+              </w:rPr>
+              <w:t xml:space="preserve">FB2-LNK-SAF-000037</w:t>
+            </w:r>
+            <w:r>
+              <w:t xml:space="preserve">),</w:t>
+            </w:r>
+            <w:r>
+              <w:t xml:space="preserve"> </w:t>
+            </w:r>
+            <w:r>
+              <w:rPr>
+                <w:rStyle w:val="VerbatimChar"/>
+              </w:rPr>
+              <w:t xml:space="preserve">synthetic_fixture</w:t>
+            </w:r>
+            <w:r>
+              <w:t xml:space="preserve">,</w:t>
+            </w:r>
+            <w:r>
+              <w:t xml:space="preserve"> </w:t>
+            </w:r>
+            <w:r>
+              <w:rPr>
+                <w:rStyle w:val="VerbatimChar"/>
+              </w:rPr>
+              <w:t xml:space="preserve">pass</w:t>
+            </w:r>
+          </w:p>
+        </w:tc>
+      </w:tr>
+      <w:tr>
+        <w:tc>
+          <w:tcPr/>
+          <w:p>
+            <w:pPr>
+              <w:pStyle w:val="Compact"/>
+              <w:jc w:val="left"/>
+            </w:pPr>
+            <w:r>
+              <w:rPr>
+                <w:rStyle w:val="VerbatimChar"/>
+              </w:rPr>
+              <w:t xml:space="preserve">FB2-HW-TSR-000003</w:t>
+            </w:r>
+          </w:p>
+        </w:tc>
+        <w:tc>
+          <w:tcPr/>
+          <w:p>
+            <w:pPr>
+              <w:pStyle w:val="Compact"/>
+              <w:jc w:val="left"/>
+            </w:pPr>
+            <w:r>
+              <w:rPr>
+                <w:rStyle w:val="VerbatimChar"/>
+              </w:rPr>
+              <w:t xml:space="preserve">FB2-SAF-FSR-000003</w:t>
+            </w:r>
+            <w:r>
+              <w:t xml:space="preserve"> </w:t>
+            </w:r>
+            <w:r>
+              <w:t xml:space="preserve">(</w:t>
+            </w:r>
+            <w:r>
+              <w:rPr>
+                <w:rStyle w:val="VerbatimChar"/>
+              </w:rPr>
+              <w:t xml:space="preserve">FB2-LNK-SAF-000007</w:t>
+            </w:r>
+            <w:r>
+              <w:t xml:space="preserve">)</w:t>
+            </w:r>
+          </w:p>
+        </w:tc>
+        <w:tc>
+          <w:tcPr/>
+          <w:p>
+            <w:pPr>
+              <w:pStyle w:val="Compact"/>
+              <w:jc w:val="left"/>
+            </w:pPr>
+            <w:r>
+              <w:rPr>
+                <w:rStyle w:val="VerbatimChar"/>
+              </w:rPr>
+              <w:t xml:space="preserve">FB2-VER-TMS-000006</w:t>
+            </w:r>
+            <w:r>
+              <w:t xml:space="preserve"> </w:t>
+            </w:r>
+            <w:r>
+              <w:t xml:space="preserve">(</w:t>
+            </w:r>
+            <w:r>
+              <w:rPr>
+                <w:rStyle w:val="VerbatimChar"/>
+              </w:rPr>
+              <w:t xml:space="preserve">FB2-LNK-SAF-000032</w:t>
+            </w:r>
+            <w:r>
+              <w:t xml:space="preserve">)</w:t>
+            </w:r>
+          </w:p>
+        </w:tc>
+        <w:tc>
+          <w:tcPr/>
+          <w:p>
+            <w:pPr>
+              <w:pStyle w:val="Compact"/>
+              <w:jc w:val="left"/>
+            </w:pPr>
+            <w:r>
+              <w:rPr>
+                <w:rStyle w:val="VerbatimChar"/>
+              </w:rPr>
+              <w:t xml:space="preserve">FB2-VER-EXE-000006</w:t>
+            </w:r>
+            <w:r>
+              <w:t xml:space="preserve"> </w:t>
+            </w:r>
+            <w:r>
+              <w:t xml:space="preserve">(</w:t>
+            </w:r>
+            <w:r>
+              <w:rPr>
+                <w:rStyle w:val="VerbatimChar"/>
+              </w:rPr>
+              <w:t xml:space="preserve">FB2-LNK-SAF-000038</w:t>
+            </w:r>
+            <w:r>
+              <w:t xml:space="preserve">),</w:t>
+            </w:r>
+            <w:r>
+              <w:t xml:space="preserve"> </w:t>
+            </w:r>
+            <w:r>
+              <w:rPr>
+                <w:rStyle w:val="VerbatimChar"/>
+              </w:rPr>
+              <w:t xml:space="preserve">synthetic_fixture</w:t>
+            </w:r>
+            <w:r>
+              <w:t xml:space="preserve">,</w:t>
+            </w:r>
+            <w:r>
+              <w:t xml:space="preserve"> </w:t>
+            </w:r>
+            <w:r>
+              <w:rPr>
+                <w:rStyle w:val="VerbatimChar"/>
+              </w:rPr>
+              <w:t xml:space="preserve">pass</w:t>
+            </w:r>
+          </w:p>
+        </w:tc>
+      </w:tr>
+      <w:tr>
+        <w:tc>
+          <w:tcPr/>
+          <w:p>
+            <w:pPr>
+              <w:pStyle w:val="Compact"/>
+              <w:jc w:val="left"/>
+            </w:pPr>
+            <w:r>
+              <w:rPr>
+                <w:rStyle w:val="VerbatimChar"/>
+              </w:rPr>
+              <w:t xml:space="preserve">FB2-SAF-FSR-000004</w:t>
+            </w:r>
+            <w:r>
+              <w:t xml:space="preserve"> </w:t>
+            </w:r>
+            <w:r>
+              <w:t xml:space="preserve">/</w:t>
+            </w:r>
+            <w:r>
+              <w:t xml:space="preserve"> </w:t>
+            </w:r>
+            <w:r>
+              <w:rPr>
+                <w:rStyle w:val="VerbatimChar"/>
+              </w:rPr>
+              <w:t xml:space="preserve">FB2-HW-TSR-000004</w:t>
+            </w:r>
+          </w:p>
+        </w:tc>
+        <w:tc>
+          <w:tcPr/>
+          <w:p>
+            <w:pPr>
+              <w:pStyle w:val="Compact"/>
+              <w:jc w:val="left"/>
+            </w:pPr>
+            <w:r>
+              <w:t xml:space="preserve">refines</w:t>
+            </w:r>
+            <w:r>
+              <w:t xml:space="preserve"> </w:t>
+            </w:r>
+            <w:r>
+              <w:rPr>
+                <w:rStyle w:val="VerbatimChar"/>
+              </w:rPr>
+              <w:t xml:space="preserve">FB2-SAF-SGO-000001</w:t>
+            </w:r>
+            <w:r>
+              <w:t xml:space="preserve"> </w:t>
+            </w:r>
+            <w:r>
+              <w:t xml:space="preserve">(</w:t>
+            </w:r>
+            <w:r>
+              <w:rPr>
+                <w:rStyle w:val="VerbatimChar"/>
+              </w:rPr>
+              <w:t xml:space="preserve">FB2-LNK-SAF-000021</w:t>
+            </w:r>
+            <w:r>
+              <w:t xml:space="preserve">); no</w:t>
+            </w:r>
+            <w:r>
+              <w:t xml:space="preserve"> </w:t>
+            </w:r>
+            <w:r>
+              <w:rPr>
+                <w:rStyle w:val="VerbatimChar"/>
+              </w:rPr>
+              <w:t xml:space="preserve">allocated_to</w:t>
+            </w:r>
+            <w:r>
+              <w:t xml:space="preserve"> </w:t>
+            </w:r>
+            <w:r>
+              <w:t xml:space="preserve">link for TSR-004</w:t>
+            </w:r>
+          </w:p>
+        </w:tc>
+        <w:tc>
+          <w:tcPr/>
+          <w:p>
+            <w:pPr>
+              <w:pStyle w:val="Compact"/>
+              <w:jc w:val="left"/>
+            </w:pPr>
+            <w:r>
+              <w:rPr>
+                <w:rStyle w:val="VerbatimChar"/>
+              </w:rPr>
+              <w:t xml:space="preserve">FB2-VER-TMS-000004</w:t>
+            </w:r>
+            <w:r>
+              <w:t xml:space="preserve"> </w:t>
+            </w:r>
+            <w:r>
+              <w:t xml:space="preserve">(</w:t>
+            </w:r>
+            <w:r>
+              <w:rPr>
+                <w:rStyle w:val="VerbatimChar"/>
+              </w:rPr>
+              <w:t xml:space="preserve">FB2-LNK-SAF-000029</w:t>
+            </w:r>
+            <w:r>
+              <w:t xml:space="preserve">,</w:t>
+            </w:r>
+            <w:r>
+              <w:t xml:space="preserve"> </w:t>
+            </w:r>
+            <w:r>
+              <w:rPr>
+                <w:rStyle w:val="VerbatimChar"/>
+              </w:rPr>
+              <w:t xml:space="preserve">FB2-LNK-SAF-000030</w:t>
+            </w:r>
+            <w:r>
+              <w:t xml:space="preserve">)</w:t>
+            </w:r>
+          </w:p>
+        </w:tc>
+        <w:tc>
+          <w:tcPr/>
+          <w:p>
+            <w:pPr>
+              <w:pStyle w:val="Compact"/>
+              <w:jc w:val="left"/>
+            </w:pPr>
+            <w:r>
+              <w:rPr>
+                <w:rStyle w:val="VerbatimChar"/>
+              </w:rPr>
+              <w:t xml:space="preserve">FB2-VER-EXE-000004</w:t>
+            </w:r>
+            <w:r>
+              <w:t xml:space="preserve"> </w:t>
+            </w:r>
+            <w:r>
+              <w:t xml:space="preserve">(</w:t>
+            </w:r>
+            <w:r>
+              <w:rPr>
+                <w:rStyle w:val="VerbatimChar"/>
+              </w:rPr>
+              <w:t xml:space="preserve">FB2-LNK-SAF-000036</w:t>
+            </w:r>
+            <w:r>
+              <w:t xml:space="preserve">),</w:t>
+            </w:r>
+            <w:r>
+              <w:t xml:space="preserve"> </w:t>
+            </w:r>
+            <w:r>
+              <w:rPr>
+                <w:rStyle w:val="VerbatimChar"/>
+              </w:rPr>
+              <w:t xml:space="preserve">synthetic_fixture</w:t>
+            </w:r>
+            <w:r>
+              <w:t xml:space="preserve">,</w:t>
+            </w:r>
+            <w:r>
+              <w:t xml:space="preserve"> </w:t>
+            </w:r>
+            <w:r>
+              <w:rPr>
+                <w:rStyle w:val="VerbatimChar"/>
+              </w:rPr>
+              <w:t xml:space="preserve">pass</w:t>
+            </w:r>
+          </w:p>
+        </w:tc>
+      </w:tr>
+    </w:tbl>
+    <w:bookmarkEnd w:id="49"/>
+    <w:bookmarkStart w:id="50" w:name="evidence-limits"/>
+    <w:p>
+      <w:pPr>
+        <w:pStyle w:val="Heading3"/>
+      </w:pPr>
+      <w:r>
+        <w:t xml:space="preserve">Evidence limits</w:t>
+      </w:r>
+    </w:p>
+    <w:p>
+      <w:pPr>
+        <w:pStyle w:val="Compact"/>
+        <w:numPr>
+          <w:ilvl w:val="0"/>
+          <w:numId w:val="1030"/>
+        </w:numPr>
+      </w:pPr>
+      <w:r>
+        <w:rPr>
+          <w:rStyle w:val="VerbatimChar"/>
+        </w:rPr>
+        <w:t xml:space="preserve">synthetic_fixture</w:t>
+      </w:r>
+      <w:r>
+        <w:t xml:space="preserve"> </w:t>
+      </w:r>
+      <w:r>
+        <w:rPr>
+          <w:rStyle w:val="VerbatimChar"/>
+        </w:rPr>
+        <w:t xml:space="preserve">pass</w:t>
+      </w:r>
+      <w:r>
+        <w:t xml:space="preserve"> </w:t>
+      </w:r>
+      <w:r>
+        <w:t xml:space="preserve">results demonstrate corpus structure, not independently verified test execution;</w:t>
+      </w:r>
+      <w:r>
+        <w:t xml:space="preserve"> </w:t>
+      </w:r>
+      <w:r>
+        <w:rPr>
+          <w:rStyle w:val="VerbatimChar"/>
+        </w:rPr>
+        <w:t xml:space="preserve">product_verification_credit</w:t>
+      </w:r>
+      <w:r>
+        <w:t xml:space="preserve"> </w:t>
+      </w:r>
+      <w:r>
+        <w:t xml:space="preserve">is</w:t>
+      </w:r>
+      <w:r>
+        <w:t xml:space="preserve"> </w:t>
+      </w:r>
+      <w:r>
+        <w:rPr>
+          <w:rStyle w:val="VerbatimChar"/>
+        </w:rPr>
+        <w:t xml:space="preserve">false</w:t>
+      </w:r>
+      <w:r>
+        <w:t xml:space="preserve"> </w:t>
+      </w:r>
+      <w:r>
+        <w:t xml:space="preserve">and</w:t>
+      </w:r>
+      <w:r>
+        <w:t xml:space="preserve"> </w:t>
+      </w:r>
+      <w:r>
+        <w:rPr>
+          <w:rStyle w:val="VerbatimChar"/>
+        </w:rPr>
+        <w:t xml:space="preserve">human_approval_status</w:t>
+      </w:r>
+      <w:r>
+        <w:t xml:space="preserve"> </w:t>
+      </w:r>
+      <w:r>
+        <w:t xml:space="preserve">is</w:t>
+      </w:r>
+      <w:r>
+        <w:t xml:space="preserve"> </w:t>
+      </w:r>
+      <w:r>
+        <w:rPr>
+          <w:rStyle w:val="VerbatimChar"/>
+        </w:rPr>
+        <w:t xml:space="preserve">pending</w:t>
+      </w:r>
+      <w:r>
+        <w:t xml:space="preserve"> </w:t>
+      </w:r>
+      <w:r>
+        <w:t xml:space="preserve">on these records.</w:t>
+      </w:r>
+    </w:p>
+    <w:p>
+      <w:pPr>
+        <w:pStyle w:val="Compact"/>
+        <w:numPr>
+          <w:ilvl w:val="0"/>
+          <w:numId w:val="1030"/>
+        </w:numPr>
+      </w:pPr>
+      <w:r>
+        <w:t xml:space="preserve">In</w:t>
+      </w:r>
+      <w:r>
+        <w:t xml:space="preserve"> </w:t>
+      </w:r>
+      <w:r>
+        <w:rPr>
+          <w:rStyle w:val="VerbatimChar"/>
+        </w:rPr>
+        <w:t xml:space="preserve">as_is</w:t>
+      </w:r>
+      <w:r>
+        <w:t xml:space="preserve">, only</w:t>
+      </w:r>
+      <w:r>
+        <w:t xml:space="preserve"> </w:t>
+      </w:r>
+      <w:r>
+        <w:rPr>
+          <w:rStyle w:val="VerbatimChar"/>
+        </w:rPr>
+        <w:t xml:space="preserve">FB2-VER-TMS-000001</w:t>
+      </w:r>
+      <w:r>
+        <w:t xml:space="preserve"> </w:t>
+      </w:r>
+      <w:r>
+        <w:t xml:space="preserve">has an execution record;</w:t>
+      </w:r>
+      <w:r>
+        <w:t xml:space="preserve"> </w:t>
+      </w:r>
+      <w:r>
+        <w:rPr>
+          <w:rStyle w:val="VerbatimChar"/>
+        </w:rPr>
+        <w:t xml:space="preserve">FB2-VER-TMS-000002</w:t>
+      </w:r>
+      <w:r>
+        <w:t xml:space="preserve"> </w:t>
+      </w:r>
+      <w:r>
+        <w:t xml:space="preserve">through</w:t>
+      </w:r>
+      <w:r>
+        <w:t xml:space="preserve"> </w:t>
+      </w:r>
+      <w:r>
+        <w:rPr>
+          <w:rStyle w:val="VerbatimChar"/>
+        </w:rPr>
+        <w:t xml:space="preserve">FB2-VER-TMS-000005</w:t>
+      </w:r>
+      <w:r>
+        <w:t xml:space="preserve"> </w:t>
+      </w:r>
+      <w:r>
+        <w:t xml:space="preserve">have no execution records — no execution credit is inferred for them. The single</w:t>
+      </w:r>
+      <w:r>
+        <w:t xml:space="preserve"> </w:t>
+      </w:r>
+      <w:r>
+        <w:rPr>
+          <w:rStyle w:val="VerbatimChar"/>
+        </w:rPr>
+        <w:t xml:space="preserve">actual_host_run</w:t>
+      </w:r>
+      <w:r>
+        <w:t xml:space="preserve"> </w:t>
+      </w:r>
+      <w:r>
+        <w:t xml:space="preserve">pass is not independently substantiated (placeholder hashes, empty</w:t>
+      </w:r>
+      <w:r>
+        <w:t xml:space="preserve"> </w:t>
+      </w:r>
+      <w:r>
+        <w:rPr>
+          <w:rStyle w:val="VerbatimChar"/>
+        </w:rPr>
+        <w:t xml:space="preserve">output_hashes</w:t>
+      </w:r>
+      <w:r>
+        <w:t xml:space="preserve">, no retained per-run logs).</w:t>
       </w:r>
     </w:p>
     <w:p>
@@ -5442,10 +8559,9 @@
         <w:t xml:space="preserve">.</w:t>
       </w:r>
     </w:p>
-    <w:bookmarkEnd w:id="41"/>
-    <w:bookmarkEnd w:id="42"/>
-    <w:bookmarkEnd w:id="43"/>
-    <w:bookmarkEnd w:id="44"/>
+    <w:bookmarkEnd w:id="50"/>
+    <w:bookmarkEnd w:id="51"/>
+    <w:bookmarkEnd w:id="52"/>
     <w:sectPr/>
   </w:body>
 </w:document>
@@ -5704,6 +8820,21 @@
     <w:abstractNumId w:val="991"/>
   </w:num>
   <w:num w:numId="1025">
+    <w:abstractNumId w:val="991"/>
+  </w:num>
+  <w:num w:numId="1026">
+    <w:abstractNumId w:val="991"/>
+  </w:num>
+  <w:num w:numId="1027">
+    <w:abstractNumId w:val="991"/>
+  </w:num>
+  <w:num w:numId="1028">
+    <w:abstractNumId w:val="991"/>
+  </w:num>
+  <w:num w:numId="1029">
+    <w:abstractNumId w:val="991"/>
+  </w:num>
+  <w:num w:numId="1030">
     <w:abstractNumId w:val="991"/>
   </w:num>
 </w:numbering>

--- a/docs/artifacts/spec-documents/04-software-requirements-specification.docx
+++ b/docs/artifacts/spec-documents/04-software-requirements-specification.docx
@@ -23,7 +23,7 @@
         <w:pStyle w:val="Date"/>
       </w:pPr>
       <w:r>
-        <w:t xml:space="preserve">2026-09-18</w:t>
+        <w:t xml:space="preserve">2026-09-20</w:t>
       </w:r>
     </w:p>
     <w:sdt>
@@ -5805,55 +5805,71 @@
           <w:b/>
           <w:bCs/>
         </w:rPr>
+        <w:t xml:space="preserve">Allocated to</w:t>
+      </w:r>
+      <w:r>
+        <w:t xml:space="preserve">:</w:t>
+      </w:r>
+      <w:r>
+        <w:t xml:space="preserve"> </w:t>
+      </w:r>
+      <w:r>
+        <w:rPr>
+          <w:rStyle w:val="VerbatimChar"/>
+        </w:rPr>
+        <w:t xml:space="preserve">FB2-SAF-FSR-000004</w:t>
+      </w:r>
+      <w:r>
+        <w:t xml:space="preserve"> </w:t>
+      </w:r>
+      <w:r>
+        <w:t xml:space="preserve">(link</w:t>
+      </w:r>
+      <w:r>
+        <w:t xml:space="preserve"> </w:t>
+      </w:r>
+      <w:r>
+        <w:rPr>
+          <w:rStyle w:val="VerbatimChar"/>
+        </w:rPr>
+        <w:t xml:space="preserve">FB2-LNK-SAF-000058</w:t>
+      </w:r>
+      <w:r>
+        <w:t xml:space="preserve">, rationale:</w:t>
+      </w:r>
+      <w:r>
+        <w:t xml:space="preserve"> </w:t>
+      </w:r>
+      <w:r>
+        <w:t xml:space="preserve">“</w:t>
+      </w:r>
+      <w:r>
+        <w:t xml:space="preserve">Hardware requirement allocated from functional safety requirement</w:t>
+      </w:r>
+      <w:r>
+        <w:t xml:space="preserve">”</w:t>
+      </w:r>
+      <w:r>
+        <w:t xml:space="preserve">)</w:t>
+      </w:r>
+    </w:p>
+    <w:p>
+      <w:pPr>
+        <w:pStyle w:val="Compact"/>
+        <w:numPr>
+          <w:ilvl w:val="0"/>
+          <w:numId w:val="1027"/>
+        </w:numPr>
+      </w:pPr>
+      <w:r>
+        <w:rPr>
+          <w:b/>
+          <w:bCs/>
+        </w:rPr>
         <w:t xml:space="preserve">Note</w:t>
       </w:r>
       <w:r>
-        <w:t xml:space="preserve">: no</w:t>
-      </w:r>
-      <w:r>
-        <w:t xml:space="preserve"> </w:t>
-      </w:r>
-      <w:r>
-        <w:rPr>
-          <w:rStyle w:val="VerbatimChar"/>
-        </w:rPr>
-        <w:t xml:space="preserve">allocated_to</w:t>
-      </w:r>
-      <w:r>
-        <w:t xml:space="preserve"> </w:t>
-      </w:r>
-      <w:r>
-        <w:t xml:space="preserve">link from</w:t>
-      </w:r>
-      <w:r>
-        <w:t xml:space="preserve"> </w:t>
-      </w:r>
-      <w:r>
-        <w:rPr>
-          <w:rStyle w:val="VerbatimChar"/>
-        </w:rPr>
-        <w:t xml:space="preserve">FB2-HW-TSR-000004</w:t>
-      </w:r>
-      <w:r>
-        <w:t xml:space="preserve"> </w:t>
-      </w:r>
-      <w:r>
-        <w:t xml:space="preserve">to</w:t>
-      </w:r>
-      <w:r>
-        <w:t xml:space="preserve"> </w:t>
-      </w:r>
-      <w:r>
-        <w:rPr>
-          <w:rStyle w:val="VerbatimChar"/>
-        </w:rPr>
-        <w:t xml:space="preserve">FB2-SAF-FSR-000004</w:t>
-      </w:r>
-      <w:r>
-        <w:t xml:space="preserve"> </w:t>
-      </w:r>
-      <w:r>
-        <w:t xml:space="preserve">exists in the link registry; both are verified by</w:t>
+        <w:t xml:space="preserve">: both are verified by</w:t>
       </w:r>
       <w:r>
         <w:t xml:space="preserve"> </w:t>
@@ -8208,7 +8224,7 @@
               <w:t xml:space="preserve">FB2-LNK-SAF-000021</w:t>
             </w:r>
             <w:r>
-              <w:t xml:space="preserve">); no</w:t>
+              <w:t xml:space="preserve">); TSR-004</w:t>
             </w:r>
             <w:r>
               <w:t xml:space="preserve"> </w:t>
@@ -8223,7 +8239,16 @@
               <w:t xml:space="preserve"> </w:t>
             </w:r>
             <w:r>
-              <w:t xml:space="preserve">link for TSR-004</w:t>
+              <w:t xml:space="preserve">FSR-004 (</w:t>
+            </w:r>
+            <w:r>
+              <w:rPr>
+                <w:rStyle w:val="VerbatimChar"/>
+              </w:rPr>
+              <w:t xml:space="preserve">FB2-LNK-SAF-000058</w:t>
+            </w:r>
+            <w:r>
+              <w:t xml:space="preserve">)</w:t>
             </w:r>
           </w:p>
         </w:tc>

--- a/docs/artifacts/spec-documents/04-software-requirements-specification.docx
+++ b/docs/artifacts/spec-documents/04-software-requirements-specification.docx
@@ -23,7 +23,7 @@
         <w:pStyle w:val="Date"/>
       </w:pPr>
       <w:r>
-        <w:t xml:space="preserve">2026-09-20</w:t>
+        <w:t xml:space="preserve">2026-09-29</w:t>
       </w:r>
     </w:p>
     <w:sdt>
@@ -52,7 +52,7 @@
         </w:p>
       </w:sdtContent>
     </w:sdt>
-    <w:bookmarkStart w:id="52" w:name="Xfe7bed4e53f5e4573dd961ca6e61ce47e865d29"/>
+    <w:bookmarkStart w:id="46" w:name="Xfe7bed4e53f5e4573dd961ca6e61ce47e865d29"/>
     <w:p>
       <w:pPr>
         <w:pStyle w:val="Heading1"/>
@@ -316,7 +316,7 @@
               <w:jc w:val="left"/>
             </w:pPr>
             <w:r>
-              <w:t xml:space="preserve">2026-09-13T15:17:46Z</w:t>
+              <w:t xml:space="preserve">2026-09-29T10:08:35Z</w:t>
             </w:r>
           </w:p>
         </w:tc>
@@ -3276,7 +3276,7 @@
     <w:bookmarkEnd w:id="29"/>
     <w:bookmarkEnd w:id="30"/>
     <w:bookmarkEnd w:id="31"/>
-    <w:bookmarkStart w:id="46" w:name="profile-synthetic_reference"/>
+    <w:bookmarkStart w:id="45" w:name="profile-synthetic_reference"/>
     <w:p>
       <w:pPr>
         <w:pStyle w:val="Heading2"/>
@@ -5265,7 +5265,7 @@
     </w:p>
     <w:bookmarkEnd w:id="39"/>
     <w:bookmarkEnd w:id="40"/>
-    <w:bookmarkStart w:id="43" w:name="X052d68f92a1e4ff2484b00dfd7fa751e9e64896"/>
+    <w:bookmarkStart w:id="42" w:name="parent-fsr-fb2-saf-fsr-000004"/>
     <w:p>
       <w:pPr>
         <w:pStyle w:val="Heading3"/>
@@ -5282,41 +5282,8 @@
         </w:rPr>
         <w:t xml:space="preserve">FB2-SAF-FSR-000004</w:t>
       </w:r>
-      <w:r>
-        <w:t xml:space="preserve"> </w:t>
-      </w:r>
-      <w:r>
-        <w:t xml:space="preserve">(</w:t>
-      </w:r>
-      <w:r>
-        <w:rPr>
-          <w:rStyle w:val="VerbatimChar"/>
-        </w:rPr>
-        <w:t xml:space="preserve">synthetic_reference</w:t>
-      </w:r>
-      <w:r>
-        <w:t xml:space="preserve"> </w:t>
-      </w:r>
-      <w:r>
-        <w:t xml:space="preserve">only — no</w:t>
-      </w:r>
-      <w:r>
-        <w:t xml:space="preserve"> </w:t>
-      </w:r>
-      <w:r>
-        <w:rPr>
-          <w:rStyle w:val="VerbatimChar"/>
-        </w:rPr>
-        <w:t xml:space="preserve">as_is</w:t>
-      </w:r>
-      <w:r>
-        <w:t xml:space="preserve"> </w:t>
-      </w:r>
-      <w:r>
-        <w:t xml:space="preserve">record)</w:t>
-      </w:r>
-    </w:p>
-    <w:bookmarkStart w:id="41" w:name="X1e068cba80621b3927f829aa568058ba8a41039"/>
+    </w:p>
+    <w:bookmarkStart w:id="41" w:name="Xabc5344f6eada92d16d76050362aecd62a4caff"/>
     <w:p>
       <w:pPr>
         <w:pStyle w:val="Heading4"/>
@@ -5325,46 +5292,46 @@
         <w:rPr>
           <w:rStyle w:val="VerbatimChar"/>
         </w:rPr>
+        <w:t xml:space="preserve">FB2-HW-TSR-000004</w:t>
+      </w:r>
+      <w:r>
+        <w:t xml:space="preserve"> </w:t>
+      </w:r>
+      <w:r>
+        <w:t xml:space="preserve">— TSR: Independent Hardware Voltage Monitor</w:t>
+      </w:r>
+    </w:p>
+    <w:p>
+      <w:pPr>
+        <w:pStyle w:val="Compact"/>
+        <w:numPr>
+          <w:ilvl w:val="0"/>
+          <w:numId w:val="1025"/>
+        </w:numPr>
+      </w:pPr>
+      <w:r>
+        <w:rPr>
+          <w:b/>
+          <w:bCs/>
+        </w:rPr>
+        <w:t xml:space="preserve">Allocated to</w:t>
+      </w:r>
+      <w:r>
+        <w:t xml:space="preserve">:</w:t>
+      </w:r>
+      <w:r>
+        <w:t xml:space="preserve"> </w:t>
+      </w:r>
+      <w:r>
+        <w:rPr>
+          <w:rStyle w:val="VerbatimChar"/>
+        </w:rPr>
         <w:t xml:space="preserve">FB2-SAF-FSR-000004</w:t>
       </w:r>
       <w:r>
         <w:t xml:space="preserve"> </w:t>
       </w:r>
       <w:r>
-        <w:t xml:space="preserve">— FSR: Independent Hardware Voltage Monitor</w:t>
-      </w:r>
-    </w:p>
-    <w:p>
-      <w:pPr>
-        <w:pStyle w:val="Compact"/>
-        <w:numPr>
-          <w:ilvl w:val="0"/>
-          <w:numId w:val="1025"/>
-        </w:numPr>
-      </w:pPr>
-      <w:r>
-        <w:rPr>
-          <w:b/>
-          <w:bCs/>
-        </w:rPr>
-        <w:t xml:space="preserve">Refines</w:t>
-      </w:r>
-      <w:r>
-        <w:t xml:space="preserve">:</w:t>
-      </w:r>
-      <w:r>
-        <w:t xml:space="preserve"> </w:t>
-      </w:r>
-      <w:r>
-        <w:rPr>
-          <w:rStyle w:val="VerbatimChar"/>
-        </w:rPr>
-        <w:t xml:space="preserve">FB2-SAF-SGO-000001</w:t>
-      </w:r>
-      <w:r>
-        <w:t xml:space="preserve"> </w:t>
-      </w:r>
-      <w:r>
         <w:t xml:space="preserve">(link</w:t>
       </w:r>
       <w:r>
@@ -5374,7 +5341,7 @@
         <w:rPr>
           <w:rStyle w:val="VerbatimChar"/>
         </w:rPr>
-        <w:t xml:space="preserve">FB2-LNK-SAF-000021</w:t>
+        <w:t xml:space="preserve">FB2-LNK-SAF-000058</w:t>
       </w:r>
       <w:r>
         <w:t xml:space="preserve">, rationale:</w:t>
@@ -5386,7 +5353,7 @@
         <w:t xml:space="preserve">“</w:t>
       </w:r>
       <w:r>
-        <w:t xml:space="preserve">FSR refines safety goal into functional requirement</w:t>
+        <w:t xml:space="preserve">Hardware requirement allocated from functional safety requirement</w:t>
       </w:r>
       <w:r>
         <w:t xml:space="preserve">”</w:t>
@@ -5569,6 +5536,25 @@
           <w:b/>
           <w:bCs/>
         </w:rPr>
+        <w:t xml:space="preserve">Source references</w:t>
+      </w:r>
+      <w:r>
+        <w:t xml:space="preserve">: —</w:t>
+      </w:r>
+    </w:p>
+    <w:p>
+      <w:pPr>
+        <w:pStyle w:val="Compact"/>
+        <w:numPr>
+          <w:ilvl w:val="0"/>
+          <w:numId w:val="1025"/>
+        </w:numPr>
+      </w:pPr>
+      <w:r>
+        <w:rPr>
+          <w:b/>
+          <w:bCs/>
+        </w:rPr>
         <w:t xml:space="preserve">Assumption references</w:t>
       </w:r>
       <w:r>
@@ -5585,7 +5571,17 @@
       </w:r>
     </w:p>
     <w:bookmarkEnd w:id="41"/>
-    <w:bookmarkStart w:id="42" w:name="Xabc5344f6eada92d16d76050362aecd62a4caff"/>
+    <w:bookmarkEnd w:id="42"/>
+    <w:bookmarkStart w:id="44" w:name="X2d267b6394db0e3b3a7e8bdbd05de8a02bc579a"/>
+    <w:p>
+      <w:pPr>
+        <w:pStyle w:val="Heading3"/>
+      </w:pPr>
+      <w:r>
+        <w:t xml:space="preserve">Software Requirements Without Parent FSR Link</w:t>
+      </w:r>
+    </w:p>
+    <w:bookmarkStart w:id="43" w:name="X1086518f1b29501d8c6c8a0637ce1d975122977"/>
     <w:p>
       <w:pPr>
         <w:pStyle w:val="Heading4"/>
@@ -5594,13 +5590,13 @@
         <w:rPr>
           <w:rStyle w:val="VerbatimChar"/>
         </w:rPr>
-        <w:t xml:space="preserve">FB2-HW-TSR-000004</w:t>
-      </w:r>
-      <w:r>
-        <w:t xml:space="preserve"> </w:t>
-      </w:r>
-      <w:r>
-        <w:t xml:space="preserve">— TSR: Independent Hardware Voltage Monitor</w:t>
+        <w:t xml:space="preserve">FB2-MAN-SCO-000001</w:t>
+      </w:r>
+      <w:r>
+        <w:t xml:space="preserve"> </w:t>
+      </w:r>
+      <w:r>
+        <w:t xml:space="preserve">— Project Scope: foxBMS 2 Reference BMS Development</w:t>
       </w:r>
     </w:p>
     <w:p>
@@ -5619,7 +5615,7 @@
         <w:t xml:space="preserve">Statement</w:t>
       </w:r>
       <w:r>
-        <w:t xml:space="preserve">: The BMS shall include an independent hardware voltage monitor (ASIL B) that continuously monitors cell voltages and can open HV contactors independently of the main MCU within 50 ms of overvoltage detection.</w:t>
+        <w:t xml:space="preserve">: Develop a reference implementation of a production-intent BMS based on the foxBMS 2 platform, covering all safety-critical functions for a hypothetical 400V/100kWh EV battery pack with ASIL D cell voltage monitoring.</w:t>
       </w:r>
     </w:p>
     <w:p>
@@ -5635,10 +5631,47 @@
           <w:b/>
           <w:bCs/>
         </w:rPr>
-        <w:t xml:space="preserve">Rationale</w:t>
-      </w:r>
-      <w:r>
-        <w:t xml:space="preserve">: Provides freedom from interference for ASIL D safety goal; addresses timing budget violation in main path (115 ms &gt; 100 ms FTTI) by providing parallel safety channel</w:t>
+        <w:t xml:space="preserve">Classification</w:t>
+      </w:r>
+      <w:r>
+        <w:t xml:space="preserve">:</w:t>
+      </w:r>
+      <w:r>
+        <w:t xml:space="preserve"> </w:t>
+      </w:r>
+      <w:r>
+        <w:rPr>
+          <w:rStyle w:val="VerbatimChar"/>
+        </w:rPr>
+        <w:t xml:space="preserve">management</w:t>
+      </w:r>
+      <w:r>
+        <w:t xml:space="preserve"> </w:t>
+      </w:r>
+      <w:r>
+        <w:t xml:space="preserve">|</w:t>
+      </w:r>
+      <w:r>
+        <w:t xml:space="preserve"> </w:t>
+      </w:r>
+      <w:r>
+        <w:rPr>
+          <w:b/>
+          <w:bCs/>
+        </w:rPr>
+        <w:t xml:space="preserve">Profile</w:t>
+      </w:r>
+      <w:r>
+        <w:t xml:space="preserve">:</w:t>
+      </w:r>
+      <w:r>
+        <w:t xml:space="preserve"> </w:t>
+      </w:r>
+      <w:r>
+        <w:rPr>
+          <w:rStyle w:val="VerbatimChar"/>
+        </w:rPr>
+        <w:t xml:space="preserve">synthetic_reference</w:t>
       </w:r>
     </w:p>
     <w:p>
@@ -5654,2939 +5687,72 @@
           <w:b/>
           <w:bCs/>
         </w:rPr>
-        <w:t xml:space="preserve">Classification</w:t>
-      </w:r>
-      <w:r>
-        <w:t xml:space="preserve">:</w:t>
-      </w:r>
-      <w:r>
-        <w:t xml:space="preserve"> </w:t>
-      </w:r>
-      <w:r>
-        <w:rPr>
-          <w:rStyle w:val="VerbatimChar"/>
-        </w:rPr>
-        <w:t xml:space="preserve">safety</w:t>
-      </w:r>
-    </w:p>
-    <w:p>
-      <w:pPr>
-        <w:pStyle w:val="Compact"/>
-        <w:numPr>
-          <w:ilvl w:val="0"/>
-          <w:numId w:val="1027"/>
-        </w:numPr>
-      </w:pPr>
-      <w:r>
-        <w:rPr>
-          <w:b/>
-          <w:bCs/>
-        </w:rPr>
-        <w:t xml:space="preserve">ASIL</w:t>
-      </w:r>
-      <w:r>
-        <w:t xml:space="preserve">:</w:t>
-      </w:r>
-      <w:r>
-        <w:t xml:space="preserve"> </w:t>
-      </w:r>
-      <w:r>
-        <w:rPr>
-          <w:rStyle w:val="VerbatimChar"/>
-        </w:rPr>
-        <w:t xml:space="preserve">ASIL_B</w:t>
-      </w:r>
-    </w:p>
-    <w:p>
-      <w:pPr>
-        <w:pStyle w:val="Compact"/>
-        <w:numPr>
-          <w:ilvl w:val="0"/>
-          <w:numId w:val="1027"/>
-        </w:numPr>
-      </w:pPr>
-      <w:r>
-        <w:rPr>
-          <w:b/>
-          <w:bCs/>
-        </w:rPr>
-        <w:t xml:space="preserve">Acceptance criteria</w:t>
-      </w:r>
-      <w:r>
-        <w:t xml:space="preserve">:</w:t>
-      </w:r>
-    </w:p>
-    <w:p>
-      <w:pPr>
-        <w:pStyle w:val="Compact"/>
-        <w:numPr>
-          <w:ilvl w:val="1"/>
-          <w:numId w:val="1028"/>
-        </w:numPr>
-      </w:pPr>
-      <w:r>
-        <w:t xml:space="preserve">Independent detection latency: Time from overvoltage to contactor command ≤ 50 ms</w:t>
-      </w:r>
-    </w:p>
-    <w:p>
-      <w:pPr>
-        <w:pStyle w:val="Compact"/>
-        <w:numPr>
-          <w:ilvl w:val="1"/>
-          <w:numId w:val="1028"/>
-        </w:numPr>
-      </w:pPr>
-      <w:r>
-        <w:t xml:space="preserve">Independence: No shared MCU, power supply, or communication with main path ≤ 100% %</w:t>
-      </w:r>
-    </w:p>
-    <w:p>
-      <w:pPr>
-        <w:pStyle w:val="Compact"/>
-        <w:numPr>
-          <w:ilvl w:val="1"/>
-          <w:numId w:val="1028"/>
-        </w:numPr>
-      </w:pPr>
-      <w:r>
-        <w:t xml:space="preserve">Monitoring coverage: Cells monitored ≤ All cells (or representative subset &gt;= 50%) %</w:t>
-      </w:r>
-    </w:p>
-    <w:p>
-      <w:pPr>
-        <w:pStyle w:val="Compact"/>
-        <w:numPr>
-          <w:ilvl w:val="1"/>
-          <w:numId w:val="1028"/>
-        </w:numPr>
-      </w:pPr>
-      <w:r>
-        <w:t xml:space="preserve">Threshold accuracy: Overvoltage threshold accuracy ≤ 50 mV</w:t>
-      </w:r>
-    </w:p>
-    <w:p>
-      <w:pPr>
-        <w:pStyle w:val="Compact"/>
-        <w:numPr>
-          <w:ilvl w:val="0"/>
-          <w:numId w:val="1027"/>
-        </w:numPr>
-      </w:pPr>
-      <w:r>
-        <w:rPr>
-          <w:b/>
-          <w:bCs/>
-        </w:rPr>
-        <w:t xml:space="preserve">Assumption references</w:t>
-      </w:r>
-      <w:r>
-        <w:t xml:space="preserve">:</w:t>
-      </w:r>
-      <w:r>
-        <w:t xml:space="preserve"> </w:t>
-      </w:r>
-      <w:r>
-        <w:rPr>
-          <w:rStyle w:val="VerbatimChar"/>
-        </w:rPr>
-        <w:t xml:space="preserve">FB2-ASM-008</w:t>
-      </w:r>
-    </w:p>
-    <w:p>
-      <w:pPr>
-        <w:pStyle w:val="Compact"/>
-        <w:numPr>
-          <w:ilvl w:val="0"/>
-          <w:numId w:val="1027"/>
-        </w:numPr>
-      </w:pPr>
-      <w:r>
-        <w:rPr>
-          <w:b/>
-          <w:bCs/>
-        </w:rPr>
-        <w:t xml:space="preserve">Allocated to</w:t>
-      </w:r>
-      <w:r>
-        <w:t xml:space="preserve">:</w:t>
-      </w:r>
-      <w:r>
-        <w:t xml:space="preserve"> </w:t>
-      </w:r>
-      <w:r>
-        <w:rPr>
-          <w:rStyle w:val="VerbatimChar"/>
-        </w:rPr>
-        <w:t xml:space="preserve">FB2-SAF-FSR-000004</w:t>
-      </w:r>
-      <w:r>
-        <w:t xml:space="preserve"> </w:t>
-      </w:r>
-      <w:r>
-        <w:t xml:space="preserve">(link</w:t>
-      </w:r>
-      <w:r>
-        <w:t xml:space="preserve"> </w:t>
-      </w:r>
-      <w:r>
-        <w:rPr>
-          <w:rStyle w:val="VerbatimChar"/>
-        </w:rPr>
-        <w:t xml:space="preserve">FB2-LNK-SAF-000058</w:t>
-      </w:r>
-      <w:r>
-        <w:t xml:space="preserve">, rationale:</w:t>
-      </w:r>
-      <w:r>
-        <w:t xml:space="preserve"> </w:t>
-      </w:r>
-      <w:r>
-        <w:t xml:space="preserve">“</w:t>
-      </w:r>
-      <w:r>
-        <w:t xml:space="preserve">Hardware requirement allocated from functional safety requirement</w:t>
-      </w:r>
-      <w:r>
-        <w:t xml:space="preserve">”</w:t>
-      </w:r>
-      <w:r>
-        <w:t xml:space="preserve">)</w:t>
-      </w:r>
-    </w:p>
-    <w:p>
-      <w:pPr>
-        <w:pStyle w:val="Compact"/>
-        <w:numPr>
-          <w:ilvl w:val="0"/>
-          <w:numId w:val="1027"/>
-        </w:numPr>
-      </w:pPr>
-      <w:r>
-        <w:rPr>
-          <w:b/>
-          <w:bCs/>
-        </w:rPr>
         <w:t xml:space="preserve">Note</w:t>
       </w:r>
       <w:r>
-        <w:t xml:space="preserve">: both are verified by</w:t>
-      </w:r>
-      <w:r>
-        <w:t xml:space="preserve"> </w:t>
-      </w:r>
-      <w:r>
-        <w:rPr>
-          <w:rStyle w:val="VerbatimChar"/>
-        </w:rPr>
-        <w:t xml:space="preserve">FB2-VER-TMS-000004</w:t>
-      </w:r>
-      <w:r>
-        <w:t xml:space="preserve"> </w:t>
-      </w:r>
-      <w:r>
-        <w:t xml:space="preserve">(links</w:t>
-      </w:r>
-      <w:r>
-        <w:t xml:space="preserve"> </w:t>
-      </w:r>
-      <w:r>
-        <w:rPr>
-          <w:rStyle w:val="VerbatimChar"/>
-        </w:rPr>
-        <w:t xml:space="preserve">FB2-LNK-SAF-000029</w:t>
-      </w:r>
-      <w:r>
-        <w:t xml:space="preserve">,</w:t>
-      </w:r>
-      <w:r>
-        <w:t xml:space="preserve"> </w:t>
-      </w:r>
-      <w:r>
-        <w:rPr>
-          <w:rStyle w:val="VerbatimChar"/>
-        </w:rPr>
-        <w:t xml:space="preserve">FB2-LNK-SAF-000030</w:t>
-      </w:r>
-      <w:r>
-        <w:t xml:space="preserve">).</w:t>
-      </w:r>
-    </w:p>
-    <w:bookmarkEnd w:id="42"/>
+        <w:t xml:space="preserve">: no</w:t>
+      </w:r>
+      <w:r>
+        <w:t xml:space="preserve"> </w:t>
+      </w:r>
+      <w:r>
+        <w:rPr>
+          <w:rStyle w:val="VerbatimChar"/>
+        </w:rPr>
+        <w:t xml:space="preserve">allocated_to</w:t>
+      </w:r>
+      <w:r>
+        <w:t xml:space="preserve"> </w:t>
+      </w:r>
+      <w:r>
+        <w:t xml:space="preserve">link to a parent FSR in this profile’s registry.</w:t>
+      </w:r>
+    </w:p>
+    <w:p>
+      <w:r>
+        <w:pict>
+          <v:rect style="width:0;height:1.5pt" o:hralign="center" o:hrstd="t" o:hr="t"/>
+        </w:pict>
+      </w:r>
+    </w:p>
+    <w:p>
+      <w:pPr>
+        <w:pStyle w:val="FirstParagraph"/>
+      </w:pPr>
+      <w:r>
+        <w:rPr>
+          <w:i/>
+          <w:iCs/>
+        </w:rPr>
+        <w:t xml:space="preserve">Generated: 2026-09-29T10:08:35Z — auto-generated from the machine-verifiable corpus. Regenerate with</w:t>
+      </w:r>
+      <w:r>
+        <w:rPr>
+          <w:i/>
+          <w:iCs/>
+        </w:rPr>
+        <w:t xml:space="preserve"> </w:t>
+      </w:r>
+      <w:r>
+        <w:rPr>
+          <w:rStyle w:val="VerbatimChar"/>
+          <w:i/>
+          <w:iCs/>
+        </w:rPr>
+        <w:t xml:space="preserve">python3 docs/artifacts/tools/render_spec_documents.py</w:t>
+      </w:r>
+      <w:r>
+        <w:rPr>
+          <w:i/>
+          <w:iCs/>
+        </w:rPr>
+        <w:t xml:space="preserve">.</w:t>
+      </w:r>
+    </w:p>
     <w:bookmarkEnd w:id="43"/>
-    <w:bookmarkStart w:id="45" w:name="X2d267b6394db0e3b3a7e8bdbd05de8a02bc579a"/>
-    <w:p>
-      <w:pPr>
-        <w:pStyle w:val="Heading3"/>
-      </w:pPr>
-      <w:r>
-        <w:t xml:space="preserve">Software Requirements Without Parent FSR Link</w:t>
-      </w:r>
-    </w:p>
-    <w:bookmarkStart w:id="44" w:name="X1086518f1b29501d8c6c8a0637ce1d975122977"/>
-    <w:p>
-      <w:pPr>
-        <w:pStyle w:val="Heading4"/>
-      </w:pPr>
-      <w:r>
-        <w:rPr>
-          <w:rStyle w:val="VerbatimChar"/>
-        </w:rPr>
-        <w:t xml:space="preserve">FB2-MAN-SCO-000001</w:t>
-      </w:r>
-      <w:r>
-        <w:t xml:space="preserve"> </w:t>
-      </w:r>
-      <w:r>
-        <w:t xml:space="preserve">— Project Scope: foxBMS 2 Reference BMS Development</w:t>
-      </w:r>
-    </w:p>
-    <w:p>
-      <w:pPr>
-        <w:pStyle w:val="Compact"/>
-        <w:numPr>
-          <w:ilvl w:val="0"/>
-          <w:numId w:val="1029"/>
-        </w:numPr>
-      </w:pPr>
-      <w:r>
-        <w:rPr>
-          <w:b/>
-          <w:bCs/>
-        </w:rPr>
-        <w:t xml:space="preserve">Statement</w:t>
-      </w:r>
-      <w:r>
-        <w:t xml:space="preserve">: Develop a reference implementation of a production-intent BMS based on the foxBMS 2 platform, covering all safety-critical functions for a hypothetical 400V/100kWh EV battery pack with ASIL D cell voltage monitoring.</w:t>
-      </w:r>
-    </w:p>
-    <w:p>
-      <w:pPr>
-        <w:pStyle w:val="Compact"/>
-        <w:numPr>
-          <w:ilvl w:val="0"/>
-          <w:numId w:val="1029"/>
-        </w:numPr>
-      </w:pPr>
-      <w:r>
-        <w:rPr>
-          <w:b/>
-          <w:bCs/>
-        </w:rPr>
-        <w:t xml:space="preserve">Classification</w:t>
-      </w:r>
-      <w:r>
-        <w:t xml:space="preserve">:</w:t>
-      </w:r>
-      <w:r>
-        <w:t xml:space="preserve"> </w:t>
-      </w:r>
-      <w:r>
-        <w:rPr>
-          <w:rStyle w:val="VerbatimChar"/>
-        </w:rPr>
-        <w:t xml:space="preserve">management</w:t>
-      </w:r>
-      <w:r>
-        <w:t xml:space="preserve"> </w:t>
-      </w:r>
-      <w:r>
-        <w:t xml:space="preserve">|</w:t>
-      </w:r>
-      <w:r>
-        <w:t xml:space="preserve"> </w:t>
-      </w:r>
-      <w:r>
-        <w:rPr>
-          <w:b/>
-          <w:bCs/>
-        </w:rPr>
-        <w:t xml:space="preserve">Profile</w:t>
-      </w:r>
-      <w:r>
-        <w:t xml:space="preserve">:</w:t>
-      </w:r>
-      <w:r>
-        <w:t xml:space="preserve"> </w:t>
-      </w:r>
-      <w:r>
-        <w:rPr>
-          <w:rStyle w:val="VerbatimChar"/>
-        </w:rPr>
-        <w:t xml:space="preserve">synthetic_reference</w:t>
-      </w:r>
-    </w:p>
-    <w:p>
-      <w:pPr>
-        <w:pStyle w:val="Compact"/>
-        <w:numPr>
-          <w:ilvl w:val="0"/>
-          <w:numId w:val="1029"/>
-        </w:numPr>
-      </w:pPr>
-      <w:r>
-        <w:rPr>
-          <w:b/>
-          <w:bCs/>
-        </w:rPr>
-        <w:t xml:space="preserve">Note</w:t>
-      </w:r>
-      <w:r>
-        <w:t xml:space="preserve">: no</w:t>
-      </w:r>
-      <w:r>
-        <w:t xml:space="preserve"> </w:t>
-      </w:r>
-      <w:r>
-        <w:rPr>
-          <w:rStyle w:val="VerbatimChar"/>
-        </w:rPr>
-        <w:t xml:space="preserve">allocated_to</w:t>
-      </w:r>
-      <w:r>
-        <w:t xml:space="preserve"> </w:t>
-      </w:r>
-      <w:r>
-        <w:t xml:space="preserve">link to a parent FSR in this profile’s registry.</w:t>
-      </w:r>
-    </w:p>
     <w:bookmarkEnd w:id="44"/>
     <w:bookmarkEnd w:id="45"/>
     <w:bookmarkEnd w:id="46"/>
-    <w:bookmarkStart w:id="47" w:name="upstream-traceability"/>
-    <w:p>
-      <w:pPr>
-        <w:pStyle w:val="Heading2"/>
-      </w:pPr>
-      <w:r>
-        <w:t xml:space="preserve">Upstream Traceability</w:t>
-      </w:r>
-    </w:p>
-    <w:p>
-      <w:pPr>
-        <w:pStyle w:val="FirstParagraph"/>
-      </w:pPr>
-      <w:r>
-        <w:t xml:space="preserve">Full chain hazard → safety goal → FSR. Link IDs identical in both profiles except</w:t>
-      </w:r>
-      <w:r>
-        <w:t xml:space="preserve"> </w:t>
-      </w:r>
-      <w:r>
-        <w:rPr>
-          <w:rStyle w:val="VerbatimChar"/>
-        </w:rPr>
-        <w:t xml:space="preserve">FB2-SAF-FSR-000004</w:t>
-      </w:r>
-      <w:r>
-        <w:t xml:space="preserve"> </w:t>
-      </w:r>
-      <w:r>
-        <w:t xml:space="preserve">(</w:t>
-      </w:r>
-      <w:r>
-        <w:rPr>
-          <w:rStyle w:val="VerbatimChar"/>
-        </w:rPr>
-        <w:t xml:space="preserve">synthetic_reference</w:t>
-      </w:r>
-      <w:r>
-        <w:t xml:space="preserve"> </w:t>
-      </w:r>
-      <w:r>
-        <w:t xml:space="preserve">only).</w:t>
-      </w:r>
-    </w:p>
-    <w:tbl>
-      <w:tblPr>
-        <w:tblStyle w:val="Table"/>
-        <w:tblW w:type="pct" w:w="5000"/>
-        <w:jc w:val="left"/>
-        <w:tblLayout w:type="fixed"/>
-        <w:tblLook w:firstRow="1" w:lastRow="0" w:firstColumn="0" w:lastColumn="0" w:noHBand="0" w:noVBand="0" w:val="0020"/>
-      </w:tblPr>
-      <w:tblGrid>
-        <w:gridCol w:w="2640"/>
-        <w:gridCol w:w="2640"/>
-        <w:gridCol w:w="2640"/>
-      </w:tblGrid>
-      <w:tr>
-        <w:trPr>
-          <w:tblHeader w:val="on"/>
-        </w:trPr>
-        <w:tc>
-          <w:tcPr/>
-          <w:p>
-            <w:pPr>
-              <w:pStyle w:val="Compact"/>
-              <w:jc w:val="left"/>
-            </w:pPr>
-            <w:r>
-              <w:t xml:space="preserve">Child</w:t>
-            </w:r>
-          </w:p>
-        </w:tc>
-        <w:tc>
-          <w:tcPr/>
-          <w:p>
-            <w:pPr>
-              <w:pStyle w:val="Compact"/>
-              <w:jc w:val="left"/>
-            </w:pPr>
-            <w:r>
-              <w:t xml:space="preserve">Relation</w:t>
-            </w:r>
-          </w:p>
-        </w:tc>
-        <w:tc>
-          <w:tcPr/>
-          <w:p>
-            <w:pPr>
-              <w:pStyle w:val="Compact"/>
-              <w:jc w:val="left"/>
-            </w:pPr>
-            <w:r>
-              <w:t xml:space="preserve">Parent</w:t>
-            </w:r>
-          </w:p>
-        </w:tc>
-      </w:tr>
-      <w:tr>
-        <w:tc>
-          <w:tcPr/>
-          <w:p>
-            <w:pPr>
-              <w:pStyle w:val="Compact"/>
-              <w:jc w:val="left"/>
-            </w:pPr>
-            <w:r>
-              <w:rPr>
-                <w:rStyle w:val="VerbatimChar"/>
-              </w:rPr>
-              <w:t xml:space="preserve">FB2-SAF-SGO-000001</w:t>
-            </w:r>
-          </w:p>
-        </w:tc>
-        <w:tc>
-          <w:tcPr/>
-          <w:p>
-            <w:pPr>
-              <w:pStyle w:val="Compact"/>
-              <w:jc w:val="left"/>
-            </w:pPr>
-            <w:r>
-              <w:rPr>
-                <w:rStyle w:val="VerbatimChar"/>
-              </w:rPr>
-              <w:t xml:space="preserve">mitigates</w:t>
-            </w:r>
-            <w:r>
-              <w:t xml:space="preserve"> </w:t>
-            </w:r>
-            <w:r>
-              <w:rPr>
-                <w:rStyle w:val="VerbatimChar"/>
-              </w:rPr>
-              <w:t xml:space="preserve">FB2-SAF-HAZ-000001</w:t>
-            </w:r>
-            <w:r>
-              <w:t xml:space="preserve"> </w:t>
-            </w:r>
-            <w:r>
-              <w:t xml:space="preserve">(</w:t>
-            </w:r>
-            <w:r>
-              <w:rPr>
-                <w:rStyle w:val="VerbatimChar"/>
-              </w:rPr>
-              <w:t xml:space="preserve">FB2-LNK-SAF-000001</w:t>
-            </w:r>
-            <w:r>
-              <w:t xml:space="preserve">)</w:t>
-            </w:r>
-          </w:p>
-        </w:tc>
-        <w:tc>
-          <w:tcPr/>
-          <w:p>
-            <w:pPr>
-              <w:pStyle w:val="Compact"/>
-              <w:jc w:val="left"/>
-            </w:pPr>
-            <w:r>
-              <w:rPr>
-                <w:rStyle w:val="VerbatimChar"/>
-              </w:rPr>
-              <w:t xml:space="preserve">FB2-SAF-HAZ-000001</w:t>
-            </w:r>
-          </w:p>
-        </w:tc>
-      </w:tr>
-      <w:tr>
-        <w:tc>
-          <w:tcPr/>
-          <w:p>
-            <w:pPr>
-              <w:pStyle w:val="Compact"/>
-              <w:jc w:val="left"/>
-            </w:pPr>
-            <w:r>
-              <w:rPr>
-                <w:rStyle w:val="VerbatimChar"/>
-              </w:rPr>
-              <w:t xml:space="preserve">FB2-SAF-FSR-000001</w:t>
-            </w:r>
-          </w:p>
-        </w:tc>
-        <w:tc>
-          <w:tcPr/>
-          <w:p>
-            <w:pPr>
-              <w:pStyle w:val="Compact"/>
-              <w:jc w:val="left"/>
-            </w:pPr>
-            <w:r>
-              <w:rPr>
-                <w:rStyle w:val="VerbatimChar"/>
-              </w:rPr>
-              <w:t xml:space="preserve">refines</w:t>
-            </w:r>
-            <w:r>
-              <w:t xml:space="preserve"> </w:t>
-            </w:r>
-            <w:r>
-              <w:t xml:space="preserve">(</w:t>
-            </w:r>
-            <w:r>
-              <w:rPr>
-                <w:rStyle w:val="VerbatimChar"/>
-              </w:rPr>
-              <w:t xml:space="preserve">FB2-LNK-SAF-000002</w:t>
-            </w:r>
-            <w:r>
-              <w:t xml:space="preserve">)</w:t>
-            </w:r>
-          </w:p>
-        </w:tc>
-        <w:tc>
-          <w:tcPr/>
-          <w:p>
-            <w:pPr>
-              <w:pStyle w:val="Compact"/>
-              <w:jc w:val="left"/>
-            </w:pPr>
-            <w:r>
-              <w:rPr>
-                <w:rStyle w:val="VerbatimChar"/>
-              </w:rPr>
-              <w:t xml:space="preserve">FB2-SAF-SGO-000001</w:t>
-            </w:r>
-          </w:p>
-        </w:tc>
-      </w:tr>
-      <w:tr>
-        <w:tc>
-          <w:tcPr/>
-          <w:p>
-            <w:pPr>
-              <w:pStyle w:val="Compact"/>
-              <w:jc w:val="left"/>
-            </w:pPr>
-            <w:r>
-              <w:rPr>
-                <w:rStyle w:val="VerbatimChar"/>
-              </w:rPr>
-              <w:t xml:space="preserve">FB2-SAF-FSR-000002</w:t>
-            </w:r>
-          </w:p>
-        </w:tc>
-        <w:tc>
-          <w:tcPr/>
-          <w:p>
-            <w:pPr>
-              <w:pStyle w:val="Compact"/>
-              <w:jc w:val="left"/>
-            </w:pPr>
-            <w:r>
-              <w:rPr>
-                <w:rStyle w:val="VerbatimChar"/>
-              </w:rPr>
-              <w:t xml:space="preserve">refines</w:t>
-            </w:r>
-            <w:r>
-              <w:t xml:space="preserve"> </w:t>
-            </w:r>
-            <w:r>
-              <w:t xml:space="preserve">(</w:t>
-            </w:r>
-            <w:r>
-              <w:rPr>
-                <w:rStyle w:val="VerbatimChar"/>
-              </w:rPr>
-              <w:t xml:space="preserve">FB2-LNK-SAF-000003</w:t>
-            </w:r>
-            <w:r>
-              <w:t xml:space="preserve">)</w:t>
-            </w:r>
-          </w:p>
-        </w:tc>
-        <w:tc>
-          <w:tcPr/>
-          <w:p>
-            <w:pPr>
-              <w:pStyle w:val="Compact"/>
-              <w:jc w:val="left"/>
-            </w:pPr>
-            <w:r>
-              <w:rPr>
-                <w:rStyle w:val="VerbatimChar"/>
-              </w:rPr>
-              <w:t xml:space="preserve">FB2-SAF-SGO-000001</w:t>
-            </w:r>
-          </w:p>
-        </w:tc>
-      </w:tr>
-      <w:tr>
-        <w:tc>
-          <w:tcPr/>
-          <w:p>
-            <w:pPr>
-              <w:pStyle w:val="Compact"/>
-              <w:jc w:val="left"/>
-            </w:pPr>
-            <w:r>
-              <w:rPr>
-                <w:rStyle w:val="VerbatimChar"/>
-              </w:rPr>
-              <w:t xml:space="preserve">FB2-SAF-FSR-000003</w:t>
-            </w:r>
-          </w:p>
-        </w:tc>
-        <w:tc>
-          <w:tcPr/>
-          <w:p>
-            <w:pPr>
-              <w:pStyle w:val="Compact"/>
-              <w:jc w:val="left"/>
-            </w:pPr>
-            <w:r>
-              <w:rPr>
-                <w:rStyle w:val="VerbatimChar"/>
-              </w:rPr>
-              <w:t xml:space="preserve">refines</w:t>
-            </w:r>
-            <w:r>
-              <w:t xml:space="preserve"> </w:t>
-            </w:r>
-            <w:r>
-              <w:t xml:space="preserve">(</w:t>
-            </w:r>
-            <w:r>
-              <w:rPr>
-                <w:rStyle w:val="VerbatimChar"/>
-              </w:rPr>
-              <w:t xml:space="preserve">FB2-LNK-SAF-000004</w:t>
-            </w:r>
-            <w:r>
-              <w:t xml:space="preserve">)</w:t>
-            </w:r>
-          </w:p>
-        </w:tc>
-        <w:tc>
-          <w:tcPr/>
-          <w:p>
-            <w:pPr>
-              <w:pStyle w:val="Compact"/>
-              <w:jc w:val="left"/>
-            </w:pPr>
-            <w:r>
-              <w:rPr>
-                <w:rStyle w:val="VerbatimChar"/>
-              </w:rPr>
-              <w:t xml:space="preserve">FB2-SAF-SGO-000001</w:t>
-            </w:r>
-          </w:p>
-        </w:tc>
-      </w:tr>
-      <w:tr>
-        <w:tc>
-          <w:tcPr/>
-          <w:p>
-            <w:pPr>
-              <w:pStyle w:val="Compact"/>
-              <w:jc w:val="left"/>
-            </w:pPr>
-            <w:r>
-              <w:rPr>
-                <w:rStyle w:val="VerbatimChar"/>
-              </w:rPr>
-              <w:t xml:space="preserve">FB2-SAF-FSR-000004</w:t>
-            </w:r>
-            <w:r>
-              <w:t xml:space="preserve"> </w:t>
-            </w:r>
-            <w:r>
-              <w:t xml:space="preserve">(</w:t>
-            </w:r>
-            <w:r>
-              <w:rPr>
-                <w:rStyle w:val="VerbatimChar"/>
-              </w:rPr>
-              <w:t xml:space="preserve">synthetic_reference</w:t>
-            </w:r>
-            <w:r>
-              <w:t xml:space="preserve"> </w:t>
-            </w:r>
-            <w:r>
-              <w:t xml:space="preserve">only)</w:t>
-            </w:r>
-          </w:p>
-        </w:tc>
-        <w:tc>
-          <w:tcPr/>
-          <w:p>
-            <w:pPr>
-              <w:pStyle w:val="Compact"/>
-              <w:jc w:val="left"/>
-            </w:pPr>
-            <w:r>
-              <w:rPr>
-                <w:rStyle w:val="VerbatimChar"/>
-              </w:rPr>
-              <w:t xml:space="preserve">refines</w:t>
-            </w:r>
-            <w:r>
-              <w:t xml:space="preserve"> </w:t>
-            </w:r>
-            <w:r>
-              <w:t xml:space="preserve">(</w:t>
-            </w:r>
-            <w:r>
-              <w:rPr>
-                <w:rStyle w:val="VerbatimChar"/>
-              </w:rPr>
-              <w:t xml:space="preserve">FB2-LNK-SAF-000021</w:t>
-            </w:r>
-            <w:r>
-              <w:t xml:space="preserve">)</w:t>
-            </w:r>
-          </w:p>
-        </w:tc>
-        <w:tc>
-          <w:tcPr/>
-          <w:p>
-            <w:pPr>
-              <w:pStyle w:val="Compact"/>
-              <w:jc w:val="left"/>
-            </w:pPr>
-            <w:r>
-              <w:rPr>
-                <w:rStyle w:val="VerbatimChar"/>
-              </w:rPr>
-              <w:t xml:space="preserve">FB2-SAF-SGO-000001</w:t>
-            </w:r>
-          </w:p>
-        </w:tc>
-      </w:tr>
-    </w:tbl>
-    <w:p>
-      <w:pPr>
-        <w:pStyle w:val="BodyText"/>
-      </w:pPr>
-      <w:r>
-        <w:t xml:space="preserve">Review coverage (</w:t>
-      </w:r>
-      <w:r>
-        <w:rPr>
-          <w:rStyle w:val="VerbatimChar"/>
-        </w:rPr>
-        <w:t xml:space="preserve">as_is</w:t>
-      </w:r>
-      <w:r>
-        <w:t xml:space="preserve"> </w:t>
-      </w:r>
-      <w:r>
-        <w:t xml:space="preserve">only, no review links recorded in</w:t>
-      </w:r>
-      <w:r>
-        <w:t xml:space="preserve"> </w:t>
-      </w:r>
-      <w:r>
-        <w:rPr>
-          <w:rStyle w:val="VerbatimChar"/>
-        </w:rPr>
-        <w:t xml:space="preserve">synthetic_reference</w:t>
-      </w:r>
-      <w:r>
-        <w:t xml:space="preserve">):</w:t>
-      </w:r>
-      <w:r>
-        <w:t xml:space="preserve"> </w:t>
-      </w:r>
-      <w:r>
-        <w:rPr>
-          <w:rStyle w:val="VerbatimChar"/>
-        </w:rPr>
-        <w:t xml:space="preserve">FB2-REV-000001</w:t>
-      </w:r>
-      <w:r>
-        <w:t xml:space="preserve"> </w:t>
-      </w:r>
-      <w:r>
-        <w:rPr>
-          <w:rStyle w:val="VerbatimChar"/>
-        </w:rPr>
-        <w:t xml:space="preserve">reviewed_by</w:t>
-      </w:r>
-      <w:r>
-        <w:t xml:space="preserve"> </w:t>
-      </w:r>
-      <w:r>
-        <w:rPr>
-          <w:rStyle w:val="VerbatimChar"/>
-        </w:rPr>
-        <w:t xml:space="preserve">FB2-SAF-HAZ-000001</w:t>
-      </w:r>
-      <w:r>
-        <w:t xml:space="preserve"> </w:t>
-      </w:r>
-      <w:r>
-        <w:t xml:space="preserve">(</w:t>
-      </w:r>
-      <w:r>
-        <w:rPr>
-          <w:rStyle w:val="VerbatimChar"/>
-        </w:rPr>
-        <w:t xml:space="preserve">FB2-LNK-SAF-000019</w:t>
-      </w:r>
-      <w:r>
-        <w:t xml:space="preserve">) and</w:t>
-      </w:r>
-      <w:r>
-        <w:t xml:space="preserve"> </w:t>
-      </w:r>
-      <w:r>
-        <w:rPr>
-          <w:rStyle w:val="VerbatimChar"/>
-        </w:rPr>
-        <w:t xml:space="preserve">FB2-SAF-FSR-000001</w:t>
-      </w:r>
-      <w:r>
-        <w:t xml:space="preserve"> </w:t>
-      </w:r>
-      <w:r>
-        <w:t xml:space="preserve">(</w:t>
-      </w:r>
-      <w:r>
-        <w:rPr>
-          <w:rStyle w:val="VerbatimChar"/>
-        </w:rPr>
-        <w:t xml:space="preserve">FB2-LNK-SAF-000020</w:t>
-      </w:r>
-      <w:r>
-        <w:t xml:space="preserve">).</w:t>
-      </w:r>
-    </w:p>
-    <w:bookmarkEnd w:id="47"/>
-    <w:bookmarkStart w:id="51" w:name="requirements-verification-traceability"/>
-    <w:p>
-      <w:pPr>
-        <w:pStyle w:val="Heading2"/>
-      </w:pPr>
-      <w:r>
-        <w:t xml:space="preserve">Requirements Verification Traceability</w:t>
-      </w:r>
-    </w:p>
-    <w:p>
-      <w:pPr>
-        <w:pStyle w:val="FirstParagraph"/>
-      </w:pPr>
-      <w:r>
-        <w:t xml:space="preserve">Test-measure (</w:t>
-      </w:r>
-      <w:r>
-        <w:rPr>
-          <w:rStyle w:val="VerbatimChar"/>
-        </w:rPr>
-        <w:t xml:space="preserve">verifies</w:t>
-      </w:r>
-      <w:r>
-        <w:t xml:space="preserve">) and execution (</w:t>
-      </w:r>
-      <w:r>
-        <w:rPr>
-          <w:rStyle w:val="VerbatimChar"/>
-        </w:rPr>
-        <w:t xml:space="preserve">result_of</w:t>
-      </w:r>
-      <w:r>
-        <w:t xml:space="preserve">) links per profile. A linked test measure records verification intent; only an execution record with retained, checkable evidence confers execution credit.</w:t>
-      </w:r>
-    </w:p>
-    <w:bookmarkStart w:id="48" w:name="X0074f109bec7b1d99187a7c249db14985dae0c1"/>
-    <w:p>
-      <w:pPr>
-        <w:pStyle w:val="Heading3"/>
-      </w:pPr>
-      <w:r>
-        <w:t xml:space="preserve">Profile:</w:t>
-      </w:r>
-      <w:r>
-        <w:t xml:space="preserve"> </w:t>
-      </w:r>
-      <w:r>
-        <w:rPr>
-          <w:rStyle w:val="VerbatimChar"/>
-        </w:rPr>
-        <w:t xml:space="preserve">as_is</w:t>
-      </w:r>
-      <w:r>
-        <w:t xml:space="preserve"> </w:t>
-      </w:r>
-      <w:r>
-        <w:t xml:space="preserve">(test measures</w:t>
-      </w:r>
-      <w:r>
-        <w:t xml:space="preserve"> </w:t>
-      </w:r>
-      <w:r>
-        <w:rPr>
-          <w:rStyle w:val="VerbatimChar"/>
-        </w:rPr>
-        <w:t xml:space="preserve">source_grounded</w:t>
-      </w:r>
-      <w:r>
-        <w:t xml:space="preserve">)</w:t>
-      </w:r>
-    </w:p>
-    <w:tbl>
-      <w:tblPr>
-        <w:tblStyle w:val="Table"/>
-        <w:tblW w:type="pct" w:w="5000"/>
-        <w:jc w:val="left"/>
-        <w:tblLayout w:type="fixed"/>
-        <w:tblLook w:firstRow="1" w:lastRow="0" w:firstColumn="0" w:lastColumn="0" w:noHBand="0" w:noVBand="0" w:val="0020"/>
-      </w:tblPr>
-      <w:tblGrid>
-        <w:gridCol w:w="1980"/>
-        <w:gridCol w:w="1980"/>
-        <w:gridCol w:w="1980"/>
-        <w:gridCol w:w="1980"/>
-      </w:tblGrid>
-      <w:tr>
-        <w:trPr>
-          <w:tblHeader w:val="on"/>
-        </w:trPr>
-        <w:tc>
-          <w:tcPr/>
-          <w:p>
-            <w:pPr>
-              <w:pStyle w:val="Compact"/>
-              <w:jc w:val="left"/>
-            </w:pPr>
-            <w:r>
-              <w:t xml:space="preserve">SWR / TSR</w:t>
-            </w:r>
-          </w:p>
-        </w:tc>
-        <w:tc>
-          <w:tcPr/>
-          <w:p>
-            <w:pPr>
-              <w:pStyle w:val="Compact"/>
-              <w:jc w:val="left"/>
-            </w:pPr>
-            <w:r>
-              <w:t xml:space="preserve">Allocated to</w:t>
-            </w:r>
-          </w:p>
-        </w:tc>
-        <w:tc>
-          <w:tcPr/>
-          <w:p>
-            <w:pPr>
-              <w:pStyle w:val="Compact"/>
-              <w:jc w:val="left"/>
-            </w:pPr>
-            <w:r>
-              <w:t xml:space="preserve">Test measure (</w:t>
-            </w:r>
-            <w:r>
-              <w:rPr>
-                <w:rStyle w:val="VerbatimChar"/>
-              </w:rPr>
-              <w:t xml:space="preserve">verifies</w:t>
-            </w:r>
-            <w:r>
-              <w:t xml:space="preserve"> </w:t>
-            </w:r>
-            <w:r>
-              <w:t xml:space="preserve">links)</w:t>
-            </w:r>
-          </w:p>
-        </w:tc>
-        <w:tc>
-          <w:tcPr/>
-          <w:p>
-            <w:pPr>
-              <w:pStyle w:val="Compact"/>
-              <w:jc w:val="left"/>
-            </w:pPr>
-            <w:r>
-              <w:t xml:space="preserve">Execution record</w:t>
-            </w:r>
-          </w:p>
-        </w:tc>
-      </w:tr>
-      <w:tr>
-        <w:tc>
-          <w:tcPr/>
-          <w:p>
-            <w:pPr>
-              <w:pStyle w:val="Compact"/>
-              <w:jc w:val="left"/>
-            </w:pPr>
-            <w:r>
-              <w:rPr>
-                <w:rStyle w:val="VerbatimChar"/>
-              </w:rPr>
-              <w:t xml:space="preserve">FB2-SW-SWR-000001</w:t>
-            </w:r>
-          </w:p>
-        </w:tc>
-        <w:tc>
-          <w:tcPr/>
-          <w:p>
-            <w:pPr>
-              <w:pStyle w:val="Compact"/>
-              <w:jc w:val="left"/>
-            </w:pPr>
-            <w:r>
-              <w:rPr>
-                <w:rStyle w:val="VerbatimChar"/>
-              </w:rPr>
-              <w:t xml:space="preserve">FB2-SAF-FSR-000001</w:t>
-            </w:r>
-            <w:r>
-              <w:t xml:space="preserve"> </w:t>
-            </w:r>
-            <w:r>
-              <w:t xml:space="preserve">(</w:t>
-            </w:r>
-            <w:r>
-              <w:rPr>
-                <w:rStyle w:val="VerbatimChar"/>
-              </w:rPr>
-              <w:t xml:space="preserve">FB2-LNK-SAF-000008</w:t>
-            </w:r>
-            <w:r>
-              <w:t xml:space="preserve">)</w:t>
-            </w:r>
-          </w:p>
-        </w:tc>
-        <w:tc>
-          <w:tcPr/>
-          <w:p>
-            <w:pPr>
-              <w:pStyle w:val="Compact"/>
-              <w:jc w:val="left"/>
-            </w:pPr>
-            <w:r>
-              <w:rPr>
-                <w:rStyle w:val="VerbatimChar"/>
-              </w:rPr>
-              <w:t xml:space="preserve">FB2-VER-TMS-000003</w:t>
-            </w:r>
-            <w:r>
-              <w:t xml:space="preserve"> </w:t>
-            </w:r>
-            <w:r>
-              <w:t xml:space="preserve">(</w:t>
-            </w:r>
-            <w:r>
-              <w:rPr>
-                <w:rStyle w:val="VerbatimChar"/>
-              </w:rPr>
-              <w:t xml:space="preserve">FB2-LNK-SAF-000021</w:t>
-            </w:r>
-            <w:r>
-              <w:t xml:space="preserve">,</w:t>
-            </w:r>
-            <w:r>
-              <w:t xml:space="preserve"> </w:t>
-            </w:r>
-            <w:r>
-              <w:rPr>
-                <w:rStyle w:val="VerbatimChar"/>
-              </w:rPr>
-              <w:t xml:space="preserve">FB2-LNK-SAF-000022</w:t>
-            </w:r>
-            <w:r>
-              <w:t xml:space="preserve">)</w:t>
-            </w:r>
-          </w:p>
-        </w:tc>
-        <w:tc>
-          <w:tcPr/>
-          <w:p>
-            <w:pPr>
-              <w:pStyle w:val="Compact"/>
-              <w:jc w:val="left"/>
-            </w:pPr>
-            <w:r>
-              <w:t xml:space="preserve">none recorded</w:t>
-            </w:r>
-          </w:p>
-        </w:tc>
-      </w:tr>
-      <w:tr>
-        <w:tc>
-          <w:tcPr/>
-          <w:p>
-            <w:pPr>
-              <w:pStyle w:val="Compact"/>
-              <w:jc w:val="left"/>
-            </w:pPr>
-            <w:r>
-              <w:rPr>
-                <w:rStyle w:val="VerbatimChar"/>
-              </w:rPr>
-              <w:t xml:space="preserve">FB2-SW-SWR-000002</w:t>
-            </w:r>
-          </w:p>
-        </w:tc>
-        <w:tc>
-          <w:tcPr/>
-          <w:p>
-            <w:pPr>
-              <w:pStyle w:val="Compact"/>
-              <w:jc w:val="left"/>
-            </w:pPr>
-            <w:r>
-              <w:rPr>
-                <w:rStyle w:val="VerbatimChar"/>
-              </w:rPr>
-              <w:t xml:space="preserve">FB2-SAF-FSR-000002</w:t>
-            </w:r>
-            <w:r>
-              <w:t xml:space="preserve"> </w:t>
-            </w:r>
-            <w:r>
-              <w:t xml:space="preserve">(</w:t>
-            </w:r>
-            <w:r>
-              <w:rPr>
-                <w:rStyle w:val="VerbatimChar"/>
-              </w:rPr>
-              <w:t xml:space="preserve">FB2-LNK-SAF-000009</w:t>
-            </w:r>
-            <w:r>
-              <w:t xml:space="preserve">)</w:t>
-            </w:r>
-          </w:p>
-        </w:tc>
-        <w:tc>
-          <w:tcPr/>
-          <w:p>
-            <w:pPr>
-              <w:pStyle w:val="Compact"/>
-              <w:jc w:val="left"/>
-            </w:pPr>
-            <w:r>
-              <w:rPr>
-                <w:rStyle w:val="VerbatimChar"/>
-              </w:rPr>
-              <w:t xml:space="preserve">FB2-VER-TMS-000001</w:t>
-            </w:r>
-            <w:r>
-              <w:t xml:space="preserve"> </w:t>
-            </w:r>
-            <w:r>
-              <w:t xml:space="preserve">(</w:t>
-            </w:r>
-            <w:r>
-              <w:rPr>
-                <w:rStyle w:val="VerbatimChar"/>
-              </w:rPr>
-              <w:t xml:space="preserve">FB2-LNK-SAF-000014</w:t>
-            </w:r>
-            <w:r>
-              <w:t xml:space="preserve">,</w:t>
-            </w:r>
-            <w:r>
-              <w:t xml:space="preserve"> </w:t>
-            </w:r>
-            <w:r>
-              <w:rPr>
-                <w:rStyle w:val="VerbatimChar"/>
-              </w:rPr>
-              <w:t xml:space="preserve">FB2-LNK-SAF-000015</w:t>
-            </w:r>
-            <w:r>
-              <w:t xml:space="preserve">)</w:t>
-            </w:r>
-          </w:p>
-        </w:tc>
-        <w:tc>
-          <w:tcPr/>
-          <w:p>
-            <w:pPr>
-              <w:pStyle w:val="Compact"/>
-              <w:jc w:val="left"/>
-            </w:pPr>
-            <w:r>
-              <w:rPr>
-                <w:rStyle w:val="VerbatimChar"/>
-              </w:rPr>
-              <w:t xml:space="preserve">FB2-VER-EXE-000001</w:t>
-            </w:r>
-            <w:r>
-              <w:t xml:space="preserve"> </w:t>
-            </w:r>
-            <w:r>
-              <w:t xml:space="preserve">(</w:t>
-            </w:r>
-            <w:r>
-              <w:rPr>
-                <w:rStyle w:val="VerbatimChar"/>
-              </w:rPr>
-              <w:t xml:space="preserve">FB2-LNK-SAF-000018</w:t>
-            </w:r>
-            <w:r>
-              <w:t xml:space="preserve">),</w:t>
-            </w:r>
-            <w:r>
-              <w:t xml:space="preserve"> </w:t>
-            </w:r>
-            <w:r>
-              <w:rPr>
-                <w:rStyle w:val="VerbatimChar"/>
-              </w:rPr>
-              <w:t xml:space="preserve">actual_host_run</w:t>
-            </w:r>
-            <w:r>
-              <w:t xml:space="preserve">,</w:t>
-            </w:r>
-            <w:r>
-              <w:t xml:space="preserve"> </w:t>
-            </w:r>
-            <w:r>
-              <w:rPr>
-                <w:rStyle w:val="VerbatimChar"/>
-              </w:rPr>
-              <w:t xml:space="preserve">pass</w:t>
-            </w:r>
-            <w:r>
-              <w:t xml:space="preserve"> </w:t>
-            </w:r>
-            <w:r>
-              <w:t xml:space="preserve">— log/coverage hashes are</w:t>
-            </w:r>
-            <w:r>
-              <w:t xml:space="preserve"> </w:t>
-            </w:r>
-            <w:r>
-              <w:rPr>
-                <w:rStyle w:val="VerbatimChar"/>
-              </w:rPr>
-              <w:t xml:space="preserve">sha256:placeholder</w:t>
-            </w:r>
-            <w:r>
-              <w:t xml:space="preserve">,</w:t>
-            </w:r>
-            <w:r>
-              <w:t xml:space="preserve"> </w:t>
-            </w:r>
-            <w:r>
-              <w:rPr>
-                <w:rStyle w:val="VerbatimChar"/>
-              </w:rPr>
-              <w:t xml:space="preserve">output_hashes</w:t>
-            </w:r>
-            <w:r>
-              <w:t xml:space="preserve"> </w:t>
-            </w:r>
-            <w:r>
-              <w:t xml:space="preserve">empty, per-run logs not retained</w:t>
-            </w:r>
-          </w:p>
-        </w:tc>
-      </w:tr>
-      <w:tr>
-        <w:tc>
-          <w:tcPr/>
-          <w:p>
-            <w:pPr>
-              <w:pStyle w:val="Compact"/>
-              <w:jc w:val="left"/>
-            </w:pPr>
-            <w:r>
-              <w:rPr>
-                <w:rStyle w:val="VerbatimChar"/>
-              </w:rPr>
-              <w:t xml:space="preserve">FB2-SW-SWR-000003</w:t>
-            </w:r>
-          </w:p>
-        </w:tc>
-        <w:tc>
-          <w:tcPr/>
-          <w:p>
-            <w:pPr>
-              <w:pStyle w:val="Compact"/>
-              <w:jc w:val="left"/>
-            </w:pPr>
-            <w:r>
-              <w:rPr>
-                <w:rStyle w:val="VerbatimChar"/>
-              </w:rPr>
-              <w:t xml:space="preserve">FB2-SAF-FSR-000003</w:t>
-            </w:r>
-            <w:r>
-              <w:t xml:space="preserve"> </w:t>
-            </w:r>
-            <w:r>
-              <w:t xml:space="preserve">(</w:t>
-            </w:r>
-            <w:r>
-              <w:rPr>
-                <w:rStyle w:val="VerbatimChar"/>
-              </w:rPr>
-              <w:t xml:space="preserve">FB2-LNK-SAF-000010</w:t>
-            </w:r>
-            <w:r>
-              <w:t xml:space="preserve">)</w:t>
-            </w:r>
-          </w:p>
-        </w:tc>
-        <w:tc>
-          <w:tcPr/>
-          <w:p>
-            <w:pPr>
-              <w:pStyle w:val="Compact"/>
-              <w:jc w:val="left"/>
-            </w:pPr>
-            <w:r>
-              <w:rPr>
-                <w:rStyle w:val="VerbatimChar"/>
-              </w:rPr>
-              <w:t xml:space="preserve">FB2-VER-TMS-000002</w:t>
-            </w:r>
-            <w:r>
-              <w:t xml:space="preserve"> </w:t>
-            </w:r>
-            <w:r>
-              <w:t xml:space="preserve">(</w:t>
-            </w:r>
-            <w:r>
-              <w:rPr>
-                <w:rStyle w:val="VerbatimChar"/>
-              </w:rPr>
-              <w:t xml:space="preserve">FB2-LNK-SAF-000016</w:t>
-            </w:r>
-            <w:r>
-              <w:t xml:space="preserve">,</w:t>
-            </w:r>
-            <w:r>
-              <w:t xml:space="preserve"> </w:t>
-            </w:r>
-            <w:r>
-              <w:rPr>
-                <w:rStyle w:val="VerbatimChar"/>
-              </w:rPr>
-              <w:t xml:space="preserve">FB2-LNK-SAF-000017</w:t>
-            </w:r>
-            <w:r>
-              <w:t xml:space="preserve">)</w:t>
-            </w:r>
-          </w:p>
-        </w:tc>
-        <w:tc>
-          <w:tcPr/>
-          <w:p>
-            <w:pPr>
-              <w:pStyle w:val="Compact"/>
-              <w:jc w:val="left"/>
-            </w:pPr>
-            <w:r>
-              <w:t xml:space="preserve">none recorded</w:t>
-            </w:r>
-          </w:p>
-        </w:tc>
-      </w:tr>
-      <w:tr>
-        <w:tc>
-          <w:tcPr/>
-          <w:p>
-            <w:pPr>
-              <w:pStyle w:val="Compact"/>
-              <w:jc w:val="left"/>
-            </w:pPr>
-            <w:r>
-              <w:rPr>
-                <w:rStyle w:val="VerbatimChar"/>
-              </w:rPr>
-              <w:t xml:space="preserve">FB2-HW-TSR-000001</w:t>
-            </w:r>
-            <w:r>
-              <w:t xml:space="preserve"> </w:t>
-            </w:r>
-            <w:r>
-              <w:t xml:space="preserve">/</w:t>
-            </w:r>
-            <w:r>
-              <w:t xml:space="preserve"> </w:t>
-            </w:r>
-            <w:r>
-              <w:rPr>
-                <w:rStyle w:val="VerbatimChar"/>
-              </w:rPr>
-              <w:t xml:space="preserve">FB2-HW-TSR-000002</w:t>
-            </w:r>
-          </w:p>
-        </w:tc>
-        <w:tc>
-          <w:tcPr/>
-          <w:p>
-            <w:pPr>
-              <w:pStyle w:val="Compact"/>
-              <w:jc w:val="left"/>
-            </w:pPr>
-            <w:r>
-              <w:rPr>
-                <w:rStyle w:val="VerbatimChar"/>
-              </w:rPr>
-              <w:t xml:space="preserve">FB2-SAF-FSR-000001</w:t>
-            </w:r>
-            <w:r>
-              <w:t xml:space="preserve"> </w:t>
-            </w:r>
-            <w:r>
-              <w:t xml:space="preserve">(</w:t>
-            </w:r>
-            <w:r>
-              <w:rPr>
-                <w:rStyle w:val="VerbatimChar"/>
-              </w:rPr>
-              <w:t xml:space="preserve">FB2-LNK-SAF-000005</w:t>
-            </w:r>
-            <w:r>
-              <w:t xml:space="preserve">,</w:t>
-            </w:r>
-            <w:r>
-              <w:t xml:space="preserve"> </w:t>
-            </w:r>
-            <w:r>
-              <w:rPr>
-                <w:rStyle w:val="VerbatimChar"/>
-              </w:rPr>
-              <w:t xml:space="preserve">FB2-LNK-SAF-000006</w:t>
-            </w:r>
-            <w:r>
-              <w:t xml:space="preserve">)</w:t>
-            </w:r>
-          </w:p>
-        </w:tc>
-        <w:tc>
-          <w:tcPr/>
-          <w:p>
-            <w:pPr>
-              <w:pStyle w:val="Compact"/>
-              <w:jc w:val="left"/>
-            </w:pPr>
-            <w:r>
-              <w:rPr>
-                <w:rStyle w:val="VerbatimChar"/>
-              </w:rPr>
-              <w:t xml:space="preserve">FB2-VER-TMS-000004</w:t>
-            </w:r>
-            <w:r>
-              <w:t xml:space="preserve"> </w:t>
-            </w:r>
-            <w:r>
-              <w:t xml:space="preserve">(</w:t>
-            </w:r>
-            <w:r>
-              <w:rPr>
-                <w:rStyle w:val="VerbatimChar"/>
-              </w:rPr>
-              <w:t xml:space="preserve">FB2-LNK-SAF-000023</w:t>
-            </w:r>
-            <w:r>
-              <w:t xml:space="preserve">,</w:t>
-            </w:r>
-            <w:r>
-              <w:t xml:space="preserve"> </w:t>
-            </w:r>
-            <w:r>
-              <w:rPr>
-                <w:rStyle w:val="VerbatimChar"/>
-              </w:rPr>
-              <w:t xml:space="preserve">FB2-LNK-SAF-000024</w:t>
-            </w:r>
-            <w:r>
-              <w:t xml:space="preserve">)</w:t>
-            </w:r>
-          </w:p>
-        </w:tc>
-        <w:tc>
-          <w:tcPr/>
-          <w:p>
-            <w:pPr>
-              <w:pStyle w:val="Compact"/>
-              <w:jc w:val="left"/>
-            </w:pPr>
-            <w:r>
-              <w:t xml:space="preserve">none recorded</w:t>
-            </w:r>
-          </w:p>
-        </w:tc>
-      </w:tr>
-      <w:tr>
-        <w:tc>
-          <w:tcPr/>
-          <w:p>
-            <w:pPr>
-              <w:pStyle w:val="Compact"/>
-              <w:jc w:val="left"/>
-            </w:pPr>
-            <w:r>
-              <w:rPr>
-                <w:rStyle w:val="VerbatimChar"/>
-              </w:rPr>
-              <w:t xml:space="preserve">FB2-HW-TSR-000003</w:t>
-            </w:r>
-          </w:p>
-        </w:tc>
-        <w:tc>
-          <w:tcPr/>
-          <w:p>
-            <w:pPr>
-              <w:pStyle w:val="Compact"/>
-              <w:jc w:val="left"/>
-            </w:pPr>
-            <w:r>
-              <w:rPr>
-                <w:rStyle w:val="VerbatimChar"/>
-              </w:rPr>
-              <w:t xml:space="preserve">FB2-SAF-FSR-000003</w:t>
-            </w:r>
-            <w:r>
-              <w:t xml:space="preserve"> </w:t>
-            </w:r>
-            <w:r>
-              <w:t xml:space="preserve">(</w:t>
-            </w:r>
-            <w:r>
-              <w:rPr>
-                <w:rStyle w:val="VerbatimChar"/>
-              </w:rPr>
-              <w:t xml:space="preserve">FB2-LNK-SAF-000007</w:t>
-            </w:r>
-            <w:r>
-              <w:t xml:space="preserve">)</w:t>
-            </w:r>
-          </w:p>
-        </w:tc>
-        <w:tc>
-          <w:tcPr/>
-          <w:p>
-            <w:pPr>
-              <w:pStyle w:val="Compact"/>
-              <w:jc w:val="left"/>
-            </w:pPr>
-            <w:r>
-              <w:rPr>
-                <w:rStyle w:val="VerbatimChar"/>
-              </w:rPr>
-              <w:t xml:space="preserve">FB2-VER-TMS-000005</w:t>
-            </w:r>
-            <w:r>
-              <w:t xml:space="preserve"> </w:t>
-            </w:r>
-            <w:r>
-              <w:t xml:space="preserve">(</w:t>
-            </w:r>
-            <w:r>
-              <w:rPr>
-                <w:rStyle w:val="VerbatimChar"/>
-              </w:rPr>
-              <w:t xml:space="preserve">FB2-LNK-SAF-000025</w:t>
-            </w:r>
-            <w:r>
-              <w:t xml:space="preserve">)</w:t>
-            </w:r>
-          </w:p>
-        </w:tc>
-        <w:tc>
-          <w:tcPr/>
-          <w:p>
-            <w:pPr>
-              <w:pStyle w:val="Compact"/>
-              <w:jc w:val="left"/>
-            </w:pPr>
-            <w:r>
-              <w:t xml:space="preserve">none recorded</w:t>
-            </w:r>
-          </w:p>
-        </w:tc>
-      </w:tr>
-    </w:tbl>
-    <w:bookmarkEnd w:id="48"/>
-    <w:bookmarkStart w:id="49" w:name="X7f7c1dc136b53ebff937497e3642b8ed21ce4e8"/>
-    <w:p>
-      <w:pPr>
-        <w:pStyle w:val="Heading3"/>
-      </w:pPr>
-      <w:r>
-        <w:t xml:space="preserve">Profile:</w:t>
-      </w:r>
-      <w:r>
-        <w:t xml:space="preserve"> </w:t>
-      </w:r>
-      <w:r>
-        <w:rPr>
-          <w:rStyle w:val="VerbatimChar"/>
-        </w:rPr>
-        <w:t xml:space="preserve">synthetic_reference</w:t>
-      </w:r>
-      <w:r>
-        <w:t xml:space="preserve"> </w:t>
-      </w:r>
-      <w:r>
-        <w:t xml:space="preserve">(test measures</w:t>
-      </w:r>
-      <w:r>
-        <w:t xml:space="preserve"> </w:t>
-      </w:r>
-      <w:r>
-        <w:rPr>
-          <w:rStyle w:val="VerbatimChar"/>
-        </w:rPr>
-        <w:t xml:space="preserve">synthetic_assumption</w:t>
-      </w:r>
-      <w:r>
-        <w:t xml:space="preserve">, executions</w:t>
-      </w:r>
-      <w:r>
-        <w:t xml:space="preserve"> </w:t>
-      </w:r>
-      <w:r>
-        <w:rPr>
-          <w:rStyle w:val="VerbatimChar"/>
-        </w:rPr>
-        <w:t xml:space="preserve">synthetic_fixture</w:t>
-      </w:r>
-      <w:r>
-        <w:t xml:space="preserve">)</w:t>
-      </w:r>
-    </w:p>
-    <w:tbl>
-      <w:tblPr>
-        <w:tblStyle w:val="Table"/>
-        <w:tblW w:type="pct" w:w="5000"/>
-        <w:jc w:val="left"/>
-        <w:tblLayout w:type="fixed"/>
-        <w:tblLook w:firstRow="1" w:lastRow="0" w:firstColumn="0" w:lastColumn="0" w:noHBand="0" w:noVBand="0" w:val="0020"/>
-      </w:tblPr>
-      <w:tblGrid>
-        <w:gridCol w:w="1980"/>
-        <w:gridCol w:w="1980"/>
-        <w:gridCol w:w="1980"/>
-        <w:gridCol w:w="1980"/>
-      </w:tblGrid>
-      <w:tr>
-        <w:trPr>
-          <w:tblHeader w:val="on"/>
-        </w:trPr>
-        <w:tc>
-          <w:tcPr/>
-          <w:p>
-            <w:pPr>
-              <w:pStyle w:val="Compact"/>
-              <w:jc w:val="left"/>
-            </w:pPr>
-            <w:r>
-              <w:t xml:space="preserve">SWR / TSR</w:t>
-            </w:r>
-          </w:p>
-        </w:tc>
-        <w:tc>
-          <w:tcPr/>
-          <w:p>
-            <w:pPr>
-              <w:pStyle w:val="Compact"/>
-              <w:jc w:val="left"/>
-            </w:pPr>
-            <w:r>
-              <w:t xml:space="preserve">Allocated to</w:t>
-            </w:r>
-          </w:p>
-        </w:tc>
-        <w:tc>
-          <w:tcPr/>
-          <w:p>
-            <w:pPr>
-              <w:pStyle w:val="Compact"/>
-              <w:jc w:val="left"/>
-            </w:pPr>
-            <w:r>
-              <w:t xml:space="preserve">Test measure (</w:t>
-            </w:r>
-            <w:r>
-              <w:rPr>
-                <w:rStyle w:val="VerbatimChar"/>
-              </w:rPr>
-              <w:t xml:space="preserve">verifies</w:t>
-            </w:r>
-            <w:r>
-              <w:t xml:space="preserve"> </w:t>
-            </w:r>
-            <w:r>
-              <w:t xml:space="preserve">links)</w:t>
-            </w:r>
-          </w:p>
-        </w:tc>
-        <w:tc>
-          <w:tcPr/>
-          <w:p>
-            <w:pPr>
-              <w:pStyle w:val="Compact"/>
-              <w:jc w:val="left"/>
-            </w:pPr>
-            <w:r>
-              <w:t xml:space="preserve">Execution record</w:t>
-            </w:r>
-          </w:p>
-        </w:tc>
-      </w:tr>
-      <w:tr>
-        <w:tc>
-          <w:tcPr/>
-          <w:p>
-            <w:pPr>
-              <w:pStyle w:val="Compact"/>
-              <w:jc w:val="left"/>
-            </w:pPr>
-            <w:r>
-              <w:rPr>
-                <w:rStyle w:val="VerbatimChar"/>
-              </w:rPr>
-              <w:t xml:space="preserve">FB2-SW-SWR-000001</w:t>
-            </w:r>
-          </w:p>
-        </w:tc>
-        <w:tc>
-          <w:tcPr/>
-          <w:p>
-            <w:pPr>
-              <w:pStyle w:val="Compact"/>
-              <w:jc w:val="left"/>
-            </w:pPr>
-            <w:r>
-              <w:rPr>
-                <w:rStyle w:val="VerbatimChar"/>
-              </w:rPr>
-              <w:t xml:space="preserve">FB2-SAF-FSR-000001</w:t>
-            </w:r>
-            <w:r>
-              <w:t xml:space="preserve"> </w:t>
-            </w:r>
-            <w:r>
-              <w:t xml:space="preserve">(</w:t>
-            </w:r>
-            <w:r>
-              <w:rPr>
-                <w:rStyle w:val="VerbatimChar"/>
-              </w:rPr>
-              <w:t xml:space="preserve">FB2-LNK-SAF-000008</w:t>
-            </w:r>
-            <w:r>
-              <w:t xml:space="preserve">)</w:t>
-            </w:r>
-          </w:p>
-        </w:tc>
-        <w:tc>
-          <w:tcPr/>
-          <w:p>
-            <w:pPr>
-              <w:pStyle w:val="Compact"/>
-              <w:jc w:val="left"/>
-            </w:pPr>
-            <w:r>
-              <w:rPr>
-                <w:rStyle w:val="VerbatimChar"/>
-              </w:rPr>
-              <w:t xml:space="preserve">FB2-VER-TMS-000003</w:t>
-            </w:r>
-            <w:r>
-              <w:t xml:space="preserve"> </w:t>
-            </w:r>
-            <w:r>
-              <w:t xml:space="preserve">(</w:t>
-            </w:r>
-            <w:r>
-              <w:rPr>
-                <w:rStyle w:val="VerbatimChar"/>
-              </w:rPr>
-              <w:t xml:space="preserve">FB2-LNK-SAF-000026</w:t>
-            </w:r>
-            <w:r>
-              <w:t xml:space="preserve">,</w:t>
-            </w:r>
-            <w:r>
-              <w:t xml:space="preserve"> </w:t>
-            </w:r>
-            <w:r>
-              <w:rPr>
-                <w:rStyle w:val="VerbatimChar"/>
-              </w:rPr>
-              <w:t xml:space="preserve">FB2-LNK-SAF-000027</w:t>
-            </w:r>
-            <w:r>
-              <w:t xml:space="preserve">, also</w:t>
-            </w:r>
-            <w:r>
-              <w:t xml:space="preserve"> </w:t>
-            </w:r>
-            <w:r>
-              <w:rPr>
-                <w:rStyle w:val="VerbatimChar"/>
-              </w:rPr>
-              <w:t xml:space="preserve">FB2-HW-TSR-000001</w:t>
-            </w:r>
-            <w:r>
-              <w:t xml:space="preserve"> </w:t>
-            </w:r>
-            <w:r>
-              <w:t xml:space="preserve">via</w:t>
-            </w:r>
-            <w:r>
-              <w:t xml:space="preserve"> </w:t>
-            </w:r>
-            <w:r>
-              <w:rPr>
-                <w:rStyle w:val="VerbatimChar"/>
-              </w:rPr>
-              <w:t xml:space="preserve">FB2-LNK-SAF-000028</w:t>
-            </w:r>
-            <w:r>
-              <w:t xml:space="preserve">)</w:t>
-            </w:r>
-          </w:p>
-        </w:tc>
-        <w:tc>
-          <w:tcPr/>
-          <w:p>
-            <w:pPr>
-              <w:pStyle w:val="Compact"/>
-              <w:jc w:val="left"/>
-            </w:pPr>
-            <w:r>
-              <w:rPr>
-                <w:rStyle w:val="VerbatimChar"/>
-              </w:rPr>
-              <w:t xml:space="preserve">FB2-VER-EXE-000003</w:t>
-            </w:r>
-            <w:r>
-              <w:t xml:space="preserve"> </w:t>
-            </w:r>
-            <w:r>
-              <w:t xml:space="preserve">(</w:t>
-            </w:r>
-            <w:r>
-              <w:rPr>
-                <w:rStyle w:val="VerbatimChar"/>
-              </w:rPr>
-              <w:t xml:space="preserve">FB2-LNK-SAF-000035</w:t>
-            </w:r>
-            <w:r>
-              <w:t xml:space="preserve">),</w:t>
-            </w:r>
-            <w:r>
-              <w:t xml:space="preserve"> </w:t>
-            </w:r>
-            <w:r>
-              <w:rPr>
-                <w:rStyle w:val="VerbatimChar"/>
-              </w:rPr>
-              <w:t xml:space="preserve">synthetic_fixture</w:t>
-            </w:r>
-            <w:r>
-              <w:t xml:space="preserve">,</w:t>
-            </w:r>
-            <w:r>
-              <w:t xml:space="preserve"> </w:t>
-            </w:r>
-            <w:r>
-              <w:rPr>
-                <w:rStyle w:val="VerbatimChar"/>
-              </w:rPr>
-              <w:t xml:space="preserve">pass</w:t>
-            </w:r>
-          </w:p>
-        </w:tc>
-      </w:tr>
-      <w:tr>
-        <w:tc>
-          <w:tcPr/>
-          <w:p>
-            <w:pPr>
-              <w:pStyle w:val="Compact"/>
-              <w:jc w:val="left"/>
-            </w:pPr>
-            <w:r>
-              <w:rPr>
-                <w:rStyle w:val="VerbatimChar"/>
-              </w:rPr>
-              <w:t xml:space="preserve">FB2-SW-SWR-000002</w:t>
-            </w:r>
-          </w:p>
-        </w:tc>
-        <w:tc>
-          <w:tcPr/>
-          <w:p>
-            <w:pPr>
-              <w:pStyle w:val="Compact"/>
-              <w:jc w:val="left"/>
-            </w:pPr>
-            <w:r>
-              <w:rPr>
-                <w:rStyle w:val="VerbatimChar"/>
-              </w:rPr>
-              <w:t xml:space="preserve">FB2-SAF-FSR-000002</w:t>
-            </w:r>
-            <w:r>
-              <w:t xml:space="preserve"> </w:t>
-            </w:r>
-            <w:r>
-              <w:t xml:space="preserve">(</w:t>
-            </w:r>
-            <w:r>
-              <w:rPr>
-                <w:rStyle w:val="VerbatimChar"/>
-              </w:rPr>
-              <w:t xml:space="preserve">FB2-LNK-SAF-000009</w:t>
-            </w:r>
-            <w:r>
-              <w:t xml:space="preserve">)</w:t>
-            </w:r>
-          </w:p>
-        </w:tc>
-        <w:tc>
-          <w:tcPr/>
-          <w:p>
-            <w:pPr>
-              <w:pStyle w:val="Compact"/>
-              <w:jc w:val="left"/>
-            </w:pPr>
-            <w:r>
-              <w:rPr>
-                <w:rStyle w:val="VerbatimChar"/>
-              </w:rPr>
-              <w:t xml:space="preserve">FB2-VER-TMS-000001</w:t>
-            </w:r>
-            <w:r>
-              <w:t xml:space="preserve"> </w:t>
-            </w:r>
-            <w:r>
-              <w:t xml:space="preserve">(</w:t>
-            </w:r>
-            <w:r>
-              <w:rPr>
-                <w:rStyle w:val="VerbatimChar"/>
-              </w:rPr>
-              <w:t xml:space="preserve">FB2-LNK-SAF-000022</w:t>
-            </w:r>
-            <w:r>
-              <w:t xml:space="preserve">,</w:t>
-            </w:r>
-            <w:r>
-              <w:t xml:space="preserve"> </w:t>
-            </w:r>
-            <w:r>
-              <w:rPr>
-                <w:rStyle w:val="VerbatimChar"/>
-              </w:rPr>
-              <w:t xml:space="preserve">FB2-LNK-SAF-000023</w:t>
-            </w:r>
-            <w:r>
-              <w:t xml:space="preserve">)</w:t>
-            </w:r>
-          </w:p>
-        </w:tc>
-        <w:tc>
-          <w:tcPr/>
-          <w:p>
-            <w:pPr>
-              <w:pStyle w:val="Compact"/>
-              <w:jc w:val="left"/>
-            </w:pPr>
-            <w:r>
-              <w:rPr>
-                <w:rStyle w:val="VerbatimChar"/>
-              </w:rPr>
-              <w:t xml:space="preserve">FB2-VER-EXE-000001</w:t>
-            </w:r>
-            <w:r>
-              <w:t xml:space="preserve"> </w:t>
-            </w:r>
-            <w:r>
-              <w:t xml:space="preserve">(</w:t>
-            </w:r>
-            <w:r>
-              <w:rPr>
-                <w:rStyle w:val="VerbatimChar"/>
-              </w:rPr>
-              <w:t xml:space="preserve">FB2-LNK-SAF-000033</w:t>
-            </w:r>
-            <w:r>
-              <w:t xml:space="preserve">),</w:t>
-            </w:r>
-            <w:r>
-              <w:t xml:space="preserve"> </w:t>
-            </w:r>
-            <w:r>
-              <w:rPr>
-                <w:rStyle w:val="VerbatimChar"/>
-              </w:rPr>
-              <w:t xml:space="preserve">synthetic_fixture</w:t>
-            </w:r>
-            <w:r>
-              <w:t xml:space="preserve">,</w:t>
-            </w:r>
-            <w:r>
-              <w:t xml:space="preserve"> </w:t>
-            </w:r>
-            <w:r>
-              <w:rPr>
-                <w:rStyle w:val="VerbatimChar"/>
-              </w:rPr>
-              <w:t xml:space="preserve">pass</w:t>
-            </w:r>
-          </w:p>
-        </w:tc>
-      </w:tr>
-      <w:tr>
-        <w:tc>
-          <w:tcPr/>
-          <w:p>
-            <w:pPr>
-              <w:pStyle w:val="Compact"/>
-              <w:jc w:val="left"/>
-            </w:pPr>
-            <w:r>
-              <w:rPr>
-                <w:rStyle w:val="VerbatimChar"/>
-              </w:rPr>
-              <w:t xml:space="preserve">FB2-SW-SWR-000003</w:t>
-            </w:r>
-          </w:p>
-        </w:tc>
-        <w:tc>
-          <w:tcPr/>
-          <w:p>
-            <w:pPr>
-              <w:pStyle w:val="Compact"/>
-              <w:jc w:val="left"/>
-            </w:pPr>
-            <w:r>
-              <w:rPr>
-                <w:rStyle w:val="VerbatimChar"/>
-              </w:rPr>
-              <w:t xml:space="preserve">FB2-SAF-FSR-000003</w:t>
-            </w:r>
-            <w:r>
-              <w:t xml:space="preserve"> </w:t>
-            </w:r>
-            <w:r>
-              <w:t xml:space="preserve">(</w:t>
-            </w:r>
-            <w:r>
-              <w:rPr>
-                <w:rStyle w:val="VerbatimChar"/>
-              </w:rPr>
-              <w:t xml:space="preserve">FB2-LNK-SAF-000010</w:t>
-            </w:r>
-            <w:r>
-              <w:t xml:space="preserve">)</w:t>
-            </w:r>
-          </w:p>
-        </w:tc>
-        <w:tc>
-          <w:tcPr/>
-          <w:p>
-            <w:pPr>
-              <w:pStyle w:val="Compact"/>
-              <w:jc w:val="left"/>
-            </w:pPr>
-            <w:r>
-              <w:rPr>
-                <w:rStyle w:val="VerbatimChar"/>
-              </w:rPr>
-              <w:t xml:space="preserve">FB2-VER-TMS-000002</w:t>
-            </w:r>
-            <w:r>
-              <w:t xml:space="preserve"> </w:t>
-            </w:r>
-            <w:r>
-              <w:t xml:space="preserve">(</w:t>
-            </w:r>
-            <w:r>
-              <w:rPr>
-                <w:rStyle w:val="VerbatimChar"/>
-              </w:rPr>
-              <w:t xml:space="preserve">FB2-LNK-SAF-000024</w:t>
-            </w:r>
-            <w:r>
-              <w:t xml:space="preserve">,</w:t>
-            </w:r>
-            <w:r>
-              <w:t xml:space="preserve"> </w:t>
-            </w:r>
-            <w:r>
-              <w:rPr>
-                <w:rStyle w:val="VerbatimChar"/>
-              </w:rPr>
-              <w:t xml:space="preserve">FB2-LNK-SAF-000025</w:t>
-            </w:r>
-            <w:r>
-              <w:t xml:space="preserve">)</w:t>
-            </w:r>
-          </w:p>
-        </w:tc>
-        <w:tc>
-          <w:tcPr/>
-          <w:p>
-            <w:pPr>
-              <w:pStyle w:val="Compact"/>
-              <w:jc w:val="left"/>
-            </w:pPr>
-            <w:r>
-              <w:rPr>
-                <w:rStyle w:val="VerbatimChar"/>
-              </w:rPr>
-              <w:t xml:space="preserve">FB2-VER-EXE-000002</w:t>
-            </w:r>
-            <w:r>
-              <w:t xml:space="preserve"> </w:t>
-            </w:r>
-            <w:r>
-              <w:t xml:space="preserve">(</w:t>
-            </w:r>
-            <w:r>
-              <w:rPr>
-                <w:rStyle w:val="VerbatimChar"/>
-              </w:rPr>
-              <w:t xml:space="preserve">FB2-LNK-SAF-000034</w:t>
-            </w:r>
-            <w:r>
-              <w:t xml:space="preserve">),</w:t>
-            </w:r>
-            <w:r>
-              <w:t xml:space="preserve"> </w:t>
-            </w:r>
-            <w:r>
-              <w:rPr>
-                <w:rStyle w:val="VerbatimChar"/>
-              </w:rPr>
-              <w:t xml:space="preserve">synthetic_fixture</w:t>
-            </w:r>
-            <w:r>
-              <w:t xml:space="preserve">,</w:t>
-            </w:r>
-            <w:r>
-              <w:t xml:space="preserve"> </w:t>
-            </w:r>
-            <w:r>
-              <w:rPr>
-                <w:rStyle w:val="VerbatimChar"/>
-              </w:rPr>
-              <w:t xml:space="preserve">pass</w:t>
-            </w:r>
-          </w:p>
-        </w:tc>
-      </w:tr>
-      <w:tr>
-        <w:tc>
-          <w:tcPr/>
-          <w:p>
-            <w:pPr>
-              <w:pStyle w:val="Compact"/>
-              <w:jc w:val="left"/>
-            </w:pPr>
-            <w:r>
-              <w:rPr>
-                <w:rStyle w:val="VerbatimChar"/>
-              </w:rPr>
-              <w:t xml:space="preserve">FB2-HW-TSR-000002</w:t>
-            </w:r>
-          </w:p>
-        </w:tc>
-        <w:tc>
-          <w:tcPr/>
-          <w:p>
-            <w:pPr>
-              <w:pStyle w:val="Compact"/>
-              <w:jc w:val="left"/>
-            </w:pPr>
-            <w:r>
-              <w:rPr>
-                <w:rStyle w:val="VerbatimChar"/>
-              </w:rPr>
-              <w:t xml:space="preserve">FB2-SAF-FSR-000001</w:t>
-            </w:r>
-            <w:r>
-              <w:t xml:space="preserve"> </w:t>
-            </w:r>
-            <w:r>
-              <w:t xml:space="preserve">(</w:t>
-            </w:r>
-            <w:r>
-              <w:rPr>
-                <w:rStyle w:val="VerbatimChar"/>
-              </w:rPr>
-              <w:t xml:space="preserve">FB2-LNK-SAF-000006</w:t>
-            </w:r>
-            <w:r>
-              <w:t xml:space="preserve">)</w:t>
-            </w:r>
-          </w:p>
-        </w:tc>
-        <w:tc>
-          <w:tcPr/>
-          <w:p>
-            <w:pPr>
-              <w:pStyle w:val="Compact"/>
-              <w:jc w:val="left"/>
-            </w:pPr>
-            <w:r>
-              <w:rPr>
-                <w:rStyle w:val="VerbatimChar"/>
-              </w:rPr>
-              <w:t xml:space="preserve">FB2-VER-TMS-000005</w:t>
-            </w:r>
-            <w:r>
-              <w:t xml:space="preserve"> </w:t>
-            </w:r>
-            <w:r>
-              <w:t xml:space="preserve">(</w:t>
-            </w:r>
-            <w:r>
-              <w:rPr>
-                <w:rStyle w:val="VerbatimChar"/>
-              </w:rPr>
-              <w:t xml:space="preserve">FB2-LNK-SAF-000031</w:t>
-            </w:r>
-            <w:r>
-              <w:t xml:space="preserve">)</w:t>
-            </w:r>
-          </w:p>
-        </w:tc>
-        <w:tc>
-          <w:tcPr/>
-          <w:p>
-            <w:pPr>
-              <w:pStyle w:val="Compact"/>
-              <w:jc w:val="left"/>
-            </w:pPr>
-            <w:r>
-              <w:rPr>
-                <w:rStyle w:val="VerbatimChar"/>
-              </w:rPr>
-              <w:t xml:space="preserve">FB2-VER-EXE-000005</w:t>
-            </w:r>
-            <w:r>
-              <w:t xml:space="preserve"> </w:t>
-            </w:r>
-            <w:r>
-              <w:t xml:space="preserve">(</w:t>
-            </w:r>
-            <w:r>
-              <w:rPr>
-                <w:rStyle w:val="VerbatimChar"/>
-              </w:rPr>
-              <w:t xml:space="preserve">FB2-LNK-SAF-000037</w:t>
-            </w:r>
-            <w:r>
-              <w:t xml:space="preserve">),</w:t>
-            </w:r>
-            <w:r>
-              <w:t xml:space="preserve"> </w:t>
-            </w:r>
-            <w:r>
-              <w:rPr>
-                <w:rStyle w:val="VerbatimChar"/>
-              </w:rPr>
-              <w:t xml:space="preserve">synthetic_fixture</w:t>
-            </w:r>
-            <w:r>
-              <w:t xml:space="preserve">,</w:t>
-            </w:r>
-            <w:r>
-              <w:t xml:space="preserve"> </w:t>
-            </w:r>
-            <w:r>
-              <w:rPr>
-                <w:rStyle w:val="VerbatimChar"/>
-              </w:rPr>
-              <w:t xml:space="preserve">pass</w:t>
-            </w:r>
-          </w:p>
-        </w:tc>
-      </w:tr>
-      <w:tr>
-        <w:tc>
-          <w:tcPr/>
-          <w:p>
-            <w:pPr>
-              <w:pStyle w:val="Compact"/>
-              <w:jc w:val="left"/>
-            </w:pPr>
-            <w:r>
-              <w:rPr>
-                <w:rStyle w:val="VerbatimChar"/>
-              </w:rPr>
-              <w:t xml:space="preserve">FB2-HW-TSR-000003</w:t>
-            </w:r>
-          </w:p>
-        </w:tc>
-        <w:tc>
-          <w:tcPr/>
-          <w:p>
-            <w:pPr>
-              <w:pStyle w:val="Compact"/>
-              <w:jc w:val="left"/>
-            </w:pPr>
-            <w:r>
-              <w:rPr>
-                <w:rStyle w:val="VerbatimChar"/>
-              </w:rPr>
-              <w:t xml:space="preserve">FB2-SAF-FSR-000003</w:t>
-            </w:r>
-            <w:r>
-              <w:t xml:space="preserve"> </w:t>
-            </w:r>
-            <w:r>
-              <w:t xml:space="preserve">(</w:t>
-            </w:r>
-            <w:r>
-              <w:rPr>
-                <w:rStyle w:val="VerbatimChar"/>
-              </w:rPr>
-              <w:t xml:space="preserve">FB2-LNK-SAF-000007</w:t>
-            </w:r>
-            <w:r>
-              <w:t xml:space="preserve">)</w:t>
-            </w:r>
-          </w:p>
-        </w:tc>
-        <w:tc>
-          <w:tcPr/>
-          <w:p>
-            <w:pPr>
-              <w:pStyle w:val="Compact"/>
-              <w:jc w:val="left"/>
-            </w:pPr>
-            <w:r>
-              <w:rPr>
-                <w:rStyle w:val="VerbatimChar"/>
-              </w:rPr>
-              <w:t xml:space="preserve">FB2-VER-TMS-000006</w:t>
-            </w:r>
-            <w:r>
-              <w:t xml:space="preserve"> </w:t>
-            </w:r>
-            <w:r>
-              <w:t xml:space="preserve">(</w:t>
-            </w:r>
-            <w:r>
-              <w:rPr>
-                <w:rStyle w:val="VerbatimChar"/>
-              </w:rPr>
-              <w:t xml:space="preserve">FB2-LNK-SAF-000032</w:t>
-            </w:r>
-            <w:r>
-              <w:t xml:space="preserve">)</w:t>
-            </w:r>
-          </w:p>
-        </w:tc>
-        <w:tc>
-          <w:tcPr/>
-          <w:p>
-            <w:pPr>
-              <w:pStyle w:val="Compact"/>
-              <w:jc w:val="left"/>
-            </w:pPr>
-            <w:r>
-              <w:rPr>
-                <w:rStyle w:val="VerbatimChar"/>
-              </w:rPr>
-              <w:t xml:space="preserve">FB2-VER-EXE-000006</w:t>
-            </w:r>
-            <w:r>
-              <w:t xml:space="preserve"> </w:t>
-            </w:r>
-            <w:r>
-              <w:t xml:space="preserve">(</w:t>
-            </w:r>
-            <w:r>
-              <w:rPr>
-                <w:rStyle w:val="VerbatimChar"/>
-              </w:rPr>
-              <w:t xml:space="preserve">FB2-LNK-SAF-000038</w:t>
-            </w:r>
-            <w:r>
-              <w:t xml:space="preserve">),</w:t>
-            </w:r>
-            <w:r>
-              <w:t xml:space="preserve"> </w:t>
-            </w:r>
-            <w:r>
-              <w:rPr>
-                <w:rStyle w:val="VerbatimChar"/>
-              </w:rPr>
-              <w:t xml:space="preserve">synthetic_fixture</w:t>
-            </w:r>
-            <w:r>
-              <w:t xml:space="preserve">,</w:t>
-            </w:r>
-            <w:r>
-              <w:t xml:space="preserve"> </w:t>
-            </w:r>
-            <w:r>
-              <w:rPr>
-                <w:rStyle w:val="VerbatimChar"/>
-              </w:rPr>
-              <w:t xml:space="preserve">pass</w:t>
-            </w:r>
-          </w:p>
-        </w:tc>
-      </w:tr>
-      <w:tr>
-        <w:tc>
-          <w:tcPr/>
-          <w:p>
-            <w:pPr>
-              <w:pStyle w:val="Compact"/>
-              <w:jc w:val="left"/>
-            </w:pPr>
-            <w:r>
-              <w:rPr>
-                <w:rStyle w:val="VerbatimChar"/>
-              </w:rPr>
-              <w:t xml:space="preserve">FB2-SAF-FSR-000004</w:t>
-            </w:r>
-            <w:r>
-              <w:t xml:space="preserve"> </w:t>
-            </w:r>
-            <w:r>
-              <w:t xml:space="preserve">/</w:t>
-            </w:r>
-            <w:r>
-              <w:t xml:space="preserve"> </w:t>
-            </w:r>
-            <w:r>
-              <w:rPr>
-                <w:rStyle w:val="VerbatimChar"/>
-              </w:rPr>
-              <w:t xml:space="preserve">FB2-HW-TSR-000004</w:t>
-            </w:r>
-          </w:p>
-        </w:tc>
-        <w:tc>
-          <w:tcPr/>
-          <w:p>
-            <w:pPr>
-              <w:pStyle w:val="Compact"/>
-              <w:jc w:val="left"/>
-            </w:pPr>
-            <w:r>
-              <w:t xml:space="preserve">refines</w:t>
-            </w:r>
-            <w:r>
-              <w:t xml:space="preserve"> </w:t>
-            </w:r>
-            <w:r>
-              <w:rPr>
-                <w:rStyle w:val="VerbatimChar"/>
-              </w:rPr>
-              <w:t xml:space="preserve">FB2-SAF-SGO-000001</w:t>
-            </w:r>
-            <w:r>
-              <w:t xml:space="preserve"> </w:t>
-            </w:r>
-            <w:r>
-              <w:t xml:space="preserve">(</w:t>
-            </w:r>
-            <w:r>
-              <w:rPr>
-                <w:rStyle w:val="VerbatimChar"/>
-              </w:rPr>
-              <w:t xml:space="preserve">FB2-LNK-SAF-000021</w:t>
-            </w:r>
-            <w:r>
-              <w:t xml:space="preserve">); TSR-004</w:t>
-            </w:r>
-            <w:r>
-              <w:t xml:space="preserve"> </w:t>
-            </w:r>
-            <w:r>
-              <w:rPr>
-                <w:rStyle w:val="VerbatimChar"/>
-              </w:rPr>
-              <w:t xml:space="preserve">allocated_to</w:t>
-            </w:r>
-            <w:r>
-              <w:t xml:space="preserve"> </w:t>
-            </w:r>
-            <w:r>
-              <w:t xml:space="preserve">FSR-004 (</w:t>
-            </w:r>
-            <w:r>
-              <w:rPr>
-                <w:rStyle w:val="VerbatimChar"/>
-              </w:rPr>
-              <w:t xml:space="preserve">FB2-LNK-SAF-000058</w:t>
-            </w:r>
-            <w:r>
-              <w:t xml:space="preserve">)</w:t>
-            </w:r>
-          </w:p>
-        </w:tc>
-        <w:tc>
-          <w:tcPr/>
-          <w:p>
-            <w:pPr>
-              <w:pStyle w:val="Compact"/>
-              <w:jc w:val="left"/>
-            </w:pPr>
-            <w:r>
-              <w:rPr>
-                <w:rStyle w:val="VerbatimChar"/>
-              </w:rPr>
-              <w:t xml:space="preserve">FB2-VER-TMS-000004</w:t>
-            </w:r>
-            <w:r>
-              <w:t xml:space="preserve"> </w:t>
-            </w:r>
-            <w:r>
-              <w:t xml:space="preserve">(</w:t>
-            </w:r>
-            <w:r>
-              <w:rPr>
-                <w:rStyle w:val="VerbatimChar"/>
-              </w:rPr>
-              <w:t xml:space="preserve">FB2-LNK-SAF-000029</w:t>
-            </w:r>
-            <w:r>
-              <w:t xml:space="preserve">,</w:t>
-            </w:r>
-            <w:r>
-              <w:t xml:space="preserve"> </w:t>
-            </w:r>
-            <w:r>
-              <w:rPr>
-                <w:rStyle w:val="VerbatimChar"/>
-              </w:rPr>
-              <w:t xml:space="preserve">FB2-LNK-SAF-000030</w:t>
-            </w:r>
-            <w:r>
-              <w:t xml:space="preserve">)</w:t>
-            </w:r>
-          </w:p>
-        </w:tc>
-        <w:tc>
-          <w:tcPr/>
-          <w:p>
-            <w:pPr>
-              <w:pStyle w:val="Compact"/>
-              <w:jc w:val="left"/>
-            </w:pPr>
-            <w:r>
-              <w:rPr>
-                <w:rStyle w:val="VerbatimChar"/>
-              </w:rPr>
-              <w:t xml:space="preserve">FB2-VER-EXE-000004</w:t>
-            </w:r>
-            <w:r>
-              <w:t xml:space="preserve"> </w:t>
-            </w:r>
-            <w:r>
-              <w:t xml:space="preserve">(</w:t>
-            </w:r>
-            <w:r>
-              <w:rPr>
-                <w:rStyle w:val="VerbatimChar"/>
-              </w:rPr>
-              <w:t xml:space="preserve">FB2-LNK-SAF-000036</w:t>
-            </w:r>
-            <w:r>
-              <w:t xml:space="preserve">),</w:t>
-            </w:r>
-            <w:r>
-              <w:t xml:space="preserve"> </w:t>
-            </w:r>
-            <w:r>
-              <w:rPr>
-                <w:rStyle w:val="VerbatimChar"/>
-              </w:rPr>
-              <w:t xml:space="preserve">synthetic_fixture</w:t>
-            </w:r>
-            <w:r>
-              <w:t xml:space="preserve">,</w:t>
-            </w:r>
-            <w:r>
-              <w:t xml:space="preserve"> </w:t>
-            </w:r>
-            <w:r>
-              <w:rPr>
-                <w:rStyle w:val="VerbatimChar"/>
-              </w:rPr>
-              <w:t xml:space="preserve">pass</w:t>
-            </w:r>
-          </w:p>
-        </w:tc>
-      </w:tr>
-    </w:tbl>
-    <w:bookmarkEnd w:id="49"/>
-    <w:bookmarkStart w:id="50" w:name="evidence-limits"/>
-    <w:p>
-      <w:pPr>
-        <w:pStyle w:val="Heading3"/>
-      </w:pPr>
-      <w:r>
-        <w:t xml:space="preserve">Evidence limits</w:t>
-      </w:r>
-    </w:p>
-    <w:p>
-      <w:pPr>
-        <w:pStyle w:val="Compact"/>
-        <w:numPr>
-          <w:ilvl w:val="0"/>
-          <w:numId w:val="1030"/>
-        </w:numPr>
-      </w:pPr>
-      <w:r>
-        <w:rPr>
-          <w:rStyle w:val="VerbatimChar"/>
-        </w:rPr>
-        <w:t xml:space="preserve">synthetic_fixture</w:t>
-      </w:r>
-      <w:r>
-        <w:t xml:space="preserve"> </w:t>
-      </w:r>
-      <w:r>
-        <w:rPr>
-          <w:rStyle w:val="VerbatimChar"/>
-        </w:rPr>
-        <w:t xml:space="preserve">pass</w:t>
-      </w:r>
-      <w:r>
-        <w:t xml:space="preserve"> </w:t>
-      </w:r>
-      <w:r>
-        <w:t xml:space="preserve">results demonstrate corpus structure, not independently verified test execution;</w:t>
-      </w:r>
-      <w:r>
-        <w:t xml:space="preserve"> </w:t>
-      </w:r>
-      <w:r>
-        <w:rPr>
-          <w:rStyle w:val="VerbatimChar"/>
-        </w:rPr>
-        <w:t xml:space="preserve">product_verification_credit</w:t>
-      </w:r>
-      <w:r>
-        <w:t xml:space="preserve"> </w:t>
-      </w:r>
-      <w:r>
-        <w:t xml:space="preserve">is</w:t>
-      </w:r>
-      <w:r>
-        <w:t xml:space="preserve"> </w:t>
-      </w:r>
-      <w:r>
-        <w:rPr>
-          <w:rStyle w:val="VerbatimChar"/>
-        </w:rPr>
-        <w:t xml:space="preserve">false</w:t>
-      </w:r>
-      <w:r>
-        <w:t xml:space="preserve"> </w:t>
-      </w:r>
-      <w:r>
-        <w:t xml:space="preserve">and</w:t>
-      </w:r>
-      <w:r>
-        <w:t xml:space="preserve"> </w:t>
-      </w:r>
-      <w:r>
-        <w:rPr>
-          <w:rStyle w:val="VerbatimChar"/>
-        </w:rPr>
-        <w:t xml:space="preserve">human_approval_status</w:t>
-      </w:r>
-      <w:r>
-        <w:t xml:space="preserve"> </w:t>
-      </w:r>
-      <w:r>
-        <w:t xml:space="preserve">is</w:t>
-      </w:r>
-      <w:r>
-        <w:t xml:space="preserve"> </w:t>
-      </w:r>
-      <w:r>
-        <w:rPr>
-          <w:rStyle w:val="VerbatimChar"/>
-        </w:rPr>
-        <w:t xml:space="preserve">pending</w:t>
-      </w:r>
-      <w:r>
-        <w:t xml:space="preserve"> </w:t>
-      </w:r>
-      <w:r>
-        <w:t xml:space="preserve">on these records.</w:t>
-      </w:r>
-    </w:p>
-    <w:p>
-      <w:pPr>
-        <w:pStyle w:val="Compact"/>
-        <w:numPr>
-          <w:ilvl w:val="0"/>
-          <w:numId w:val="1030"/>
-        </w:numPr>
-      </w:pPr>
-      <w:r>
-        <w:t xml:space="preserve">In</w:t>
-      </w:r>
-      <w:r>
-        <w:t xml:space="preserve"> </w:t>
-      </w:r>
-      <w:r>
-        <w:rPr>
-          <w:rStyle w:val="VerbatimChar"/>
-        </w:rPr>
-        <w:t xml:space="preserve">as_is</w:t>
-      </w:r>
-      <w:r>
-        <w:t xml:space="preserve">, only</w:t>
-      </w:r>
-      <w:r>
-        <w:t xml:space="preserve"> </w:t>
-      </w:r>
-      <w:r>
-        <w:rPr>
-          <w:rStyle w:val="VerbatimChar"/>
-        </w:rPr>
-        <w:t xml:space="preserve">FB2-VER-TMS-000001</w:t>
-      </w:r>
-      <w:r>
-        <w:t xml:space="preserve"> </w:t>
-      </w:r>
-      <w:r>
-        <w:t xml:space="preserve">has an execution record;</w:t>
-      </w:r>
-      <w:r>
-        <w:t xml:space="preserve"> </w:t>
-      </w:r>
-      <w:r>
-        <w:rPr>
-          <w:rStyle w:val="VerbatimChar"/>
-        </w:rPr>
-        <w:t xml:space="preserve">FB2-VER-TMS-000002</w:t>
-      </w:r>
-      <w:r>
-        <w:t xml:space="preserve"> </w:t>
-      </w:r>
-      <w:r>
-        <w:t xml:space="preserve">through</w:t>
-      </w:r>
-      <w:r>
-        <w:t xml:space="preserve"> </w:t>
-      </w:r>
-      <w:r>
-        <w:rPr>
-          <w:rStyle w:val="VerbatimChar"/>
-        </w:rPr>
-        <w:t xml:space="preserve">FB2-VER-TMS-000005</w:t>
-      </w:r>
-      <w:r>
-        <w:t xml:space="preserve"> </w:t>
-      </w:r>
-      <w:r>
-        <w:t xml:space="preserve">have no execution records — no execution credit is inferred for them. The single</w:t>
-      </w:r>
-      <w:r>
-        <w:t xml:space="preserve"> </w:t>
-      </w:r>
-      <w:r>
-        <w:rPr>
-          <w:rStyle w:val="VerbatimChar"/>
-        </w:rPr>
-        <w:t xml:space="preserve">actual_host_run</w:t>
-      </w:r>
-      <w:r>
-        <w:t xml:space="preserve"> </w:t>
-      </w:r>
-      <w:r>
-        <w:t xml:space="preserve">pass is not independently substantiated (placeholder hashes, empty</w:t>
-      </w:r>
-      <w:r>
-        <w:t xml:space="preserve"> </w:t>
-      </w:r>
-      <w:r>
-        <w:rPr>
-          <w:rStyle w:val="VerbatimChar"/>
-        </w:rPr>
-        <w:t xml:space="preserve">output_hashes</w:t>
-      </w:r>
-      <w:r>
-        <w:t xml:space="preserve">, no retained per-run logs).</w:t>
-      </w:r>
-    </w:p>
-    <w:p>
-      <w:r>
-        <w:pict>
-          <v:rect style="width:0;height:1.5pt" o:hralign="center" o:hrstd="t" o:hr="t"/>
-        </w:pict>
-      </w:r>
-    </w:p>
-    <w:p>
-      <w:pPr>
-        <w:pStyle w:val="FirstParagraph"/>
-      </w:pPr>
-      <w:r>
-        <w:rPr>
-          <w:i/>
-          <w:iCs/>
-        </w:rPr>
-        <w:t xml:space="preserve">Generated: 2026-09-13T15:17:46Z — auto-generated from the machine-verifiable corpus. Regenerate with</w:t>
-      </w:r>
-      <w:r>
-        <w:rPr>
-          <w:i/>
-          <w:iCs/>
-        </w:rPr>
-        <w:t xml:space="preserve"> </w:t>
-      </w:r>
-      <w:r>
-        <w:rPr>
-          <w:rStyle w:val="VerbatimChar"/>
-          <w:i/>
-          <w:iCs/>
-        </w:rPr>
-        <w:t xml:space="preserve">python3 docs/artifacts/tools/render_spec_documents.py</w:t>
-      </w:r>
-      <w:r>
-        <w:rPr>
-          <w:i/>
-          <w:iCs/>
-        </w:rPr>
-        <w:t xml:space="preserve">.</w:t>
-      </w:r>
-    </w:p>
-    <w:bookmarkEnd w:id="50"/>
-    <w:bookmarkEnd w:id="51"/>
-    <w:bookmarkEnd w:id="52"/>
     <w:sectPr/>
   </w:body>
 </w:document>
@@ -8851,15 +6017,6 @@
     <w:abstractNumId w:val="991"/>
   </w:num>
   <w:num w:numId="1027">
-    <w:abstractNumId w:val="991"/>
-  </w:num>
-  <w:num w:numId="1028">
-    <w:abstractNumId w:val="991"/>
-  </w:num>
-  <w:num w:numId="1029">
-    <w:abstractNumId w:val="991"/>
-  </w:num>
-  <w:num w:numId="1030">
     <w:abstractNumId w:val="991"/>
   </w:num>
 </w:numbering>

--- a/docs/artifacts/spec-documents/04-software-requirements-specification.docx
+++ b/docs/artifacts/spec-documents/04-software-requirements-specification.docx
@@ -316,7 +316,7 @@
               <w:jc w:val="left"/>
             </w:pPr>
             <w:r>
-              <w:t xml:space="preserve">2026-09-29T10:08:35Z</w:t>
+              <w:t xml:space="preserve">2026-09-29T12:17:43Z</w:t>
             </w:r>
           </w:p>
         </w:tc>
@@ -5724,7 +5724,7 @@
           <w:i/>
           <w:iCs/>
         </w:rPr>
-        <w:t xml:space="preserve">Generated: 2026-09-29T10:08:35Z — auto-generated from the machine-verifiable corpus. Regenerate with</w:t>
+        <w:t xml:space="preserve">Generated: 2026-09-29T12:17:43Z — auto-generated from the machine-verifiable corpus. Regenerate with</w:t>
       </w:r>
       <w:r>
         <w:rPr>

--- a/docs/artifacts/spec-documents/04-software-requirements-specification.docx
+++ b/docs/artifacts/spec-documents/04-software-requirements-specification.docx
@@ -316,7 +316,7 @@
               <w:jc w:val="left"/>
             </w:pPr>
             <w:r>
-              <w:t xml:space="preserve">2026-09-29T12:17:43Z</w:t>
+              <w:t xml:space="preserve">2026-09-29T14:03:49Z</w:t>
             </w:r>
           </w:p>
         </w:tc>
@@ -4736,7 +4736,7 @@
         <w:t xml:space="preserve">Rationale</w:t>
       </w:r>
       <w:r>
-        <w:t xml:space="preserve">: Contactor control and feedback monitoring must meet FSR-003 30 ms latency budget</w:t>
+        <w:t xml:space="preserve">: Contactor control and feedback monitoring must meet the FB2-SAF-FSR-000003 reaction budget: 5 ms coil command plus 30 ms mechanical opening (FB2-PRM-000005) reaches the mechanically open state 35 ms after the fault request, and 5 ms of auxiliary feedback confirmation completes the reaction 40 ms after it</w:t>
       </w:r>
     </w:p>
     <w:p>
@@ -4847,7 +4847,7 @@
         </w:numPr>
       </w:pPr>
       <w:r>
-        <w:t xml:space="preserve">Weld detection: Feedback mismatch detection time ≤ 100 ms</w:t>
+        <w:t xml:space="preserve">Weld detection: Feedback mismatch detection time. The criterion is the weld detection budget of the actuated path and is deliberately not the reaction budget of FB2-SAF-FSR-000003, which is 40 ms end to end; see find… ≤ 100 ms</w:t>
       </w:r>
     </w:p>
     <w:p>
@@ -5378,7 +5378,7 @@
         <w:t xml:space="preserve">Statement</w:t>
       </w:r>
       <w:r>
-        <w:t xml:space="preserve">: The BMS shall include an independent hardware voltage monitor (ASIL B) that continuously monitors cell voltages and can open HV contactors independently of the main MCU within 50 ms of overvoltage detection.</w:t>
+        <w:t xml:space="preserve">: The hardware shall realise the ASIL B overvoltage reaction as a discrete chain separate from the main measurement chain: every cell monitored by the main chain shall be divided by a dedicated divider network into a comparator that holds its own overvoltage threshold reference on a supply rail not shared with the main chain, and the comparator output shall drive a contactor driver stage whose command is not sourced from the main microcontroller. No divider, reference, comparator, driver or supply…</w:t>
       </w:r>
     </w:p>
     <w:p>
@@ -5397,7 +5397,7 @@
         <w:t xml:space="preserve">Rationale</w:t>
       </w:r>
       <w:r>
-        <w:t xml:space="preserve">: Provides freedom from interference for ASIL D safety goal; addresses timing budget violation in main path (115 ms &gt; 100 ms FTTI) by providing parallel safety channel</w:t>
+        <w:t xml:space="preserve">: Hardware realisation of the second barrier required by FB2-SAF-FSR-000004, decomposed at system level by FB2-SYS-SYR-000005 and allocated to element AR-005 of FB2-SAF-TSC-000001. Freedom from interference for the ASIL D cell-voltage goal rests on this chain sharing no measurement, reference, supply or command resource with the main chain: as allocated in FB2-SAF-SGO-000001 the main path is 85 ms o…</w:t>
       </w:r>
     </w:p>
     <w:p>
@@ -5484,7 +5484,7 @@
         </w:numPr>
       </w:pPr>
       <w:r>
-        <w:t xml:space="preserve">Independent detection latency: Time from overvoltage to contactor command ≤ 50 ms</w:t>
+        <w:t xml:space="preserve">Independent chain coverage: Cells in the pack that the main measurement chain monitors and that the independent divider network also measures, as a fraction of that monitored set ≤ 100 %</w:t>
       </w:r>
     </w:p>
     <w:p>
@@ -5496,7 +5496,7 @@
         </w:numPr>
       </w:pPr>
       <w:r>
-        <w:t xml:space="preserve">Independence: No shared MCU, power supply, or communication with main path ≤ 100% %</w:t>
+        <w:t xml:space="preserve">Independent chain detection latency: Time from the independent comparator’s threshold being exceeded to the contactor driver command at the coil ≤ 50 ms</w:t>
       </w:r>
     </w:p>
     <w:p>
@@ -5508,7 +5508,7 @@
         </w:numPr>
       </w:pPr>
       <w:r>
-        <w:t xml:space="preserve">Monitoring coverage: Cells monitored ≤ All cells (or representative subset &gt;= 50%) %</w:t>
+        <w:t xml:space="preserve">Supply-rail separation: Supply rails common to the independent chain and the main measurement chain ≤ 0 rails</w:t>
       </w:r>
     </w:p>
     <w:p>
@@ -5520,7 +5520,43 @@
         </w:numPr>
       </w:pPr>
       <w:r>
-        <w:t xml:space="preserve">Threshold accuracy: Overvoltage threshold accuracy ≤ 50 mV</w:t>
+        <w:t xml:space="preserve">Threshold-reference separation: Overvoltage threshold references common to the independent chain and the main chain ≤ 0 references</w:t>
+      </w:r>
+    </w:p>
+    <w:p>
+      <w:pPr>
+        <w:pStyle w:val="Compact"/>
+        <w:numPr>
+          <w:ilvl w:val="1"/>
+          <w:numId w:val="1026"/>
+        </w:numPr>
+      </w:pPr>
+      <w:r>
+        <w:t xml:space="preserve">Command-source separation: Contactor driver stages the independent chain can reach that are commanded from the main microcontroller ≤ 0 stages</w:t>
+      </w:r>
+    </w:p>
+    <w:p>
+      <w:pPr>
+        <w:pStyle w:val="Compact"/>
+        <w:numPr>
+          <w:ilvl w:val="1"/>
+          <w:numId w:val="1026"/>
+        </w:numPr>
+      </w:pPr>
+      <w:r>
+        <w:t xml:space="preserve">Overvoltage threshold accuracy: Difference between the overvoltage threshold realised by the independent comparator chain and the configured cell shutdown threshold ≤ 50 mV</w:t>
+      </w:r>
+    </w:p>
+    <w:p>
+      <w:pPr>
+        <w:pStyle w:val="Compact"/>
+        <w:numPr>
+          <w:ilvl w:val="1"/>
+          <w:numId w:val="1026"/>
+        </w:numPr>
+      </w:pPr>
+      <w:r>
+        <w:t xml:space="preserve">Independent chain diagnosability: Diagnosis entries raised per detected failure of the independent chain itself: supply rail out of range, threshold reference out of range, or self-test failure ≤ 1 entry per detected failure</w:t>
       </w:r>
     </w:p>
     <w:p>
@@ -5724,7 +5760,7 @@
           <w:i/>
           <w:iCs/>
         </w:rPr>
-        <w:t xml:space="preserve">Generated: 2026-09-29T12:17:43Z — auto-generated from the machine-verifiable corpus. Regenerate with</w:t>
+        <w:t xml:space="preserve">Generated: 2026-09-29T14:03:49Z — auto-generated from the machine-verifiable corpus. Regenerate with</w:t>
       </w:r>
       <w:r>
         <w:rPr>

--- a/docs/artifacts/spec-documents/04-software-requirements-specification.docx
+++ b/docs/artifacts/spec-documents/04-software-requirements-specification.docx
@@ -316,7 +316,7 @@
               <w:jc w:val="left"/>
             </w:pPr>
             <w:r>
-              <w:t xml:space="preserve">2026-09-29T14:03:49Z</w:t>
+              <w:t xml:space="preserve">2026-09-29T17:10:59Z</w:t>
             </w:r>
           </w:p>
         </w:tc>
@@ -5760,7 +5760,7 @@
           <w:i/>
           <w:iCs/>
         </w:rPr>
-        <w:t xml:space="preserve">Generated: 2026-09-29T14:03:49Z — auto-generated from the machine-verifiable corpus. Regenerate with</w:t>
+        <w:t xml:space="preserve">Generated: 2026-09-29T17:10:59Z — auto-generated from the machine-verifiable corpus. Regenerate with</w:t>
       </w:r>
       <w:r>
         <w:rPr>

--- a/docs/artifacts/spec-documents/04-software-requirements-specification.docx
+++ b/docs/artifacts/spec-documents/04-software-requirements-specification.docx
@@ -23,7 +23,7 @@
         <w:pStyle w:val="Date"/>
       </w:pPr>
       <w:r>
-        <w:t xml:space="preserve">2026-09-29</w:t>
+        <w:t xml:space="preserve">2026-09-30</w:t>
       </w:r>
     </w:p>
     <w:sdt>
@@ -316,7 +316,7 @@
               <w:jc w:val="left"/>
             </w:pPr>
             <w:r>
-              <w:t xml:space="preserve">2026-09-29T17:10:59Z</w:t>
+              <w:t xml:space="preserve">2026-09-30T01:21:29Z</w:t>
             </w:r>
           </w:p>
         </w:tc>
@@ -5760,7 +5760,7 @@
           <w:i/>
           <w:iCs/>
         </w:rPr>
-        <w:t xml:space="preserve">Generated: 2026-09-29T17:10:59Z — auto-generated from the machine-verifiable corpus. Regenerate with</w:t>
+        <w:t xml:space="preserve">Generated: 2026-09-30T01:21:29Z — auto-generated from the machine-verifiable corpus. Regenerate with</w:t>
       </w:r>
       <w:r>
         <w:rPr>

--- a/docs/artifacts/spec-documents/04-software-requirements-specification.docx
+++ b/docs/artifacts/spec-documents/04-software-requirements-specification.docx
@@ -23,7 +23,7 @@
         <w:pStyle w:val="Date"/>
       </w:pPr>
       <w:r>
-        <w:t xml:space="preserve">2026-09-30</w:t>
+        <w:t xml:space="preserve">2026-10-01</w:t>
       </w:r>
     </w:p>
     <w:sdt>
@@ -316,7 +316,7 @@
               <w:jc w:val="left"/>
             </w:pPr>
             <w:r>
-              <w:t xml:space="preserve">2026-09-30T01:21:29Z</w:t>
+              <w:t xml:space="preserve">2026-10-01T05:09:49Z</w:t>
             </w:r>
           </w:p>
         </w:tc>
@@ -2897,18 +2897,6 @@
         <w:rPr>
           <w:rStyle w:val="VerbatimChar"/>
         </w:rPr>
-        <w:t xml:space="preserve">FB2-SRC-COD-000007</w:t>
-      </w:r>
-      <w:r>
-        <w:t xml:space="preserve">,</w:t>
-      </w:r>
-      <w:r>
-        <w:t xml:space="preserve"> </w:t>
-      </w:r>
-      <w:r>
-        <w:rPr>
-          <w:rStyle w:val="VerbatimChar"/>
-        </w:rPr>
         <w:t xml:space="preserve">FB2-SRC-COD-000008</w:t>
       </w:r>
       <w:r>
@@ -3198,18 +3186,6 @@
       </w:r>
       <w:r>
         <w:t xml:space="preserve">:</w:t>
-      </w:r>
-      <w:r>
-        <w:t xml:space="preserve"> </w:t>
-      </w:r>
-      <w:r>
-        <w:rPr>
-          <w:rStyle w:val="VerbatimChar"/>
-        </w:rPr>
-        <w:t xml:space="preserve">FB2-SRC-COD-000007</w:t>
-      </w:r>
-      <w:r>
-        <w:t xml:space="preserve">,</w:t>
       </w:r>
       <w:r>
         <w:t xml:space="preserve"> </w:t>
@@ -4887,18 +4863,6 @@
         <w:rPr>
           <w:rStyle w:val="VerbatimChar"/>
         </w:rPr>
-        <w:t xml:space="preserve">FB2-SRC-COD-000007</w:t>
-      </w:r>
-      <w:r>
-        <w:t xml:space="preserve">,</w:t>
-      </w:r>
-      <w:r>
-        <w:t xml:space="preserve"> </w:t>
-      </w:r>
-      <w:r>
-        <w:rPr>
-          <w:rStyle w:val="VerbatimChar"/>
-        </w:rPr>
         <w:t xml:space="preserve">FB2-SRC-COD-000008</w:t>
       </w:r>
       <w:r>
@@ -5188,18 +5152,6 @@
       </w:r>
       <w:r>
         <w:t xml:space="preserve">:</w:t>
-      </w:r>
-      <w:r>
-        <w:t xml:space="preserve"> </w:t>
-      </w:r>
-      <w:r>
-        <w:rPr>
-          <w:rStyle w:val="VerbatimChar"/>
-        </w:rPr>
-        <w:t xml:space="preserve">FB2-SRC-COD-000007</w:t>
-      </w:r>
-      <w:r>
-        <w:t xml:space="preserve">,</w:t>
       </w:r>
       <w:r>
         <w:t xml:space="preserve"> </w:t>
@@ -5760,7 +5712,7 @@
           <w:i/>
           <w:iCs/>
         </w:rPr>
-        <w:t xml:space="preserve">Generated: 2026-09-30T01:21:29Z — auto-generated from the machine-verifiable corpus. Regenerate with</w:t>
+        <w:t xml:space="preserve">Generated: 2026-10-01T05:09:49Z — auto-generated from the machine-verifiable corpus. Regenerate with</w:t>
       </w:r>
       <w:r>
         <w:rPr>

--- a/docs/artifacts/spec-documents/04-software-requirements-specification.docx
+++ b/docs/artifacts/spec-documents/04-software-requirements-specification.docx
@@ -316,7 +316,7 @@
               <w:jc w:val="left"/>
             </w:pPr>
             <w:r>
-              <w:t xml:space="preserve">2026-10-01T05:09:49Z</w:t>
+              <w:t xml:space="preserve">2026-10-01T13:26:59Z</w:t>
             </w:r>
           </w:p>
         </w:tc>
@@ -5712,7 +5712,7 @@
           <w:i/>
           <w:iCs/>
         </w:rPr>
-        <w:t xml:space="preserve">Generated: 2026-10-01T05:09:49Z — auto-generated from the machine-verifiable corpus. Regenerate with</w:t>
+        <w:t xml:space="preserve">Generated: 2026-10-01T13:26:59Z — auto-generated from the machine-verifiable corpus. Regenerate with</w:t>
       </w:r>
       <w:r>
         <w:rPr>

--- a/docs/artifacts/spec-documents/04-software-requirements-specification.docx
+++ b/docs/artifacts/spec-documents/04-software-requirements-specification.docx
@@ -316,7 +316,7 @@
               <w:jc w:val="left"/>
             </w:pPr>
             <w:r>
-              <w:t xml:space="preserve">2026-10-01T13:26:59Z</w:t>
+              <w:t xml:space="preserve">2026-10-01T16:36:58Z</w:t>
             </w:r>
           </w:p>
         </w:tc>
@@ -5712,7 +5712,7 @@
           <w:i/>
           <w:iCs/>
         </w:rPr>
-        <w:t xml:space="preserve">Generated: 2026-10-01T13:26:59Z — auto-generated from the machine-verifiable corpus. Regenerate with</w:t>
+        <w:t xml:space="preserve">Generated: 2026-10-01T16:36:58Z — auto-generated from the machine-verifiable corpus. Regenerate with</w:t>
       </w:r>
       <w:r>
         <w:rPr>

--- a/docs/artifacts/spec-documents/04-software-requirements-specification.docx
+++ b/docs/artifacts/spec-documents/04-software-requirements-specification.docx
@@ -316,7 +316,7 @@
               <w:jc w:val="left"/>
             </w:pPr>
             <w:r>
-              <w:t xml:space="preserve">2026-10-01T16:36:58Z</w:t>
+              <w:t xml:space="preserve">2026-10-01T19:25:12Z</w:t>
             </w:r>
           </w:p>
         </w:tc>
@@ -5712,7 +5712,7 @@
           <w:i/>
           <w:iCs/>
         </w:rPr>
-        <w:t xml:space="preserve">Generated: 2026-10-01T16:36:58Z — auto-generated from the machine-verifiable corpus. Regenerate with</w:t>
+        <w:t xml:space="preserve">Generated: 2026-10-01T19:25:12Z — auto-generated from the machine-verifiable corpus. Regenerate with</w:t>
       </w:r>
       <w:r>
         <w:rPr>

--- a/docs/artifacts/spec-documents/04-software-requirements-specification.docx
+++ b/docs/artifacts/spec-documents/04-software-requirements-specification.docx
@@ -23,7 +23,7 @@
         <w:pStyle w:val="Date"/>
       </w:pPr>
       <w:r>
-        <w:t xml:space="preserve">2026-10-01</w:t>
+        <w:t xml:space="preserve">2026-10-02</w:t>
       </w:r>
     </w:p>
     <w:sdt>
@@ -316,7 +316,7 @@
               <w:jc w:val="left"/>
             </w:pPr>
             <w:r>
-              <w:t xml:space="preserve">2026-10-01T19:25:12Z</w:t>
+              <w:t xml:space="preserve">2026-10-02T01:21:37Z</w:t>
             </w:r>
           </w:p>
         </w:tc>
@@ -5712,7 +5712,7 @@
           <w:i/>
           <w:iCs/>
         </w:rPr>
-        <w:t xml:space="preserve">Generated: 2026-10-01T19:25:12Z — auto-generated from the machine-verifiable corpus. Regenerate with</w:t>
+        <w:t xml:space="preserve">Generated: 2026-10-02T01:21:37Z — auto-generated from the machine-verifiable corpus. Regenerate with</w:t>
       </w:r>
       <w:r>
         <w:rPr>

--- a/docs/artifacts/spec-documents/04-software-requirements-specification.docx
+++ b/docs/artifacts/spec-documents/04-software-requirements-specification.docx
@@ -23,7 +23,7 @@
         <w:pStyle w:val="Date"/>
       </w:pPr>
       <w:r>
-        <w:t xml:space="preserve">2026-10-02</w:t>
+        <w:t xml:space="preserve">2026-10-03</w:t>
       </w:r>
     </w:p>
     <w:sdt>
@@ -316,7 +316,7 @@
               <w:jc w:val="left"/>
             </w:pPr>
             <w:r>
-              <w:t xml:space="preserve">2026-10-02T01:21:37Z</w:t>
+              <w:t xml:space="preserve">2026-10-03T11:20:05Z</w:t>
             </w:r>
           </w:p>
         </w:tc>
@@ -5712,7 +5712,7 @@
           <w:i/>
           <w:iCs/>
         </w:rPr>
-        <w:t xml:space="preserve">Generated: 2026-10-02T01:21:37Z — auto-generated from the machine-verifiable corpus. Regenerate with</w:t>
+        <w:t xml:space="preserve">Generated: 2026-10-03T11:20:05Z — auto-generated from the machine-verifiable corpus. Regenerate with</w:t>
       </w:r>
       <w:r>
         <w:rPr>

--- a/docs/artifacts/spec-documents/04-software-requirements-specification.docx
+++ b/docs/artifacts/spec-documents/04-software-requirements-specification.docx
@@ -23,7 +23,7 @@
         <w:pStyle w:val="Date"/>
       </w:pPr>
       <w:r>
-        <w:t xml:space="preserve">2026-10-03</w:t>
+        <w:t xml:space="preserve">2026-10-04</w:t>
       </w:r>
     </w:p>
     <w:sdt>
@@ -316,7 +316,7 @@
               <w:jc w:val="left"/>
             </w:pPr>
             <w:r>
-              <w:t xml:space="preserve">2026-10-03T11:20:05Z</w:t>
+              <w:t xml:space="preserve">2026-10-04T00:17:01Z</w:t>
             </w:r>
           </w:p>
         </w:tc>
@@ -5712,7 +5712,7 @@
           <w:i/>
           <w:iCs/>
         </w:rPr>
-        <w:t xml:space="preserve">Generated: 2026-10-03T11:20:05Z — auto-generated from the machine-verifiable corpus. Regenerate with</w:t>
+        <w:t xml:space="preserve">Generated: 2026-10-04T00:17:01Z — auto-generated from the machine-verifiable corpus. Regenerate with</w:t>
       </w:r>
       <w:r>
         <w:rPr>
